--- a/docs/final/coursework-explanatory-note.docx
+++ b/docs/final/coursework-explanatory-note.docx
@@ -4,34 +4,89 @@
   <w:body>
     <w:p>
       <w:pPr>
-        <w:pStyle w:val="Title"/>
-        <w:jc w:val="center"/>
-      </w:pPr>
-      <w:r>
-        <w:t>Разработка автоматической диалоговой системы на основе языковой модели для анализа экономических новостей</w:t>
-      </w:r>
-    </w:p>
-    <w:p>
-      <w:pPr>
+        <w:ind w:firstLine="0"/>
         <w:jc w:val="center"/>
       </w:pPr>
       <w:r>
         <w:rPr>
           <w:b/>
         </w:rPr>
-        <w:t>Пояснительная записка к курсовой работе</w:t>
+        <w:t>Финансовый университет при Правительстве РФ</w:t>
+      </w:r>
+    </w:p>
+    <w:p/>
+    <w:p/>
+    <w:p/>
+    <w:p/>
+    <w:p/>
+    <w:p/>
+    <w:p/>
+    <w:p>
+      <w:pPr>
+        <w:ind w:firstLine="0"/>
+        <w:jc w:val="center"/>
+      </w:pPr>
+      <w:r>
+        <w:rPr>
+          <w:b/>
+        </w:rPr>
+        <w:t>КУРСОВАЯ РАБОТА</w:t>
       </w:r>
     </w:p>
     <w:p>
       <w:pPr>
+        <w:ind w:firstLine="0"/>
         <w:jc w:val="center"/>
       </w:pPr>
       <w:r>
-        <w:t>Студент: ____________________    Группа: ____________________</w:t>
+        <w:t>по дисциплине: ____________________</w:t>
+      </w:r>
+    </w:p>
+    <w:p>
+      <w:pPr>
+        <w:ind w:firstLine="0"/>
+        <w:jc w:val="center"/>
+      </w:pPr>
+      <w:r>
+        <w:rPr>
+          <w:b/>
+        </w:rPr>
+        <w:t>на тему: «Разработка автоматической диалоговой системы на основе языковой модели для анализа экономических новостей»</w:t>
+      </w:r>
+    </w:p>
+    <w:p/>
+    <w:p/>
+    <w:p/>
+    <w:p/>
+    <w:p/>
+    <w:p>
+      <w:pPr>
+        <w:ind w:firstLine="0"/>
+        <w:jc w:val="right"/>
+      </w:pPr>
+      <w:r>
+        <w:t>Выполнил: Прудиев Алексей Сергеевич</w:t>
+        <w:br/>
+        <w:t>Группа: ПМ23-4</w:t>
         <w:br/>
         <w:t>Руководитель: ____________________</w:t>
-        <w:br/>
-        <w:t>2026</w:t>
+      </w:r>
+    </w:p>
+    <w:p/>
+    <w:p/>
+    <w:p/>
+    <w:p/>
+    <w:p/>
+    <w:p/>
+    <w:p/>
+    <w:p/>
+    <w:p>
+      <w:pPr>
+        <w:ind w:firstLine="0"/>
+        <w:jc w:val="center"/>
+      </w:pPr>
+      <w:r>
+        <w:t>Москва, 2026</w:t>
       </w:r>
     </w:p>
     <w:p>
@@ -44,63 +99,98 @@
         <w:pStyle w:val="Heading1"/>
       </w:pPr>
       <w:r>
-        <w:t>Содержание</w:t>
+        <w:t>СОДЕРЖАНИЕ</w:t>
       </w:r>
     </w:p>
     <w:p>
       <w:pPr>
-        <w:pStyle w:val="ListNumber"/>
+        <w:spacing w:line="360" w:lineRule="auto" w:after="0"/>
+        <w:ind w:firstLine="0" w:left="425"/>
       </w:pPr>
       <w:r>
-        <w:t>Введение</w:t>
+        <w:rPr>
+          <w:rFonts w:ascii="Times New Roman" w:hAnsi="Times New Roman" w:cs="Times New Roman"/>
+          <w:sz w:val="28"/>
+        </w:rPr>
+        <w:t>1. Введение</w:t>
       </w:r>
     </w:p>
     <w:p>
       <w:pPr>
-        <w:pStyle w:val="ListNumber"/>
+        <w:spacing w:line="360" w:lineRule="auto" w:after="0"/>
+        <w:ind w:firstLine="0" w:left="425"/>
       </w:pPr>
       <w:r>
-        <w:t>Анализ предметной области</w:t>
+        <w:rPr>
+          <w:rFonts w:ascii="Times New Roman" w:hAnsi="Times New Roman" w:cs="Times New Roman"/>
+          <w:sz w:val="28"/>
+        </w:rPr>
+        <w:t>2. Анализ предметной области</w:t>
       </w:r>
     </w:p>
     <w:p>
       <w:pPr>
-        <w:pStyle w:val="ListNumber"/>
+        <w:spacing w:line="360" w:lineRule="auto" w:after="0"/>
+        <w:ind w:firstLine="0" w:left="425"/>
       </w:pPr>
       <w:r>
-        <w:t>Проектирование диалоговой системы</w:t>
+        <w:rPr>
+          <w:rFonts w:ascii="Times New Roman" w:hAnsi="Times New Roman" w:cs="Times New Roman"/>
+          <w:sz w:val="28"/>
+        </w:rPr>
+        <w:t>3. Проектирование диалоговой системы</w:t>
       </w:r>
     </w:p>
     <w:p>
       <w:pPr>
-        <w:pStyle w:val="ListNumber"/>
+        <w:spacing w:line="360" w:lineRule="auto" w:after="0"/>
+        <w:ind w:firstLine="0" w:left="425"/>
       </w:pPr>
       <w:r>
-        <w:t>Реализация программного проекта</w:t>
+        <w:rPr>
+          <w:rFonts w:ascii="Times New Roman" w:hAnsi="Times New Roman" w:cs="Times New Roman"/>
+          <w:sz w:val="28"/>
+        </w:rPr>
+        <w:t>4. Реализация программного проекта</w:t>
       </w:r>
     </w:p>
     <w:p>
       <w:pPr>
-        <w:pStyle w:val="ListNumber"/>
+        <w:spacing w:line="360" w:lineRule="auto" w:after="0"/>
+        <w:ind w:firstLine="0" w:left="425"/>
       </w:pPr>
       <w:r>
-        <w:t>Тестирование и демонстрация результатов</w:t>
+        <w:rPr>
+          <w:rFonts w:ascii="Times New Roman" w:hAnsi="Times New Roman" w:cs="Times New Roman"/>
+          <w:sz w:val="28"/>
+        </w:rPr>
+        <w:t>5. Тестирование и демонстрация результатов</w:t>
       </w:r>
     </w:p>
     <w:p>
       <w:pPr>
-        <w:pStyle w:val="ListNumber"/>
+        <w:spacing w:line="360" w:lineRule="auto" w:after="0"/>
+        <w:ind w:firstLine="0" w:left="425"/>
       </w:pPr>
       <w:r>
-        <w:t>Заключение</w:t>
+        <w:rPr>
+          <w:rFonts w:ascii="Times New Roman" w:hAnsi="Times New Roman" w:cs="Times New Roman"/>
+          <w:sz w:val="28"/>
+        </w:rPr>
+        <w:t>6. Заключение</w:t>
       </w:r>
     </w:p>
     <w:p>
       <w:pPr>
-        <w:pStyle w:val="ListNumber"/>
+        <w:spacing w:line="360" w:lineRule="auto" w:after="0"/>
+        <w:ind w:firstLine="0" w:left="425"/>
       </w:pPr>
       <w:r>
-        <w:t>Список использованных источников</w:t>
+        <w:rPr>
+          <w:rFonts w:ascii="Times New Roman" w:hAnsi="Times New Roman" w:cs="Times New Roman"/>
+          <w:sz w:val="28"/>
+        </w:rPr>
+        <w:t>7. Список использованных источников</w:t>
       </w:r>
     </w:p>
     <w:p>
@@ -108,7 +198,7 @@
         <w:pStyle w:val="Heading1"/>
       </w:pPr>
       <w:r>
-        <w:t>Введение</w:t>
+        <w:t>ВВЕДЕНИЕ</w:t>
       </w:r>
     </w:p>
     <w:p>
@@ -119,6 +209,11 @@
     <w:p>
       <w:r>
         <w:t>Автоматические диалоговые системы позволяют упростить работу с такими данными: пользователь формулирует вопрос естественным языком, а система находит релевантные источники, анализирует их и формирует краткий ответ.</w:t>
+      </w:r>
+    </w:p>
+    <w:p>
+      <w:r>
+        <w:t>Работа находится на стыке машинного обучения и backend-разработки. ML/NLP-часть отвечает за текстовое представление новостей, поиск релевантного контекста, классификацию влияния и подключение языковой модели. Инженерная часть отвечает за микросервисную архитектуру, асинхронную обработку, веб-интерфейс и воспроизводимый запуск.</w:t>
       </w:r>
     </w:p>
     <w:p>
@@ -138,66 +233,119 @@
     </w:p>
     <w:p>
       <w:pPr>
-        <w:pStyle w:val="ListNumber"/>
+        <w:spacing w:line="360" w:lineRule="auto" w:after="0"/>
+        <w:ind w:firstLine="0" w:left="425"/>
       </w:pPr>
       <w:r>
-        <w:t>Изучить предметную область анализа экономических новостей.</w:t>
+        <w:rPr>
+          <w:rFonts w:ascii="Times New Roman" w:hAnsi="Times New Roman" w:cs="Times New Roman"/>
+          <w:sz w:val="28"/>
+        </w:rPr>
+        <w:t>1. Изучить предметную область анализа экономических новостей.</w:t>
       </w:r>
     </w:p>
     <w:p>
       <w:pPr>
-        <w:pStyle w:val="ListNumber"/>
+        <w:spacing w:line="360" w:lineRule="auto" w:after="0"/>
+        <w:ind w:firstLine="0" w:left="425"/>
       </w:pPr>
       <w:r>
-        <w:t>Спроектировать микросервисную архитектуру диалоговой системы.</w:t>
+        <w:rPr>
+          <w:rFonts w:ascii="Times New Roman" w:hAnsi="Times New Roman" w:cs="Times New Roman"/>
+          <w:sz w:val="28"/>
+        </w:rPr>
+        <w:t>2. Определить ML/NLP pipeline: представление текста, поиск, классификация влияния и генерация ответа.</w:t>
       </w:r>
     </w:p>
     <w:p>
       <w:pPr>
-        <w:pStyle w:val="ListNumber"/>
+        <w:spacing w:line="360" w:lineRule="auto" w:after="0"/>
+        <w:ind w:firstLine="0" w:left="425"/>
       </w:pPr>
       <w:r>
-        <w:t>Реализовать сервис загрузки и индексации новостей.</w:t>
+        <w:rPr>
+          <w:rFonts w:ascii="Times New Roman" w:hAnsi="Times New Roman" w:cs="Times New Roman"/>
+          <w:sz w:val="28"/>
+        </w:rPr>
+        <w:t>3. Спроектировать микросервисную архитектуру диалоговой системы.</w:t>
       </w:r>
     </w:p>
     <w:p>
       <w:pPr>
-        <w:pStyle w:val="ListNumber"/>
+        <w:spacing w:line="360" w:lineRule="auto" w:after="0"/>
+        <w:ind w:firstLine="0" w:left="425"/>
       </w:pPr>
       <w:r>
-        <w:t>Реализовать сервис векторного поиска релевантных новостей.</w:t>
+        <w:rPr>
+          <w:rFonts w:ascii="Times New Roman" w:hAnsi="Times New Roman" w:cs="Times New Roman"/>
+          <w:sz w:val="28"/>
+        </w:rPr>
+        <w:t>4. Реализовать сервис загрузки и индексации новостей.</w:t>
       </w:r>
     </w:p>
     <w:p>
       <w:pPr>
-        <w:pStyle w:val="ListNumber"/>
+        <w:spacing w:line="360" w:lineRule="auto" w:after="0"/>
+        <w:ind w:firstLine="0" w:left="425"/>
       </w:pPr>
       <w:r>
-        <w:t>Реализовать сервис анализа влияния новости.</w:t>
+        <w:rPr>
+          <w:rFonts w:ascii="Times New Roman" w:hAnsi="Times New Roman" w:cs="Times New Roman"/>
+          <w:sz w:val="28"/>
+        </w:rPr>
+        <w:t>5. Реализовать сервис векторного поиска релевантных новостей.</w:t>
       </w:r>
     </w:p>
     <w:p>
       <w:pPr>
-        <w:pStyle w:val="ListNumber"/>
+        <w:spacing w:line="360" w:lineRule="auto" w:after="0"/>
+        <w:ind w:firstLine="0" w:left="425"/>
       </w:pPr>
       <w:r>
-        <w:t>Реализовать сервис генерации ответа с поддержкой языковой модели.</w:t>
+        <w:rPr>
+          <w:rFonts w:ascii="Times New Roman" w:hAnsi="Times New Roman" w:cs="Times New Roman"/>
+          <w:sz w:val="28"/>
+        </w:rPr>
+        <w:t>6. Реализовать сервис анализа влияния новости.</w:t>
       </w:r>
     </w:p>
     <w:p>
       <w:pPr>
-        <w:pStyle w:val="ListNumber"/>
+        <w:spacing w:line="360" w:lineRule="auto" w:after="0"/>
+        <w:ind w:firstLine="0" w:left="425"/>
       </w:pPr>
       <w:r>
-        <w:t>Реализовать веб-интерфейс для работы пользователя.</w:t>
+        <w:rPr>
+          <w:rFonts w:ascii="Times New Roman" w:hAnsi="Times New Roman" w:cs="Times New Roman"/>
+          <w:sz w:val="28"/>
+        </w:rPr>
+        <w:t>7. Реализовать сервис генерации ответа с поддержкой языковой модели.</w:t>
       </w:r>
     </w:p>
     <w:p>
       <w:pPr>
-        <w:pStyle w:val="ListNumber"/>
+        <w:spacing w:line="360" w:lineRule="auto" w:after="0"/>
+        <w:ind w:firstLine="0" w:left="425"/>
       </w:pPr>
       <w:r>
-        <w:t>Подготовить воспроизводимый сценарий запуска и проверки.</w:t>
+        <w:rPr>
+          <w:rFonts w:ascii="Times New Roman" w:hAnsi="Times New Roman" w:cs="Times New Roman"/>
+          <w:sz w:val="28"/>
+        </w:rPr>
+        <w:t>8. Реализовать веб-интерфейс для работы пользователя.</w:t>
+      </w:r>
+    </w:p>
+    <w:p>
+      <w:pPr>
+        <w:spacing w:line="360" w:lineRule="auto" w:after="0"/>
+        <w:ind w:firstLine="0" w:left="425"/>
+      </w:pPr>
+      <w:r>
+        <w:rPr>
+          <w:rFonts w:ascii="Times New Roman" w:hAnsi="Times New Roman" w:cs="Times New Roman"/>
+          <w:sz w:val="28"/>
+        </w:rPr>
+        <w:t>9. Подготовить воспроизводимый сценарий запуска и проверки.</w:t>
       </w:r>
     </w:p>
     <w:p>
@@ -205,7 +353,7 @@
         <w:pStyle w:val="Heading1"/>
       </w:pPr>
       <w:r>
-        <w:t>1. Анализ предметной области</w:t>
+        <w:t>1. АНАЛИЗ ПРЕДМЕТНОЙ ОБЛАСТИ</w:t>
       </w:r>
     </w:p>
     <w:p>
@@ -215,7 +363,12 @@
     </w:p>
     <w:p>
       <w:r>
-        <w:t>Для автоматического анализа новостей применяются методы обработки естественного языка. В рамках работы используются поиск релевантных документов, классификация влияния новости и генерация итогового ответа.</w:t>
+        <w:t>С точки зрения машинного обучения задача включает несколько подзадач обработки естественного языка: нормализацию и представление текста, поиск релевантных документов, классификацию влияния новости и генерацию итогового ответа. Поэтому система должна не только отдавать HTTP-ответ, но и выполнять понятный ML/NLP pipeline.</w:t>
+      </w:r>
+    </w:p>
+    <w:p>
+      <w:r>
+        <w:t>Для классификации влияния новости применяется воспроизводимый baseline tfidf-logreg. Такой подход хорошо подходит для учебной защиты: он объясним, быстро запускается локально и показывает связь между текстовыми признаками и итоговым классом влияния. В архитектуре также предусмотрены режимы на embeddings и небольшой transformer-модели.</w:t>
       </w:r>
     </w:p>
     <w:p>
@@ -223,12 +376,243 @@
         <w:t>Retrieval-подход позволяет сначала найти контекст, а затем формировать ответ на основе найденных документов. Это снижает риск абстрактного ответа и делает результат объяснимым для пользователя.</w:t>
       </w:r>
     </w:p>
+    <w:tbl>
+      <w:tblPr>
+        <w:tblStyle w:val="TableGrid"/>
+        <w:tblW w:type="auto" w:w="0"/>
+        <w:jc w:val="center"/>
+        <w:tblLook w:firstColumn="1" w:firstRow="1" w:lastColumn="0" w:lastRow="0" w:noHBand="0" w:noVBand="1" w:val="04A0"/>
+      </w:tblPr>
+      <w:tblGrid>
+        <w:gridCol w:w="4677"/>
+        <w:gridCol w:w="4677"/>
+      </w:tblGrid>
+      <w:tr>
+        <w:tc>
+          <w:tcPr>
+            <w:tcW w:type="dxa" w:w="4677"/>
+            <w:vAlign w:val="center"/>
+            <w:shd w:fill="E8EEF5"/>
+          </w:tcPr>
+          <w:p>
+            <w:r/>
+            <w:r>
+              <w:rPr>
+                <w:rFonts w:ascii="Times New Roman" w:hAnsi="Times New Roman" w:cs="Times New Roman"/>
+                <w:b/>
+                <w:sz w:val="24"/>
+              </w:rPr>
+              <w:t>ML/NLP-задача</w:t>
+            </w:r>
+          </w:p>
+        </w:tc>
+        <w:tc>
+          <w:tcPr>
+            <w:tcW w:type="dxa" w:w="4677"/>
+            <w:vAlign w:val="center"/>
+            <w:shd w:fill="E8EEF5"/>
+          </w:tcPr>
+          <w:p>
+            <w:r/>
+            <w:r>
+              <w:rPr>
+                <w:rFonts w:ascii="Times New Roman" w:hAnsi="Times New Roman" w:cs="Times New Roman"/>
+                <w:b/>
+                <w:sz w:val="24"/>
+              </w:rPr>
+              <w:t>Роль в системе</w:t>
+            </w:r>
+          </w:p>
+        </w:tc>
+      </w:tr>
+      <w:tr>
+        <w:tc>
+          <w:tcPr>
+            <w:tcW w:type="dxa" w:w="4677"/>
+            <w:vAlign w:val="center"/>
+          </w:tcPr>
+          <w:p>
+            <w:r/>
+            <w:r>
+              <w:rPr>
+                <w:rFonts w:ascii="Times New Roman" w:hAnsi="Times New Roman" w:cs="Times New Roman"/>
+                <w:b w:val="0"/>
+                <w:sz w:val="24"/>
+              </w:rPr>
+              <w:t>Текстовое представление</w:t>
+            </w:r>
+          </w:p>
+        </w:tc>
+        <w:tc>
+          <w:tcPr>
+            <w:tcW w:type="dxa" w:w="4677"/>
+            <w:vAlign w:val="center"/>
+          </w:tcPr>
+          <w:p>
+            <w:r/>
+            <w:r>
+              <w:rPr>
+                <w:rFonts w:ascii="Times New Roman" w:hAnsi="Times New Roman" w:cs="Times New Roman"/>
+                <w:b w:val="0"/>
+                <w:sz w:val="24"/>
+              </w:rPr>
+              <w:t>TF-IDF и embeddings используются для поиска и классификации новостей.</w:t>
+            </w:r>
+          </w:p>
+        </w:tc>
+      </w:tr>
+      <w:tr>
+        <w:tc>
+          <w:tcPr>
+            <w:tcW w:type="dxa" w:w="4677"/>
+            <w:vAlign w:val="center"/>
+          </w:tcPr>
+          <w:p>
+            <w:r/>
+            <w:r>
+              <w:rPr>
+                <w:rFonts w:ascii="Times New Roman" w:hAnsi="Times New Roman" w:cs="Times New Roman"/>
+                <w:b w:val="0"/>
+                <w:sz w:val="24"/>
+              </w:rPr>
+              <w:t>Retrieval</w:t>
+            </w:r>
+          </w:p>
+        </w:tc>
+        <w:tc>
+          <w:tcPr>
+            <w:tcW w:type="dxa" w:w="4677"/>
+            <w:vAlign w:val="center"/>
+          </w:tcPr>
+          <w:p>
+            <w:r/>
+            <w:r>
+              <w:rPr>
+                <w:rFonts w:ascii="Times New Roman" w:hAnsi="Times New Roman" w:cs="Times New Roman"/>
+                <w:b w:val="0"/>
+                <w:sz w:val="24"/>
+              </w:rPr>
+              <w:t>Поиск релевантных документов формирует контекст для ответа.</w:t>
+            </w:r>
+          </w:p>
+        </w:tc>
+      </w:tr>
+      <w:tr>
+        <w:tc>
+          <w:tcPr>
+            <w:tcW w:type="dxa" w:w="4677"/>
+            <w:vAlign w:val="center"/>
+          </w:tcPr>
+          <w:p>
+            <w:r/>
+            <w:r>
+              <w:rPr>
+                <w:rFonts w:ascii="Times New Roman" w:hAnsi="Times New Roman" w:cs="Times New Roman"/>
+                <w:b w:val="0"/>
+                <w:sz w:val="24"/>
+              </w:rPr>
+              <w:t>Классификация влияния</w:t>
+            </w:r>
+          </w:p>
+        </w:tc>
+        <w:tc>
+          <w:tcPr>
+            <w:tcW w:type="dxa" w:w="4677"/>
+            <w:vAlign w:val="center"/>
+          </w:tcPr>
+          <w:p>
+            <w:r/>
+            <w:r>
+              <w:rPr>
+                <w:rFonts w:ascii="Times New Roman" w:hAnsi="Times New Roman" w:cs="Times New Roman"/>
+                <w:b w:val="0"/>
+                <w:sz w:val="24"/>
+              </w:rPr>
+              <w:t>Модель определяет позитивное, негативное или нейтральное влияние новости.</w:t>
+            </w:r>
+          </w:p>
+        </w:tc>
+      </w:tr>
+      <w:tr>
+        <w:tc>
+          <w:tcPr>
+            <w:tcW w:type="dxa" w:w="4677"/>
+            <w:vAlign w:val="center"/>
+          </w:tcPr>
+          <w:p>
+            <w:r/>
+            <w:r>
+              <w:rPr>
+                <w:rFonts w:ascii="Times New Roman" w:hAnsi="Times New Roman" w:cs="Times New Roman"/>
+                <w:b w:val="0"/>
+                <w:sz w:val="24"/>
+              </w:rPr>
+              <w:t>Генерация ответа</w:t>
+            </w:r>
+          </w:p>
+        </w:tc>
+        <w:tc>
+          <w:tcPr>
+            <w:tcW w:type="dxa" w:w="4677"/>
+            <w:vAlign w:val="center"/>
+          </w:tcPr>
+          <w:p>
+            <w:r/>
+            <w:r>
+              <w:rPr>
+                <w:rFonts w:ascii="Times New Roman" w:hAnsi="Times New Roman" w:cs="Times New Roman"/>
+                <w:b w:val="0"/>
+                <w:sz w:val="24"/>
+              </w:rPr>
+              <w:t>Dialog-service собирает ответ по найденным источникам через template или LLM-режим.</w:t>
+            </w:r>
+          </w:p>
+        </w:tc>
+      </w:tr>
+      <w:tr>
+        <w:tc>
+          <w:tcPr>
+            <w:tcW w:type="dxa" w:w="4677"/>
+            <w:vAlign w:val="center"/>
+          </w:tcPr>
+          <w:p>
+            <w:r/>
+            <w:r>
+              <w:rPr>
+                <w:rFonts w:ascii="Times New Roman" w:hAnsi="Times New Roman" w:cs="Times New Roman"/>
+                <w:b w:val="0"/>
+                <w:sz w:val="24"/>
+              </w:rPr>
+              <w:t>ML tracking</w:t>
+            </w:r>
+          </w:p>
+        </w:tc>
+        <w:tc>
+          <w:tcPr>
+            <w:tcW w:type="dxa" w:w="4677"/>
+            <w:vAlign w:val="center"/>
+          </w:tcPr>
+          <w:p>
+            <w:r/>
+            <w:r>
+              <w:rPr>
+                <w:rFonts w:ascii="Times New Roman" w:hAnsi="Times New Roman" w:cs="Times New Roman"/>
+                <w:b w:val="0"/>
+                <w:sz w:val="24"/>
+              </w:rPr>
+              <w:t>MLflow предусмотрен для фиксации экспериментов и артефактов моделей.</w:t>
+            </w:r>
+          </w:p>
+        </w:tc>
+      </w:tr>
+    </w:tbl>
+    <w:p/>
     <w:p>
       <w:pPr>
         <w:pStyle w:val="Heading1"/>
       </w:pPr>
       <w:r>
-        <w:t>2. Проектирование диалоговой системы</w:t>
+        <w:t>2. ПРОЕКТИРОВАНИЕ ДИАЛОГОВОЙ СИСТЕМЫ</w:t>
       </w:r>
     </w:p>
     <w:p>
@@ -275,6 +659,15 @@
         </w:drawing>
       </w:r>
     </w:p>
+    <w:p>
+      <w:pPr>
+        <w:ind w:firstLine="0"/>
+        <w:jc w:val="center"/>
+      </w:pPr>
+      <w:r>
+        <w:t>Рисунок 1 - Архитектура диалоговой системы</w:t>
+      </w:r>
+    </w:p>
     <w:tbl>
       <w:tblPr>
         <w:tblStyle w:val="TableGrid"/>
@@ -283,13 +676,13 @@
         <w:tblLook w:firstColumn="1" w:firstRow="1" w:lastColumn="0" w:lastRow="0" w:noHBand="0" w:noVBand="1" w:val="04A0"/>
       </w:tblPr>
       <w:tblGrid>
-        <w:gridCol w:w="4680"/>
-        <w:gridCol w:w="4680"/>
+        <w:gridCol w:w="4677"/>
+        <w:gridCol w:w="4677"/>
       </w:tblGrid>
       <w:tr>
         <w:tc>
           <w:tcPr>
-            <w:tcW w:type="dxa" w:w="4680"/>
+            <w:tcW w:type="dxa" w:w="4677"/>
             <w:vAlign w:val="center"/>
             <w:shd w:fill="E8EEF5"/>
           </w:tcPr>
@@ -297,9 +690,9 @@
             <w:r/>
             <w:r>
               <w:rPr>
-                <w:rFonts w:ascii="Calibri" w:hAnsi="Calibri"/>
+                <w:rFonts w:ascii="Times New Roman" w:hAnsi="Times New Roman" w:cs="Times New Roman"/>
                 <w:b/>
-                <w:sz w:val="20"/>
+                <w:sz w:val="24"/>
               </w:rPr>
               <w:t>Компонент</w:t>
             </w:r>
@@ -307,7 +700,7 @@
         </w:tc>
         <w:tc>
           <w:tcPr>
-            <w:tcW w:type="dxa" w:w="4680"/>
+            <w:tcW w:type="dxa" w:w="4677"/>
             <w:vAlign w:val="center"/>
             <w:shd w:fill="E8EEF5"/>
           </w:tcPr>
@@ -315,9 +708,9 @@
             <w:r/>
             <w:r>
               <w:rPr>
-                <w:rFonts w:ascii="Calibri" w:hAnsi="Calibri"/>
+                <w:rFonts w:ascii="Times New Roman" w:hAnsi="Times New Roman" w:cs="Times New Roman"/>
                 <w:b/>
-                <w:sz w:val="20"/>
+                <w:sz w:val="24"/>
               </w:rPr>
               <w:t>Ответственность</w:t>
             </w:r>
@@ -327,16 +720,16 @@
       <w:tr>
         <w:tc>
           <w:tcPr>
-            <w:tcW w:type="dxa" w:w="4680"/>
+            <w:tcW w:type="dxa" w:w="4677"/>
             <w:vAlign w:val="center"/>
           </w:tcPr>
           <w:p>
             <w:r/>
             <w:r>
               <w:rPr>
-                <w:rFonts w:ascii="Calibri" w:hAnsi="Calibri"/>
+                <w:rFonts w:ascii="Times New Roman" w:hAnsi="Times New Roman" w:cs="Times New Roman"/>
                 <w:b w:val="0"/>
-                <w:sz w:val="20"/>
+                <w:sz w:val="24"/>
               </w:rPr>
               <w:t>frontend-web</w:t>
             </w:r>
@@ -344,16 +737,16 @@
         </w:tc>
         <w:tc>
           <w:tcPr>
-            <w:tcW w:type="dxa" w:w="4680"/>
+            <w:tcW w:type="dxa" w:w="4677"/>
             <w:vAlign w:val="center"/>
           </w:tcPr>
           <w:p>
             <w:r/>
             <w:r>
               <w:rPr>
-                <w:rFonts w:ascii="Calibri" w:hAnsi="Calibri"/>
+                <w:rFonts w:ascii="Times New Roman" w:hAnsi="Times New Roman" w:cs="Times New Roman"/>
                 <w:b w:val="0"/>
-                <w:sz w:val="20"/>
+                <w:sz w:val="24"/>
               </w:rPr>
               <w:t>Веб-интерфейс чата, предпросмотра CSV и отображения источников.</w:t>
             </w:r>
@@ -363,16 +756,16 @@
       <w:tr>
         <w:tc>
           <w:tcPr>
-            <w:tcW w:type="dxa" w:w="4680"/>
+            <w:tcW w:type="dxa" w:w="4677"/>
             <w:vAlign w:val="center"/>
           </w:tcPr>
           <w:p>
             <w:r/>
             <w:r>
               <w:rPr>
-                <w:rFonts w:ascii="Calibri" w:hAnsi="Calibri"/>
+                <w:rFonts w:ascii="Times New Roman" w:hAnsi="Times New Roman" w:cs="Times New Roman"/>
                 <w:b w:val="0"/>
-                <w:sz w:val="20"/>
+                <w:sz w:val="24"/>
               </w:rPr>
               <w:t>api-gateway</w:t>
             </w:r>
@@ -380,16 +773,16 @@
         </w:tc>
         <w:tc>
           <w:tcPr>
-            <w:tcW w:type="dxa" w:w="4680"/>
+            <w:tcW w:type="dxa" w:w="4677"/>
             <w:vAlign w:val="center"/>
           </w:tcPr>
           <w:p>
             <w:r/>
             <w:r>
               <w:rPr>
-                <w:rFonts w:ascii="Calibri" w:hAnsi="Calibri"/>
+                <w:rFonts w:ascii="Times New Roman" w:hAnsi="Times New Roman" w:cs="Times New Roman"/>
                 <w:b w:val="0"/>
-                <w:sz w:val="20"/>
+                <w:sz w:val="24"/>
               </w:rPr>
               <w:t>Единая точка входа, оркестрация поиска, анализа и генерации ответа.</w:t>
             </w:r>
@@ -399,16 +792,16 @@
       <w:tr>
         <w:tc>
           <w:tcPr>
-            <w:tcW w:type="dxa" w:w="4680"/>
+            <w:tcW w:type="dxa" w:w="4677"/>
             <w:vAlign w:val="center"/>
           </w:tcPr>
           <w:p>
             <w:r/>
             <w:r>
               <w:rPr>
-                <w:rFonts w:ascii="Calibri" w:hAnsi="Calibri"/>
+                <w:rFonts w:ascii="Times New Roman" w:hAnsi="Times New Roman" w:cs="Times New Roman"/>
                 <w:b w:val="0"/>
-                <w:sz w:val="20"/>
+                <w:sz w:val="24"/>
               </w:rPr>
               <w:t>news-service</w:t>
             </w:r>
@@ -416,16 +809,16 @@
         </w:tc>
         <w:tc>
           <w:tcPr>
-            <w:tcW w:type="dxa" w:w="4680"/>
+            <w:tcW w:type="dxa" w:w="4677"/>
             <w:vAlign w:val="center"/>
           </w:tcPr>
           <w:p>
             <w:r/>
             <w:r>
               <w:rPr>
-                <w:rFonts w:ascii="Calibri" w:hAnsi="Calibri"/>
+                <w:rFonts w:ascii="Times New Roman" w:hAnsi="Times New Roman" w:cs="Times New Roman"/>
                 <w:b w:val="0"/>
-                <w:sz w:val="20"/>
+                <w:sz w:val="24"/>
               </w:rPr>
               <w:t>Предпросмотр CSV и запуск индексации новостей.</w:t>
             </w:r>
@@ -435,16 +828,16 @@
       <w:tr>
         <w:tc>
           <w:tcPr>
-            <w:tcW w:type="dxa" w:w="4680"/>
+            <w:tcW w:type="dxa" w:w="4677"/>
             <w:vAlign w:val="center"/>
           </w:tcPr>
           <w:p>
             <w:r/>
             <w:r>
               <w:rPr>
-                <w:rFonts w:ascii="Calibri" w:hAnsi="Calibri"/>
+                <w:rFonts w:ascii="Times New Roman" w:hAnsi="Times New Roman" w:cs="Times New Roman"/>
                 <w:b w:val="0"/>
-                <w:sz w:val="20"/>
+                <w:sz w:val="24"/>
               </w:rPr>
               <w:t>news-worker</w:t>
             </w:r>
@@ -452,16 +845,16 @@
         </w:tc>
         <w:tc>
           <w:tcPr>
-            <w:tcW w:type="dxa" w:w="4680"/>
+            <w:tcW w:type="dxa" w:w="4677"/>
             <w:vAlign w:val="center"/>
           </w:tcPr>
           <w:p>
             <w:r/>
             <w:r>
               <w:rPr>
-                <w:rFonts w:ascii="Calibri" w:hAnsi="Calibri"/>
+                <w:rFonts w:ascii="Times New Roman" w:hAnsi="Times New Roman" w:cs="Times New Roman"/>
                 <w:b w:val="0"/>
-                <w:sz w:val="20"/>
+                <w:sz w:val="24"/>
               </w:rPr>
               <w:t>Фоновая индексация через Taskiq и Redis.</w:t>
             </w:r>
@@ -471,16 +864,16 @@
       <w:tr>
         <w:tc>
           <w:tcPr>
-            <w:tcW w:type="dxa" w:w="4680"/>
+            <w:tcW w:type="dxa" w:w="4677"/>
             <w:vAlign w:val="center"/>
           </w:tcPr>
           <w:p>
             <w:r/>
             <w:r>
               <w:rPr>
-                <w:rFonts w:ascii="Calibri" w:hAnsi="Calibri"/>
+                <w:rFonts w:ascii="Times New Roman" w:hAnsi="Times New Roman" w:cs="Times New Roman"/>
                 <w:b w:val="0"/>
-                <w:sz w:val="20"/>
+                <w:sz w:val="24"/>
               </w:rPr>
               <w:t>retrieval-service</w:t>
             </w:r>
@@ -488,16 +881,16 @@
         </w:tc>
         <w:tc>
           <w:tcPr>
-            <w:tcW w:type="dxa" w:w="4680"/>
+            <w:tcW w:type="dxa" w:w="4677"/>
             <w:vAlign w:val="center"/>
           </w:tcPr>
           <w:p>
             <w:r/>
             <w:r>
               <w:rPr>
-                <w:rFonts w:ascii="Calibri" w:hAnsi="Calibri"/>
+                <w:rFonts w:ascii="Times New Roman" w:hAnsi="Times New Roman" w:cs="Times New Roman"/>
                 <w:b w:val="0"/>
-                <w:sz w:val="20"/>
+                <w:sz w:val="24"/>
               </w:rPr>
               <w:t>Индексация документов и поиск релевантных новостей в Qdrant.</w:t>
             </w:r>
@@ -507,16 +900,16 @@
       <w:tr>
         <w:tc>
           <w:tcPr>
-            <w:tcW w:type="dxa" w:w="4680"/>
+            <w:tcW w:type="dxa" w:w="4677"/>
             <w:vAlign w:val="center"/>
           </w:tcPr>
           <w:p>
             <w:r/>
             <w:r>
               <w:rPr>
-                <w:rFonts w:ascii="Calibri" w:hAnsi="Calibri"/>
+                <w:rFonts w:ascii="Times New Roman" w:hAnsi="Times New Roman" w:cs="Times New Roman"/>
                 <w:b w:val="0"/>
-                <w:sz w:val="20"/>
+                <w:sz w:val="24"/>
               </w:rPr>
               <w:t>analysis-service</w:t>
             </w:r>
@@ -524,16 +917,16 @@
         </w:tc>
         <w:tc>
           <w:tcPr>
-            <w:tcW w:type="dxa" w:w="4680"/>
+            <w:tcW w:type="dxa" w:w="4677"/>
             <w:vAlign w:val="center"/>
           </w:tcPr>
           <w:p>
             <w:r/>
             <w:r>
               <w:rPr>
-                <w:rFonts w:ascii="Calibri" w:hAnsi="Calibri"/>
+                <w:rFonts w:ascii="Times New Roman" w:hAnsi="Times New Roman" w:cs="Times New Roman"/>
                 <w:b w:val="0"/>
-                <w:sz w:val="20"/>
+                <w:sz w:val="24"/>
               </w:rPr>
               <w:t>Классификация влияния новости.</w:t>
             </w:r>
@@ -543,16 +936,16 @@
       <w:tr>
         <w:tc>
           <w:tcPr>
-            <w:tcW w:type="dxa" w:w="4680"/>
+            <w:tcW w:type="dxa" w:w="4677"/>
             <w:vAlign w:val="center"/>
           </w:tcPr>
           <w:p>
             <w:r/>
             <w:r>
               <w:rPr>
-                <w:rFonts w:ascii="Calibri" w:hAnsi="Calibri"/>
+                <w:rFonts w:ascii="Times New Roman" w:hAnsi="Times New Roman" w:cs="Times New Roman"/>
                 <w:b w:val="0"/>
-                <w:sz w:val="20"/>
+                <w:sz w:val="24"/>
               </w:rPr>
               <w:t>dialog-service</w:t>
             </w:r>
@@ -560,16 +953,16 @@
         </w:tc>
         <w:tc>
           <w:tcPr>
-            <w:tcW w:type="dxa" w:w="4680"/>
+            <w:tcW w:type="dxa" w:w="4677"/>
             <w:vAlign w:val="center"/>
           </w:tcPr>
           <w:p>
             <w:r/>
             <w:r>
               <w:rPr>
-                <w:rFonts w:ascii="Calibri" w:hAnsi="Calibri"/>
+                <w:rFonts w:ascii="Times New Roman" w:hAnsi="Times New Roman" w:cs="Times New Roman"/>
                 <w:b w:val="0"/>
-                <w:sz w:val="20"/>
+                <w:sz w:val="24"/>
               </w:rPr>
               <w:t>Формирование итогового ответа через template или LLM-режим.</w:t>
             </w:r>
@@ -580,7 +973,7 @@
     <w:p/>
     <w:p>
       <w:r>
-        <w:t>Backend-сервисы используют слоистую архитектуру: domain, application, infrastructure, presentation и main. Интерфейсы портов описаны через Protocol, а зависимости собираются через Dishka.</w:t>
+        <w:t>Backend-сервисы используют слоистую архитектуру: domain, application, infrastructure, presentation и main. Интерфейсы портов описаны через Protocol, а зависимости собираются через Dishka. Такое разделение сохраняет ясную границу между ML-логикой, доменными правилами и инфраструктурными адаптерами.</w:t>
       </w:r>
     </w:p>
     <w:p>
@@ -588,7 +981,7 @@
         <w:pStyle w:val="Heading1"/>
       </w:pPr>
       <w:r>
-        <w:t>3. Реализация программного проекта</w:t>
+        <w:t>3. РЕАЛИЗАЦИЯ ПРОГРАММНОГО ПРОЕКТА</w:t>
       </w:r>
     </w:p>
     <w:p>
@@ -608,7 +1001,12 @@
     </w:p>
     <w:p>
       <w:r>
-        <w:t>Анализ новости выполняется в analysis-service. Основной demo-режим tfidf-logreg возвращает класс влияния, confidence score и объяснение на русском языке.</w:t>
+        <w:t>ML/NLP-часть выделена в отдельные контракты и сервисы. Analysis-service получает текст новости, применяет выбранный режим анализа и возвращает класс влияния, confidence score и краткое объяснение на русском языке.</w:t>
+      </w:r>
+    </w:p>
+    <w:p>
+      <w:r>
+        <w:t>Основной demo-режим tfidf-logreg выбран как объяснимый baseline. Он дополняется предусмотренными режимами embedding-logreg и tiny-transformer-classifier, чтобы в дальнейшем можно было сравнивать качество разных подходов без изменения внешнего API.</w:t>
       </w:r>
     </w:p>
     <w:p>
@@ -624,13 +1022,13 @@
         <w:tblLook w:firstColumn="1" w:firstRow="1" w:lastColumn="0" w:lastRow="0" w:noHBand="0" w:noVBand="1" w:val="04A0"/>
       </w:tblPr>
       <w:tblGrid>
-        <w:gridCol w:w="4680"/>
-        <w:gridCol w:w="4680"/>
+        <w:gridCol w:w="4677"/>
+        <w:gridCol w:w="4677"/>
       </w:tblGrid>
       <w:tr>
         <w:tc>
           <w:tcPr>
-            <w:tcW w:type="dxa" w:w="4680"/>
+            <w:tcW w:type="dxa" w:w="4677"/>
             <w:vAlign w:val="center"/>
             <w:shd w:fill="E8EEF5"/>
           </w:tcPr>
@@ -638,9 +1036,9 @@
             <w:r/>
             <w:r>
               <w:rPr>
-                <w:rFonts w:ascii="Calibri" w:hAnsi="Calibri"/>
+                <w:rFonts w:ascii="Times New Roman" w:hAnsi="Times New Roman" w:cs="Times New Roman"/>
                 <w:b/>
-                <w:sz w:val="20"/>
+                <w:sz w:val="24"/>
               </w:rPr>
               <w:t>Часть</w:t>
             </w:r>
@@ -648,7 +1046,7 @@
         </w:tc>
         <w:tc>
           <w:tcPr>
-            <w:tcW w:type="dxa" w:w="4680"/>
+            <w:tcW w:type="dxa" w:w="4677"/>
             <w:vAlign w:val="center"/>
             <w:shd w:fill="E8EEF5"/>
           </w:tcPr>
@@ -656,9 +1054,9 @@
             <w:r/>
             <w:r>
               <w:rPr>
-                <w:rFonts w:ascii="Calibri" w:hAnsi="Calibri"/>
+                <w:rFonts w:ascii="Times New Roman" w:hAnsi="Times New Roman" w:cs="Times New Roman"/>
                 <w:b/>
-                <w:sz w:val="20"/>
+                <w:sz w:val="24"/>
               </w:rPr>
               <w:t>Технологии</w:t>
             </w:r>
@@ -668,16 +1066,196 @@
       <w:tr>
         <w:tc>
           <w:tcPr>
-            <w:tcW w:type="dxa" w:w="4680"/>
+            <w:tcW w:type="dxa" w:w="4677"/>
             <w:vAlign w:val="center"/>
           </w:tcPr>
           <w:p>
             <w:r/>
             <w:r>
               <w:rPr>
-                <w:rFonts w:ascii="Calibri" w:hAnsi="Calibri"/>
+                <w:rFonts w:ascii="Times New Roman" w:hAnsi="Times New Roman" w:cs="Times New Roman"/>
                 <w:b w:val="0"/>
-                <w:sz w:val="20"/>
+                <w:sz w:val="24"/>
+              </w:rPr>
+              <w:t>ML: признаки текста</w:t>
+            </w:r>
+          </w:p>
+        </w:tc>
+        <w:tc>
+          <w:tcPr>
+            <w:tcW w:type="dxa" w:w="4677"/>
+            <w:vAlign w:val="center"/>
+          </w:tcPr>
+          <w:p>
+            <w:r/>
+            <w:r>
+              <w:rPr>
+                <w:rFonts w:ascii="Times New Roman" w:hAnsi="Times New Roman" w:cs="Times New Roman"/>
+                <w:b w:val="0"/>
+                <w:sz w:val="24"/>
+              </w:rPr>
+              <w:t>TF-IDF, статические embeddings</w:t>
+            </w:r>
+          </w:p>
+        </w:tc>
+      </w:tr>
+      <w:tr>
+        <w:tc>
+          <w:tcPr>
+            <w:tcW w:type="dxa" w:w="4677"/>
+            <w:vAlign w:val="center"/>
+          </w:tcPr>
+          <w:p>
+            <w:r/>
+            <w:r>
+              <w:rPr>
+                <w:rFonts w:ascii="Times New Roman" w:hAnsi="Times New Roman" w:cs="Times New Roman"/>
+                <w:b w:val="0"/>
+                <w:sz w:val="24"/>
+              </w:rPr>
+              <w:t>ML: классификация</w:t>
+            </w:r>
+          </w:p>
+        </w:tc>
+        <w:tc>
+          <w:tcPr>
+            <w:tcW w:type="dxa" w:w="4677"/>
+            <w:vAlign w:val="center"/>
+          </w:tcPr>
+          <w:p>
+            <w:r/>
+            <w:r>
+              <w:rPr>
+                <w:rFonts w:ascii="Times New Roman" w:hAnsi="Times New Roman" w:cs="Times New Roman"/>
+                <w:b w:val="0"/>
+                <w:sz w:val="24"/>
+              </w:rPr>
+              <w:t>Logistic Regression baseline, режимы embedding-logreg и tiny-transformer-classifier</w:t>
+            </w:r>
+          </w:p>
+        </w:tc>
+      </w:tr>
+      <w:tr>
+        <w:tc>
+          <w:tcPr>
+            <w:tcW w:type="dxa" w:w="4677"/>
+            <w:vAlign w:val="center"/>
+          </w:tcPr>
+          <w:p>
+            <w:r/>
+            <w:r>
+              <w:rPr>
+                <w:rFonts w:ascii="Times New Roman" w:hAnsi="Times New Roman" w:cs="Times New Roman"/>
+                <w:b w:val="0"/>
+                <w:sz w:val="24"/>
+              </w:rPr>
+              <w:t>NLP: retrieval/RAG</w:t>
+            </w:r>
+          </w:p>
+        </w:tc>
+        <w:tc>
+          <w:tcPr>
+            <w:tcW w:type="dxa" w:w="4677"/>
+            <w:vAlign w:val="center"/>
+          </w:tcPr>
+          <w:p>
+            <w:r/>
+            <w:r>
+              <w:rPr>
+                <w:rFonts w:ascii="Times New Roman" w:hAnsi="Times New Roman" w:cs="Times New Roman"/>
+                <w:b w:val="0"/>
+                <w:sz w:val="24"/>
+              </w:rPr>
+              <w:t>Qdrant, поиск контекста, ответ по источникам</w:t>
+            </w:r>
+          </w:p>
+        </w:tc>
+      </w:tr>
+      <w:tr>
+        <w:tc>
+          <w:tcPr>
+            <w:tcW w:type="dxa" w:w="4677"/>
+            <w:vAlign w:val="center"/>
+          </w:tcPr>
+          <w:p>
+            <w:r/>
+            <w:r>
+              <w:rPr>
+                <w:rFonts w:ascii="Times New Roman" w:hAnsi="Times New Roman" w:cs="Times New Roman"/>
+                <w:b w:val="0"/>
+                <w:sz w:val="24"/>
+              </w:rPr>
+              <w:t>NLP: генерация</w:t>
+            </w:r>
+          </w:p>
+        </w:tc>
+        <w:tc>
+          <w:tcPr>
+            <w:tcW w:type="dxa" w:w="4677"/>
+            <w:vAlign w:val="center"/>
+          </w:tcPr>
+          <w:p>
+            <w:r/>
+            <w:r>
+              <w:rPr>
+                <w:rFonts w:ascii="Times New Roman" w:hAnsi="Times New Roman" w:cs="Times New Roman"/>
+                <w:b w:val="0"/>
+                <w:sz w:val="24"/>
+              </w:rPr>
+              <w:t>Template fallback, OpenAI-compatible LLM через llama.cpp</w:t>
+            </w:r>
+          </w:p>
+        </w:tc>
+      </w:tr>
+      <w:tr>
+        <w:tc>
+          <w:tcPr>
+            <w:tcW w:type="dxa" w:w="4677"/>
+            <w:vAlign w:val="center"/>
+          </w:tcPr>
+          <w:p>
+            <w:r/>
+            <w:r>
+              <w:rPr>
+                <w:rFonts w:ascii="Times New Roman" w:hAnsi="Times New Roman" w:cs="Times New Roman"/>
+                <w:b w:val="0"/>
+                <w:sz w:val="24"/>
+              </w:rPr>
+              <w:t>ML tracking</w:t>
+            </w:r>
+          </w:p>
+        </w:tc>
+        <w:tc>
+          <w:tcPr>
+            <w:tcW w:type="dxa" w:w="4677"/>
+            <w:vAlign w:val="center"/>
+          </w:tcPr>
+          <w:p>
+            <w:r/>
+            <w:r>
+              <w:rPr>
+                <w:rFonts w:ascii="Times New Roman" w:hAnsi="Times New Roman" w:cs="Times New Roman"/>
+                <w:b w:val="0"/>
+                <w:sz w:val="24"/>
+              </w:rPr>
+              <w:t>MLflow</w:t>
+            </w:r>
+          </w:p>
+        </w:tc>
+      </w:tr>
+      <w:tr>
+        <w:tc>
+          <w:tcPr>
+            <w:tcW w:type="dxa" w:w="4677"/>
+            <w:vAlign w:val="center"/>
+          </w:tcPr>
+          <w:p>
+            <w:r/>
+            <w:r>
+              <w:rPr>
+                <w:rFonts w:ascii="Times New Roman" w:hAnsi="Times New Roman" w:cs="Times New Roman"/>
+                <w:b w:val="0"/>
+                <w:sz w:val="24"/>
               </w:rPr>
               <w:t>Backend</w:t>
             </w:r>
@@ -685,18 +1263,18 @@
         </w:tc>
         <w:tc>
           <w:tcPr>
-            <w:tcW w:type="dxa" w:w="4680"/>
+            <w:tcW w:type="dxa" w:w="4677"/>
             <w:vAlign w:val="center"/>
           </w:tcPr>
           <w:p>
             <w:r/>
             <w:r>
               <w:rPr>
-                <w:rFonts w:ascii="Calibri" w:hAnsi="Calibri"/>
+                <w:rFonts w:ascii="Times New Roman" w:hAnsi="Times New Roman" w:cs="Times New Roman"/>
                 <w:b w:val="0"/>
-                <w:sz w:val="20"/>
+                <w:sz w:val="24"/>
               </w:rPr>
-              <w:t>FastAPI, asyncio, Granian</w:t>
+              <w:t>FastAPI, asyncio, Granian, Zapros</w:t>
             </w:r>
           </w:p>
         </w:tc>
@@ -704,16 +1282,16 @@
       <w:tr>
         <w:tc>
           <w:tcPr>
-            <w:tcW w:type="dxa" w:w="4680"/>
+            <w:tcW w:type="dxa" w:w="4677"/>
             <w:vAlign w:val="center"/>
           </w:tcPr>
           <w:p>
             <w:r/>
             <w:r>
               <w:rPr>
-                <w:rFonts w:ascii="Calibri" w:hAnsi="Calibri"/>
+                <w:rFonts w:ascii="Times New Roman" w:hAnsi="Times New Roman" w:cs="Times New Roman"/>
                 <w:b w:val="0"/>
-                <w:sz w:val="20"/>
+                <w:sz w:val="24"/>
               </w:rPr>
               <w:t>Архитектура</w:t>
             </w:r>
@@ -721,16 +1299,16 @@
         </w:tc>
         <w:tc>
           <w:tcPr>
-            <w:tcW w:type="dxa" w:w="4680"/>
+            <w:tcW w:type="dxa" w:w="4677"/>
             <w:vAlign w:val="center"/>
           </w:tcPr>
           <w:p>
             <w:r/>
             <w:r>
               <w:rPr>
-                <w:rFonts w:ascii="Calibri" w:hAnsi="Calibri"/>
+                <w:rFonts w:ascii="Times New Roman" w:hAnsi="Times New Roman" w:cs="Times New Roman"/>
                 <w:b w:val="0"/>
-                <w:sz w:val="20"/>
+                <w:sz w:val="24"/>
               </w:rPr>
               <w:t>DDD, слои, Protocol, Dishka</w:t>
             </w:r>
@@ -740,33 +1318,33 @@
       <w:tr>
         <w:tc>
           <w:tcPr>
-            <w:tcW w:type="dxa" w:w="4680"/>
+            <w:tcW w:type="dxa" w:w="4677"/>
             <w:vAlign w:val="center"/>
           </w:tcPr>
           <w:p>
             <w:r/>
             <w:r>
               <w:rPr>
-                <w:rFonts w:ascii="Calibri" w:hAnsi="Calibri"/>
+                <w:rFonts w:ascii="Times New Roman" w:hAnsi="Times New Roman" w:cs="Times New Roman"/>
                 <w:b w:val="0"/>
-                <w:sz w:val="20"/>
+                <w:sz w:val="24"/>
               </w:rPr>
-              <w:t>Фоновые задачи</w:t>
+              <w:t>Фоновые задачи и события</w:t>
             </w:r>
           </w:p>
         </w:tc>
         <w:tc>
           <w:tcPr>
-            <w:tcW w:type="dxa" w:w="4680"/>
+            <w:tcW w:type="dxa" w:w="4677"/>
             <w:vAlign w:val="center"/>
           </w:tcPr>
           <w:p>
             <w:r/>
             <w:r>
               <w:rPr>
-                <w:rFonts w:ascii="Calibri" w:hAnsi="Calibri"/>
+                <w:rFonts w:ascii="Times New Roman" w:hAnsi="Times New Roman" w:cs="Times New Roman"/>
                 <w:b w:val="0"/>
-                <w:sz w:val="20"/>
+                <w:sz w:val="24"/>
               </w:rPr>
               <w:t>Taskiq, Redis, FastStream</w:t>
             </w:r>
@@ -776,143 +1354,35 @@
       <w:tr>
         <w:tc>
           <w:tcPr>
-            <w:tcW w:type="dxa" w:w="4680"/>
+            <w:tcW w:type="dxa" w:w="4677"/>
             <w:vAlign w:val="center"/>
           </w:tcPr>
           <w:p>
             <w:r/>
             <w:r>
               <w:rPr>
-                <w:rFonts w:ascii="Calibri" w:hAnsi="Calibri"/>
+                <w:rFonts w:ascii="Times New Roman" w:hAnsi="Times New Roman" w:cs="Times New Roman"/>
                 <w:b w:val="0"/>
-                <w:sz w:val="20"/>
+                <w:sz w:val="24"/>
               </w:rPr>
-              <w:t>Поиск</w:t>
+              <w:t>Frontend и запуск</w:t>
             </w:r>
           </w:p>
         </w:tc>
         <w:tc>
           <w:tcPr>
-            <w:tcW w:type="dxa" w:w="4680"/>
+            <w:tcW w:type="dxa" w:w="4677"/>
             <w:vAlign w:val="center"/>
           </w:tcPr>
           <w:p>
             <w:r/>
             <w:r>
               <w:rPr>
-                <w:rFonts w:ascii="Calibri" w:hAnsi="Calibri"/>
+                <w:rFonts w:ascii="Times New Roman" w:hAnsi="Times New Roman" w:cs="Times New Roman"/>
                 <w:b w:val="0"/>
-                <w:sz w:val="20"/>
+                <w:sz w:val="24"/>
               </w:rPr>
-              <w:t>Qdrant</w:t>
-            </w:r>
-          </w:p>
-        </w:tc>
-      </w:tr>
-      <w:tr>
-        <w:tc>
-          <w:tcPr>
-            <w:tcW w:type="dxa" w:w="4680"/>
-            <w:vAlign w:val="center"/>
-          </w:tcPr>
-          <w:p>
-            <w:r/>
-            <w:r>
-              <w:rPr>
-                <w:rFonts w:ascii="Calibri" w:hAnsi="Calibri"/>
-                <w:b w:val="0"/>
-                <w:sz w:val="20"/>
-              </w:rPr>
-              <w:t>ML tracking</w:t>
-            </w:r>
-          </w:p>
-        </w:tc>
-        <w:tc>
-          <w:tcPr>
-            <w:tcW w:type="dxa" w:w="4680"/>
-            <w:vAlign w:val="center"/>
-          </w:tcPr>
-          <w:p>
-            <w:r/>
-            <w:r>
-              <w:rPr>
-                <w:rFonts w:ascii="Calibri" w:hAnsi="Calibri"/>
-                <w:b w:val="0"/>
-                <w:sz w:val="20"/>
-              </w:rPr>
-              <w:t>MLflow</w:t>
-            </w:r>
-          </w:p>
-        </w:tc>
-      </w:tr>
-      <w:tr>
-        <w:tc>
-          <w:tcPr>
-            <w:tcW w:type="dxa" w:w="4680"/>
-            <w:vAlign w:val="center"/>
-          </w:tcPr>
-          <w:p>
-            <w:r/>
-            <w:r>
-              <w:rPr>
-                <w:rFonts w:ascii="Calibri" w:hAnsi="Calibri"/>
-                <w:b w:val="0"/>
-                <w:sz w:val="20"/>
-              </w:rPr>
-              <w:t>Frontend</w:t>
-            </w:r>
-          </w:p>
-        </w:tc>
-        <w:tc>
-          <w:tcPr>
-            <w:tcW w:type="dxa" w:w="4680"/>
-            <w:vAlign w:val="center"/>
-          </w:tcPr>
-          <w:p>
-            <w:r/>
-            <w:r>
-              <w:rPr>
-                <w:rFonts w:ascii="Calibri" w:hAnsi="Calibri"/>
-                <w:b w:val="0"/>
-                <w:sz w:val="20"/>
-              </w:rPr>
-              <w:t>React</w:t>
-            </w:r>
-          </w:p>
-        </w:tc>
-      </w:tr>
-      <w:tr>
-        <w:tc>
-          <w:tcPr>
-            <w:tcW w:type="dxa" w:w="4680"/>
-            <w:vAlign w:val="center"/>
-          </w:tcPr>
-          <w:p>
-            <w:r/>
-            <w:r>
-              <w:rPr>
-                <w:rFonts w:ascii="Calibri" w:hAnsi="Calibri"/>
-                <w:b w:val="0"/>
-                <w:sz w:val="20"/>
-              </w:rPr>
-              <w:t>Запуск</w:t>
-            </w:r>
-          </w:p>
-        </w:tc>
-        <w:tc>
-          <w:tcPr>
-            <w:tcW w:type="dxa" w:w="4680"/>
-            <w:vAlign w:val="center"/>
-          </w:tcPr>
-          <w:p>
-            <w:r/>
-            <w:r>
-              <w:rPr>
-                <w:rFonts w:ascii="Calibri" w:hAnsi="Calibri"/>
-                <w:b w:val="0"/>
-                <w:sz w:val="20"/>
-              </w:rPr>
-              <w:t>Docker Compose, Dockerfile, Justfile</w:t>
+              <w:t>React, Docker Compose, Dockerfile, Justfile</w:t>
             </w:r>
           </w:p>
         </w:tc>
@@ -924,12 +1394,12 @@
         <w:pStyle w:val="Heading1"/>
       </w:pPr>
       <w:r>
-        <w:t>4. Тестирование и демонстрация результатов</w:t>
+        <w:t>4. ТЕСТИРОВАНИЕ И ДЕМОНСТРАЦИЯ РЕЗУЛЬТАТОВ</w:t>
       </w:r>
     </w:p>
     <w:p>
       <w:r>
-        <w:t>Для проверки проекта подготовлены unit-тесты, тесты контрактов, API-тесты, frontend-тесты и demo smoke-сценарий.</w:t>
+        <w:t>Для проверки проекта подготовлены unit-тесты, тесты контрактов, API-тесты, frontend-тесты и demo smoke-сценарий. Проверка охватывает как инженерную связность сервисов, так и корректность ML/NLP-сценария: поиск источников, классификацию влияния и формирование ответа по найденному контексту.</w:t>
       </w:r>
     </w:p>
     <w:tbl>
@@ -940,13 +1410,13 @@
         <w:tblLook w:firstColumn="1" w:firstRow="1" w:lastColumn="0" w:lastRow="0" w:noHBand="0" w:noVBand="1" w:val="04A0"/>
       </w:tblPr>
       <w:tblGrid>
-        <w:gridCol w:w="4680"/>
-        <w:gridCol w:w="4680"/>
+        <w:gridCol w:w="4677"/>
+        <w:gridCol w:w="4677"/>
       </w:tblGrid>
       <w:tr>
         <w:tc>
           <w:tcPr>
-            <w:tcW w:type="dxa" w:w="4680"/>
+            <w:tcW w:type="dxa" w:w="4677"/>
             <w:vAlign w:val="center"/>
             <w:shd w:fill="E8EEF5"/>
           </w:tcPr>
@@ -954,9 +1424,9 @@
             <w:r/>
             <w:r>
               <w:rPr>
-                <w:rFonts w:ascii="Calibri" w:hAnsi="Calibri"/>
+                <w:rFonts w:ascii="Times New Roman" w:hAnsi="Times New Roman" w:cs="Times New Roman"/>
                 <w:b/>
-                <w:sz w:val="20"/>
+                <w:sz w:val="24"/>
               </w:rPr>
               <w:t>Проверка</w:t>
             </w:r>
@@ -964,7 +1434,7 @@
         </w:tc>
         <w:tc>
           <w:tcPr>
-            <w:tcW w:type="dxa" w:w="4680"/>
+            <w:tcW w:type="dxa" w:w="4677"/>
             <w:vAlign w:val="center"/>
             <w:shd w:fill="E8EEF5"/>
           </w:tcPr>
@@ -972,9 +1442,9 @@
             <w:r/>
             <w:r>
               <w:rPr>
-                <w:rFonts w:ascii="Calibri" w:hAnsi="Calibri"/>
+                <w:rFonts w:ascii="Times New Roman" w:hAnsi="Times New Roman" w:cs="Times New Roman"/>
                 <w:b/>
-                <w:sz w:val="20"/>
+                <w:sz w:val="24"/>
               </w:rPr>
               <w:t>Назначение</w:t>
             </w:r>
@@ -984,16 +1454,16 @@
       <w:tr>
         <w:tc>
           <w:tcPr>
-            <w:tcW w:type="dxa" w:w="4680"/>
+            <w:tcW w:type="dxa" w:w="4677"/>
             <w:vAlign w:val="center"/>
           </w:tcPr>
           <w:p>
             <w:r/>
             <w:r>
               <w:rPr>
-                <w:rFonts w:ascii="Calibri" w:hAnsi="Calibri"/>
+                <w:rFonts w:ascii="Times New Roman" w:hAnsi="Times New Roman" w:cs="Times New Roman"/>
                 <w:b w:val="0"/>
-                <w:sz w:val="20"/>
+                <w:sz w:val="24"/>
               </w:rPr>
               <w:t>git diff --check</w:t>
             </w:r>
@@ -1001,16 +1471,16 @@
         </w:tc>
         <w:tc>
           <w:tcPr>
-            <w:tcW w:type="dxa" w:w="4680"/>
+            <w:tcW w:type="dxa" w:w="4677"/>
             <w:vAlign w:val="center"/>
           </w:tcPr>
           <w:p>
             <w:r/>
             <w:r>
               <w:rPr>
-                <w:rFonts w:ascii="Calibri" w:hAnsi="Calibri"/>
+                <w:rFonts w:ascii="Times New Roman" w:hAnsi="Times New Roman" w:cs="Times New Roman"/>
                 <w:b w:val="0"/>
-                <w:sz w:val="20"/>
+                <w:sz w:val="24"/>
               </w:rPr>
               <w:t>Проверка форматных ошибок в diff.</w:t>
             </w:r>
@@ -1020,16 +1490,16 @@
       <w:tr>
         <w:tc>
           <w:tcPr>
-            <w:tcW w:type="dxa" w:w="4680"/>
+            <w:tcW w:type="dxa" w:w="4677"/>
             <w:vAlign w:val="center"/>
           </w:tcPr>
           <w:p>
             <w:r/>
             <w:r>
               <w:rPr>
-                <w:rFonts w:ascii="Calibri" w:hAnsi="Calibri"/>
+                <w:rFonts w:ascii="Times New Roman" w:hAnsi="Times New Roman" w:cs="Times New Roman"/>
                 <w:b w:val="0"/>
-                <w:sz w:val="20"/>
+                <w:sz w:val="24"/>
               </w:rPr>
               <w:t>docker compose config --quiet</w:t>
             </w:r>
@@ -1037,16 +1507,16 @@
         </w:tc>
         <w:tc>
           <w:tcPr>
-            <w:tcW w:type="dxa" w:w="4680"/>
+            <w:tcW w:type="dxa" w:w="4677"/>
             <w:vAlign w:val="center"/>
           </w:tcPr>
           <w:p>
             <w:r/>
             <w:r>
               <w:rPr>
-                <w:rFonts w:ascii="Calibri" w:hAnsi="Calibri"/>
+                <w:rFonts w:ascii="Times New Roman" w:hAnsi="Times New Roman" w:cs="Times New Roman"/>
                 <w:b w:val="0"/>
-                <w:sz w:val="20"/>
+                <w:sz w:val="24"/>
               </w:rPr>
               <w:t>Проверка корректности compose-конфигурации.</w:t>
             </w:r>
@@ -1056,16 +1526,16 @@
       <w:tr>
         <w:tc>
           <w:tcPr>
-            <w:tcW w:type="dxa" w:w="4680"/>
+            <w:tcW w:type="dxa" w:w="4677"/>
             <w:vAlign w:val="center"/>
           </w:tcPr>
           <w:p>
             <w:r/>
             <w:r>
               <w:rPr>
-                <w:rFonts w:ascii="Calibri" w:hAnsi="Calibri"/>
+                <w:rFonts w:ascii="Times New Roman" w:hAnsi="Times New Roman" w:cs="Times New Roman"/>
                 <w:b w:val="0"/>
-                <w:sz w:val="20"/>
+                <w:sz w:val="24"/>
               </w:rPr>
               <w:t>just demo-smoke</w:t>
             </w:r>
@@ -1073,16 +1543,16 @@
         </w:tc>
         <w:tc>
           <w:tcPr>
-            <w:tcW w:type="dxa" w:w="4680"/>
+            <w:tcW w:type="dxa" w:w="4677"/>
             <w:vAlign w:val="center"/>
           </w:tcPr>
           <w:p>
             <w:r/>
             <w:r>
               <w:rPr>
-                <w:rFonts w:ascii="Calibri" w:hAnsi="Calibri"/>
+                <w:rFonts w:ascii="Times New Roman" w:hAnsi="Times New Roman" w:cs="Times New Roman"/>
                 <w:b w:val="0"/>
-                <w:sz w:val="20"/>
+                <w:sz w:val="24"/>
               </w:rPr>
               <w:t>Проверка health endpoints, CSV preview, индексации, фоновой задачи, SSE и frontend.</w:t>
             </w:r>
@@ -1092,16 +1562,16 @@
       <w:tr>
         <w:tc>
           <w:tcPr>
-            <w:tcW w:type="dxa" w:w="4680"/>
+            <w:tcW w:type="dxa" w:w="4677"/>
             <w:vAlign w:val="center"/>
           </w:tcPr>
           <w:p>
             <w:r/>
             <w:r>
               <w:rPr>
-                <w:rFonts w:ascii="Calibri" w:hAnsi="Calibri"/>
+                <w:rFonts w:ascii="Times New Roman" w:hAnsi="Times New Roman" w:cs="Times New Roman"/>
                 <w:b w:val="0"/>
-                <w:sz w:val="20"/>
+                <w:sz w:val="24"/>
               </w:rPr>
               <w:t>frontend tests</w:t>
             </w:r>
@@ -1109,18 +1579,54 @@
         </w:tc>
         <w:tc>
           <w:tcPr>
-            <w:tcW w:type="dxa" w:w="4680"/>
+            <w:tcW w:type="dxa" w:w="4677"/>
             <w:vAlign w:val="center"/>
           </w:tcPr>
           <w:p>
             <w:r/>
             <w:r>
               <w:rPr>
-                <w:rFonts w:ascii="Calibri" w:hAnsi="Calibri"/>
+                <w:rFonts w:ascii="Times New Roman" w:hAnsi="Times New Roman" w:cs="Times New Roman"/>
                 <w:b w:val="0"/>
-                <w:sz w:val="20"/>
+                <w:sz w:val="24"/>
               </w:rPr>
               <w:t>Проверка React UI и клиентских API.</w:t>
+            </w:r>
+          </w:p>
+        </w:tc>
+      </w:tr>
+      <w:tr>
+        <w:tc>
+          <w:tcPr>
+            <w:tcW w:type="dxa" w:w="4677"/>
+            <w:vAlign w:val="center"/>
+          </w:tcPr>
+          <w:p>
+            <w:r/>
+            <w:r>
+              <w:rPr>
+                <w:rFonts w:ascii="Times New Roman" w:hAnsi="Times New Roman" w:cs="Times New Roman"/>
+                <w:b w:val="0"/>
+                <w:sz w:val="24"/>
+              </w:rPr>
+              <w:t>ML/NLP demo</w:t>
+            </w:r>
+          </w:p>
+        </w:tc>
+        <w:tc>
+          <w:tcPr>
+            <w:tcW w:type="dxa" w:w="4677"/>
+            <w:vAlign w:val="center"/>
+          </w:tcPr>
+          <w:p>
+            <w:r/>
+            <w:r>
+              <w:rPr>
+                <w:rFonts w:ascii="Times New Roman" w:hAnsi="Times New Roman" w:cs="Times New Roman"/>
+                <w:b w:val="0"/>
+                <w:sz w:val="24"/>
+              </w:rPr>
+              <w:t>Проверка найденных источников, score, класса влияния и итогового ответа.</w:t>
             </w:r>
           </w:p>
         </w:tc>
@@ -1167,6 +1673,15 @@
       </w:r>
     </w:p>
     <w:p>
+      <w:pPr>
+        <w:ind w:firstLine="0"/>
+        <w:jc w:val="center"/>
+      </w:pPr>
+      <w:r>
+        <w:t>Рисунок 2 - Интерфейс демонстрационного сценария</w:t>
+      </w:r>
+    </w:p>
+    <w:p>
       <w:r>
         <w:t>Ручной сценарий демонстрации: запустить just demo-up, открыть http://localhost:5173, выполнить предпросмотр CSV, индексировать новости и задать вопрос о росте ВВП и снижении инфляции.</w:t>
       </w:r>
@@ -1176,12 +1691,17 @@
         <w:pStyle w:val="Heading1"/>
       </w:pPr>
       <w:r>
-        <w:t>Заключение</w:t>
+        <w:t>ЗАКЛЮЧЕНИЕ</w:t>
       </w:r>
     </w:p>
     <w:p>
       <w:r>
         <w:t>В ходе работы была разработана локальная микросервисная диалоговая система для анализа экономических новостей. Система принимает вопрос пользователя, ищет релевантные новости, классифицирует их влияние и формирует ответ с указанием источников.</w:t>
+      </w:r>
+    </w:p>
+    <w:p>
+      <w:r>
+        <w:t>Содержательно работа сбалансирована между машинным обучением и backend-разработкой. ML/NLP-результат включает retrieval pipeline, классификацию влияния, поддержку разных режимов анализа и LLM-адаптер. Инженерный результат включает микросервисную архитектуру, асинхронные сервисы, фоновые задачи, SSE-интерфейс и воспроизводимый Docker Compose запуск.</w:t>
       </w:r>
     </w:p>
     <w:p>
@@ -1199,126 +1719,196 @@
         <w:pStyle w:val="Heading1"/>
       </w:pPr>
       <w:r>
-        <w:t>Список использованных источников</w:t>
+        <w:t>СПИСОК ИСПОЛЬЗОВАННЫХ ИСТОЧНИКОВ</w:t>
       </w:r>
     </w:p>
     <w:p>
       <w:pPr>
-        <w:pStyle w:val="ListNumber"/>
+        <w:spacing w:line="360" w:lineRule="auto" w:after="0"/>
+        <w:ind w:firstLine="0" w:left="425"/>
       </w:pPr>
       <w:r>
-        <w:t>FastAPI Documentation. https://fastapi.tiangolo.com/</w:t>
+        <w:rPr>
+          <w:rFonts w:ascii="Times New Roman" w:hAnsi="Times New Roman" w:cs="Times New Roman"/>
+          <w:sz w:val="28"/>
+        </w:rPr>
+        <w:t>1. FastAPI Documentation. https://fastapi.tiangolo.com/</w:t>
       </w:r>
     </w:p>
     <w:p>
       <w:pPr>
-        <w:pStyle w:val="ListNumber"/>
+        <w:spacing w:line="360" w:lineRule="auto" w:after="0"/>
+        <w:ind w:firstLine="0" w:left="425"/>
       </w:pPr>
       <w:r>
-        <w:t>Granian Documentation. https://github.com/emmett-framework/granian</w:t>
+        <w:rPr>
+          <w:rFonts w:ascii="Times New Roman" w:hAnsi="Times New Roman" w:cs="Times New Roman"/>
+          <w:sz w:val="28"/>
+        </w:rPr>
+        <w:t>2. Granian Documentation. https://github.com/emmett-framework/granian</w:t>
       </w:r>
     </w:p>
     <w:p>
       <w:pPr>
-        <w:pStyle w:val="ListNumber"/>
+        <w:spacing w:line="360" w:lineRule="auto" w:after="0"/>
+        <w:ind w:firstLine="0" w:left="425"/>
       </w:pPr>
       <w:r>
-        <w:t>Pydantic Documentation. https://docs.pydantic.dev/</w:t>
+        <w:rPr>
+          <w:rFonts w:ascii="Times New Roman" w:hAnsi="Times New Roman" w:cs="Times New Roman"/>
+          <w:sz w:val="28"/>
+        </w:rPr>
+        <w:t>3. Pydantic Documentation. https://docs.pydantic.dev/</w:t>
       </w:r>
     </w:p>
     <w:p>
       <w:pPr>
-        <w:pStyle w:val="ListNumber"/>
+        <w:spacing w:line="360" w:lineRule="auto" w:after="0"/>
+        <w:ind w:firstLine="0" w:left="425"/>
       </w:pPr>
       <w:r>
-        <w:t>Dishka Documentation. https://dishka.readthedocs.io/</w:t>
+        <w:rPr>
+          <w:rFonts w:ascii="Times New Roman" w:hAnsi="Times New Roman" w:cs="Times New Roman"/>
+          <w:sz w:val="28"/>
+        </w:rPr>
+        <w:t>4. Dishka Documentation. https://dishka.readthedocs.io/</w:t>
       </w:r>
     </w:p>
     <w:p>
       <w:pPr>
-        <w:pStyle w:val="ListNumber"/>
+        <w:spacing w:line="360" w:lineRule="auto" w:after="0"/>
+        <w:ind w:firstLine="0" w:left="425"/>
       </w:pPr>
       <w:r>
-        <w:t>Taskiq Documentation. https://taskiq-python.github.io/</w:t>
+        <w:rPr>
+          <w:rFonts w:ascii="Times New Roman" w:hAnsi="Times New Roman" w:cs="Times New Roman"/>
+          <w:sz w:val="28"/>
+        </w:rPr>
+        <w:t>5. Taskiq Documentation. https://taskiq-python.github.io/</w:t>
       </w:r>
     </w:p>
     <w:p>
       <w:pPr>
-        <w:pStyle w:val="ListNumber"/>
+        <w:spacing w:line="360" w:lineRule="auto" w:after="0"/>
+        <w:ind w:firstLine="0" w:left="425"/>
       </w:pPr>
       <w:r>
-        <w:t>FastStream Documentation. https://faststream.ag2.ai/</w:t>
+        <w:rPr>
+          <w:rFonts w:ascii="Times New Roman" w:hAnsi="Times New Roman" w:cs="Times New Roman"/>
+          <w:sz w:val="28"/>
+        </w:rPr>
+        <w:t>6. FastStream Documentation. https://faststream.ag2.ai/</w:t>
       </w:r>
     </w:p>
     <w:p>
       <w:pPr>
-        <w:pStyle w:val="ListNumber"/>
+        <w:spacing w:line="360" w:lineRule="auto" w:after="0"/>
+        <w:ind w:firstLine="0" w:left="425"/>
       </w:pPr>
       <w:r>
-        <w:t>Redis Documentation. https://redis.io/docs/</w:t>
+        <w:rPr>
+          <w:rFonts w:ascii="Times New Roman" w:hAnsi="Times New Roman" w:cs="Times New Roman"/>
+          <w:sz w:val="28"/>
+        </w:rPr>
+        <w:t>7. Redis Documentation. https://redis.io/docs/</w:t>
       </w:r>
     </w:p>
     <w:p>
       <w:pPr>
-        <w:pStyle w:val="ListNumber"/>
+        <w:spacing w:line="360" w:lineRule="auto" w:after="0"/>
+        <w:ind w:firstLine="0" w:left="425"/>
       </w:pPr>
       <w:r>
-        <w:t>Qdrant Documentation. https://qdrant.tech/documentation/</w:t>
+        <w:rPr>
+          <w:rFonts w:ascii="Times New Roman" w:hAnsi="Times New Roman" w:cs="Times New Roman"/>
+          <w:sz w:val="28"/>
+        </w:rPr>
+        <w:t>8. Qdrant Documentation. https://qdrant.tech/documentation/</w:t>
       </w:r>
     </w:p>
     <w:p>
       <w:pPr>
-        <w:pStyle w:val="ListNumber"/>
+        <w:spacing w:line="360" w:lineRule="auto" w:after="0"/>
+        <w:ind w:firstLine="0" w:left="425"/>
       </w:pPr>
       <w:r>
-        <w:t>MLflow Documentation. https://mlflow.org/docs/latest/</w:t>
+        <w:rPr>
+          <w:rFonts w:ascii="Times New Roman" w:hAnsi="Times New Roman" w:cs="Times New Roman"/>
+          <w:sz w:val="28"/>
+        </w:rPr>
+        <w:t>9. MLflow Documentation. https://mlflow.org/docs/latest/</w:t>
       </w:r>
     </w:p>
     <w:p>
       <w:pPr>
-        <w:pStyle w:val="ListNumber"/>
+        <w:spacing w:line="360" w:lineRule="auto" w:after="0"/>
+        <w:ind w:firstLine="0" w:left="425"/>
       </w:pPr>
       <w:r>
-        <w:t>React Documentation. https://react.dev/</w:t>
+        <w:rPr>
+          <w:rFonts w:ascii="Times New Roman" w:hAnsi="Times New Roman" w:cs="Times New Roman"/>
+          <w:sz w:val="28"/>
+        </w:rPr>
+        <w:t>10. React Documentation. https://react.dev/</w:t>
       </w:r>
     </w:p>
     <w:p>
       <w:pPr>
-        <w:pStyle w:val="ListNumber"/>
+        <w:spacing w:line="360" w:lineRule="auto" w:after="0"/>
+        <w:ind w:firstLine="0" w:left="425"/>
       </w:pPr>
       <w:r>
-        <w:t>Docker Compose Documentation. https://docs.docker.com/compose/</w:t>
+        <w:rPr>
+          <w:rFonts w:ascii="Times New Roman" w:hAnsi="Times New Roman" w:cs="Times New Roman"/>
+          <w:sz w:val="28"/>
+        </w:rPr>
+        <w:t>11. Docker Compose Documentation. https://docs.docker.com/compose/</w:t>
       </w:r>
     </w:p>
     <w:p>
       <w:pPr>
-        <w:pStyle w:val="ListNumber"/>
+        <w:spacing w:line="360" w:lineRule="auto" w:after="0"/>
+        <w:ind w:firstLine="0" w:left="425"/>
       </w:pPr>
       <w:r>
-        <w:t>Evans E. Domain-Driven Design: Tackling Complexity in the Heart of Software.</w:t>
+        <w:rPr>
+          <w:rFonts w:ascii="Times New Roman" w:hAnsi="Times New Roman" w:cs="Times New Roman"/>
+          <w:sz w:val="28"/>
+        </w:rPr>
+        <w:t>12. Evans E. Domain-Driven Design: Tackling Complexity in the Heart of Software.</w:t>
       </w:r>
     </w:p>
     <w:p>
       <w:pPr>
-        <w:pStyle w:val="ListNumber"/>
+        <w:spacing w:line="360" w:lineRule="auto" w:after="0"/>
+        <w:ind w:firstLine="0" w:left="425"/>
       </w:pPr>
       <w:r>
-        <w:t>Lewis P. et al. Retrieval-Augmented Generation for Knowledge-Intensive NLP Tasks.</w:t>
+        <w:rPr>
+          <w:rFonts w:ascii="Times New Roman" w:hAnsi="Times New Roman" w:cs="Times New Roman"/>
+          <w:sz w:val="28"/>
+        </w:rPr>
+        <w:t>13. Lewis P. et al. Retrieval-Augmented Generation for Knowledge-Intensive NLP Tasks.</w:t>
       </w:r>
     </w:p>
     <w:p>
       <w:pPr>
-        <w:pStyle w:val="ListNumber"/>
+        <w:spacing w:line="360" w:lineRule="auto" w:after="0"/>
+        <w:ind w:firstLine="0" w:left="425"/>
       </w:pPr>
       <w:r>
-        <w:t>Vaswani A. et al. Attention Is All You Need.</w:t>
+        <w:rPr>
+          <w:rFonts w:ascii="Times New Roman" w:hAnsi="Times New Roman" w:cs="Times New Roman"/>
+          <w:sz w:val="28"/>
+        </w:rPr>
+        <w:t>14. Vaswani A. et al. Attention Is All You Need.</w:t>
       </w:r>
     </w:p>
     <w:sectPr>
       <w:headerReference w:type="default" r:id="rId9"/>
       <w:footerReference w:type="default" r:id="rId10"/>
-      <w:pgSz w:w="12240" w:h="15840"/>
-      <w:pgMar w:top="1440" w:right="1440" w:bottom="1440" w:left="1440" w:header="708" w:footer="708" w:gutter="0"/>
+      <w:pgSz w:w="11906" w:h="16838"/>
+      <w:pgMar w:top="1134" w:right="850" w:bottom="1134" w:left="1701" w:header="709" w:footer="709" w:gutter="0"/>
       <w:cols w:space="720"/>
       <w:docGrid w:linePitch="360"/>
     </w:sectPr>
@@ -1335,10 +1925,11 @@
     </w:pPr>
     <w:r>
       <w:rPr>
-        <w:color w:val="5F6B66"/>
-        <w:sz w:val="18"/>
-      </w:rPr>
-      <w:t>Проект news-analysis</w:t>
+        <w:rFonts w:ascii="Times New Roman" w:hAnsi="Times New Roman"/>
+        <w:color w:val="4F5B57"/>
+        <w:sz w:val="20"/>
+      </w:rPr>
+      <w:t>Прудиев Алексей Сергеевич, ПМ23-4</w:t>
     </w:r>
   </w:p>
 </w:ftr>
@@ -1352,10 +1943,11 @@
     </w:pPr>
     <w:r>
       <w:rPr>
-        <w:color w:val="5F6B66"/>
-        <w:sz w:val="18"/>
-      </w:rPr>
-      <w:t>Курсовая работа | Диалоговая система анализа экономических новостей</w:t>
+        <w:rFonts w:ascii="Times New Roman" w:hAnsi="Times New Roman"/>
+        <w:color w:val="4F5B57"/>
+        <w:sz w:val="20"/>
+      </w:rPr>
+      <w:t>Курсовая работа</w:t>
     </w:r>
   </w:p>
 </w:hdr>
@@ -1725,11 +2317,13 @@
     <w:qFormat/>
     <w:rsid w:val="00FC693F"/>
     <w:pPr>
-      <w:spacing w:after="120" w:line="264" w:lineRule="auto"/>
+      <w:spacing w:after="0" w:line="360" w:lineRule="auto"/>
+      <w:ind w:firstLine="709"/>
+      <w:jc w:val="both"/>
     </w:pPr>
     <w:rPr>
-      <w:rFonts w:ascii="Calibri" w:hAnsi="Calibri"/>
-      <w:sz w:val="22"/>
+      <w:rFonts w:ascii="Times New Roman" w:hAnsi="Times New Roman" w:cs="Times New Roman"/>
+      <w:sz w:val="28"/>
     </w:rPr>
   </w:style>
   <w:style w:type="paragraph" w:styleId="Header">
@@ -1787,15 +2381,17 @@
     <w:pPr>
       <w:keepNext/>
       <w:keepLines/>
-      <w:spacing w:before="320" w:after="160"/>
+      <w:spacing w:before="360" w:after="160"/>
+      <w:ind w:firstLine="0"/>
+      <w:jc w:val="center"/>
       <w:outlineLvl w:val="0"/>
     </w:pPr>
     <w:rPr>
-      <w:rFonts w:asciiTheme="majorHAnsi" w:eastAsiaTheme="majorEastAsia" w:hAnsiTheme="majorHAnsi" w:cstheme="majorBidi" w:ascii="Calibri" w:hAnsi="Calibri"/>
+      <w:rFonts w:asciiTheme="majorHAnsi" w:eastAsiaTheme="majorEastAsia" w:hAnsiTheme="majorHAnsi" w:cstheme="majorBidi" w:ascii="Times New Roman" w:hAnsi="Times New Roman" w:cs="Times New Roman"/>
       <w:b/>
       <w:bCs/>
-      <w:color w:val="1F4D78"/>
-      <w:sz w:val="32"/>
+      <w:color w:val="111111"/>
+      <w:sz w:val="28"/>
       <w:szCs w:val="28"/>
     </w:rPr>
   </w:style>
@@ -1812,14 +2408,16 @@
       <w:keepNext/>
       <w:keepLines/>
       <w:spacing w:before="240" w:after="120"/>
+      <w:ind w:firstLine="0"/>
+      <w:jc w:val="center"/>
       <w:outlineLvl w:val="1"/>
     </w:pPr>
     <w:rPr>
-      <w:rFonts w:asciiTheme="majorHAnsi" w:eastAsiaTheme="majorEastAsia" w:hAnsiTheme="majorHAnsi" w:cstheme="majorBidi" w:ascii="Calibri" w:hAnsi="Calibri"/>
+      <w:rFonts w:asciiTheme="majorHAnsi" w:eastAsiaTheme="majorEastAsia" w:hAnsiTheme="majorHAnsi" w:cstheme="majorBidi" w:ascii="Times New Roman" w:hAnsi="Times New Roman" w:cs="Times New Roman"/>
       <w:b/>
       <w:bCs/>
-      <w:color w:val="1F4D78"/>
-      <w:sz w:val="26"/>
+      <w:color w:val="111111"/>
+      <w:sz w:val="28"/>
       <w:szCs w:val="26"/>
     </w:rPr>
   </w:style>
@@ -1835,15 +2433,17 @@
     <w:pPr>
       <w:keepNext/>
       <w:keepLines/>
-      <w:spacing w:before="160" w:after="80"/>
+      <w:spacing w:before="200" w:after="80"/>
+      <w:ind w:firstLine="0"/>
+      <w:jc w:val="center"/>
       <w:outlineLvl w:val="2"/>
     </w:pPr>
     <w:rPr>
-      <w:rFonts w:asciiTheme="majorHAnsi" w:eastAsiaTheme="majorEastAsia" w:hAnsiTheme="majorHAnsi" w:cstheme="majorBidi" w:ascii="Calibri" w:hAnsi="Calibri"/>
+      <w:rFonts w:asciiTheme="majorHAnsi" w:eastAsiaTheme="majorEastAsia" w:hAnsiTheme="majorHAnsi" w:cstheme="majorBidi" w:ascii="Times New Roman" w:hAnsi="Times New Roman" w:cs="Times New Roman"/>
       <w:b/>
       <w:bCs/>
-      <w:color w:val="1F4D78"/>
-      <w:sz w:val="24"/>
+      <w:color w:val="111111"/>
+      <w:sz w:val="28"/>
     </w:rPr>
   </w:style>
   <w:style w:type="paragraph" w:styleId="Heading4">
@@ -2078,15 +2678,17 @@
         <w:bottom w:val="single" w:sz="8" w:space="4" w:color="4F81BD" w:themeColor="accent1"/>
       </w:pBdr>
       <w:spacing w:after="240" w:line="240" w:lineRule="auto" w:before="0"/>
+      <w:ind w:firstLine="0"/>
       <w:contextualSpacing/>
+      <w:jc w:val="center"/>
     </w:pPr>
     <w:rPr>
-      <w:rFonts w:asciiTheme="majorHAnsi" w:eastAsiaTheme="majorEastAsia" w:hAnsiTheme="majorHAnsi" w:cstheme="majorBidi" w:ascii="Calibri" w:hAnsi="Calibri"/>
+      <w:rFonts w:asciiTheme="majorHAnsi" w:eastAsiaTheme="majorEastAsia" w:hAnsiTheme="majorHAnsi" w:cstheme="majorBidi" w:ascii="Times New Roman" w:hAnsi="Times New Roman" w:cs="Times New Roman"/>
       <w:b/>
-      <w:color w:val="17211D"/>
+      <w:color w:val="111111"/>
       <w:spacing w:val="5"/>
       <w:kern w:val="28"/>
-      <w:sz w:val="44"/>
+      <w:sz w:val="32"/>
       <w:szCs w:val="52"/>
     </w:rPr>
   </w:style>

--- a/docs/final/coursework-explanatory-note.docx
+++ b/docs/final/coursework-explanatory-note.docx
@@ -1701,7 +1701,7 @@
     </w:p>
     <w:p>
       <w:r>
-        <w:t>Содержательно работа сбалансирована между машинным обучением и backend-разработкой. ML/NLP-результат включает retrieval pipeline, классификацию влияния, поддержку разных режимов анализа и LLM-адаптер. Инженерный результат включает микросервисную архитектуру, асинхронные сервисы, фоновые задачи, SSE-интерфейс и воспроизводимый Docker Compose запуск.</w:t>
+        <w:t>В работе объединены методы машинного обучения и инженерная реализация приложения. ML/NLP-результат включает retrieval pipeline, классификацию влияния, поддержку разных режимов анализа и LLM-адаптер. Инженерный результат включает микросервисную архитектуру, асинхронные сервисы, фоновые задачи, SSE-интерфейс и воспроизводимый Docker Compose запуск.</w:t>
       </w:r>
     </w:p>
     <w:p>

--- a/docs/final/coursework-explanatory-note.docx
+++ b/docs/final/coursework-explanatory-note.docx
@@ -213,7 +213,7 @@
     </w:p>
     <w:p>
       <w:r>
-        <w:t>Работа находится на стыке машинного обучения и backend-разработки. ML/NLP-часть отвечает за текстовое представление новостей, поиск релевантного контекста, классификацию влияния и подключение языковой модели. Инженерная часть отвечает за микросервисную архитектуру, асинхронную обработку, веб-интерфейс и воспроизводимый запуск.</w:t>
+        <w:t>Работа находится на стыке машинного обучения и backend-разработки. ML/NLP-часть отвечает за текстовое представление новостей, подготовку датасетов, поиск релевантного контекста, обучение классификаторов влияния и подключение языковой модели. Инженерная часть отвечает за микросервисную архитектуру, асинхронную обработку, загрузку CSV через интерфейс, веб-интерфейс и воспроизводимый запуск.</w:t>
       </w:r>
     </w:p>
     <w:p>
@@ -254,7 +254,7 @@
           <w:rFonts w:ascii="Times New Roman" w:hAnsi="Times New Roman" w:cs="Times New Roman"/>
           <w:sz w:val="28"/>
         </w:rPr>
-        <w:t>2. Определить ML/NLP pipeline: представление текста, поиск, классификация влияния и генерация ответа.</w:t>
+        <w:t>2. Определить ML/NLP pipeline: представление текста, подготовка датасета, поиск, классификация влияния и генерация ответа.</w:t>
       </w:r>
     </w:p>
     <w:p>
@@ -319,7 +319,7 @@
           <w:rFonts w:ascii="Times New Roman" w:hAnsi="Times New Roman" w:cs="Times New Roman"/>
           <w:sz w:val="28"/>
         </w:rPr>
-        <w:t>7. Реализовать сервис генерации ответа с поддержкой языковой модели.</w:t>
+        <w:t>7. Подготовить CLI-сценарий преобразования внешнего CSV и обучения классификаторов.</w:t>
       </w:r>
     </w:p>
     <w:p>
@@ -332,7 +332,7 @@
           <w:rFonts w:ascii="Times New Roman" w:hAnsi="Times New Roman" w:cs="Times New Roman"/>
           <w:sz w:val="28"/>
         </w:rPr>
-        <w:t>8. Реализовать веб-интерфейс для работы пользователя.</w:t>
+        <w:t>8. Реализовать сервис генерации ответа с поддержкой языковой модели.</w:t>
       </w:r>
     </w:p>
     <w:p>
@@ -345,7 +345,20 @@
           <w:rFonts w:ascii="Times New Roman" w:hAnsi="Times New Roman" w:cs="Times New Roman"/>
           <w:sz w:val="28"/>
         </w:rPr>
-        <w:t>9. Подготовить воспроизводимый сценарий запуска и проверки.</w:t>
+        <w:t>9. Реализовать веб-интерфейс для загрузки датасета и работы пользователя.</w:t>
+      </w:r>
+    </w:p>
+    <w:p>
+      <w:pPr>
+        <w:spacing w:line="360" w:lineRule="auto" w:after="0"/>
+        <w:ind w:firstLine="0" w:left="425"/>
+      </w:pPr>
+      <w:r>
+        <w:rPr>
+          <w:rFonts w:ascii="Times New Roman" w:hAnsi="Times New Roman" w:cs="Times New Roman"/>
+          <w:sz w:val="28"/>
+        </w:rPr>
+        <w:t>10. Подготовить воспроизводимый сценарий запуска и проверки.</w:t>
       </w:r>
     </w:p>
     <w:p>
@@ -368,7 +381,7 @@
     </w:p>
     <w:p>
       <w:r>
-        <w:t>Для классификации влияния новости применяется воспроизводимый baseline tfidf-logreg. Такой подход хорошо подходит для учебной защиты: он объясним, быстро запускается локально и показывает связь между текстовыми признаками и итоговым классом влияния. В архитектуре также предусмотрены режимы на embeddings и небольшой transformer-модели.</w:t>
+        <w:t>Для классификации влияния новости применяется воспроизводимый baseline tfidf-logreg. Такой подход хорошо подходит для учебной защиты: он объясним, быстро запускается локально и показывает связь между текстовыми признаками и итоговым классом влияния. Для исследовательского сценария также предусмотрены подготовка размеченного CSV, обучение режима на embeddings и обучение небольшой transformer-модели.</w:t>
       </w:r>
     </w:p>
     <w:p>
@@ -748,7 +761,7 @@
                 <w:b w:val="0"/>
                 <w:sz w:val="24"/>
               </w:rPr>
-              <w:t>Веб-интерфейс чата, предпросмотра CSV и отображения источников.</w:t>
+              <w:t>Веб-интерфейс чата, загрузки CSV, предпросмотра активного датасета и отображения источников.</w:t>
             </w:r>
           </w:p>
         </w:tc>
@@ -820,7 +833,7 @@
                 <w:b w:val="0"/>
                 <w:sz w:val="24"/>
               </w:rPr>
-              <w:t>Предпросмотр CSV и запуск индексации новостей.</w:t>
+              <w:t>Загрузка CSV, хранение активного датасета, предпросмотр и запуск индексации новостей.</w:t>
             </w:r>
           </w:p>
         </w:tc>
@@ -996,12 +1009,22 @@
     </w:p>
     <w:p>
       <w:r>
+        <w:t>News-service поддерживает загрузку пользовательского CSV через API и интерфейс. Загруженные файлы сохраняются в data/uploads, а выбранный файл фиксируется как активный датасет. После этого предпросмотр и индексация используют активный набор данных, при его отсутствии - демонстрационный CSV из data/raw.</w:t>
+      </w:r>
+    </w:p>
+    <w:p>
+      <w:r>
         <w:t>Векторный поиск реализован через Qdrant. Для demo-режима поддерживаются статические embeddings, чтобы запуск не зависел от скачивания внешней модели.</w:t>
       </w:r>
     </w:p>
     <w:p>
       <w:r>
         <w:t>ML/NLP-часть выделена в отдельные контракты и сервисы. Analysis-service получает текст новости, применяет выбранный режим анализа и возвращает класс влияния, confidence score и краткое объяснение на русском языке.</w:t>
+      </w:r>
+    </w:p>
+    <w:p>
+      <w:r>
+        <w:t>CLI prepare_dataset приводит внешний CSV к схемам приложения и обучения. После подготовки размеченного набора команды train-baseline, train-embedding, train-transformer и compare-models обучают и сравнивают классификаторы, а demo-up-trained запускает стенд с обученными артефактами.</w:t>
       </w:r>
     </w:p>
     <w:p>
@@ -1095,6 +1118,42 @@
                 <w:sz w:val="24"/>
               </w:rPr>
               <w:t>TF-IDF, статические embeddings</w:t>
+            </w:r>
+          </w:p>
+        </w:tc>
+      </w:tr>
+      <w:tr>
+        <w:tc>
+          <w:tcPr>
+            <w:tcW w:type="dxa" w:w="4677"/>
+            <w:vAlign w:val="center"/>
+          </w:tcPr>
+          <w:p>
+            <w:r/>
+            <w:r>
+              <w:rPr>
+                <w:rFonts w:ascii="Times New Roman" w:hAnsi="Times New Roman" w:cs="Times New Roman"/>
+                <w:b w:val="0"/>
+                <w:sz w:val="24"/>
+              </w:rPr>
+              <w:t>ML: подготовка данных</w:t>
+            </w:r>
+          </w:p>
+        </w:tc>
+        <w:tc>
+          <w:tcPr>
+            <w:tcW w:type="dxa" w:w="4677"/>
+            <w:vAlign w:val="center"/>
+          </w:tcPr>
+          <w:p>
+            <w:r/>
+            <w:r>
+              <w:rPr>
+                <w:rFonts w:ascii="Times New Roman" w:hAnsi="Times New Roman" w:cs="Times New Roman"/>
+                <w:b w:val="0"/>
+                <w:sz w:val="24"/>
+              </w:rPr>
+              <w:t>prepare_dataset, label-column, схемы для приложения и обучения</w:t>
             </w:r>
           </w:p>
         </w:tc>
@@ -1683,7 +1742,12 @@
     </w:p>
     <w:p>
       <w:r>
-        <w:t>Ручной сценарий демонстрации: запустить just demo-up, открыть http://localhost:5173, выполнить предпросмотр CSV, индексировать новости и задать вопрос о росте ВВП и снижении инфляции.</w:t>
+        <w:t>Ручной сценарий демонстрации: запустить just demo-up, открыть http://localhost:5173, при необходимости загрузить CSV и убедиться, что он стал активным датасетом, выполнить предпросмотр CSV, индексировать новости и задать вопрос о росте ВВП и снижении инфляции.</w:t>
+      </w:r>
+    </w:p>
+    <w:p>
+      <w:r>
+        <w:t>Проверка обученных режимов выполняется через just prepare-dataset path/to/external.csv --label-column sentiment, затем just train-baseline, just train-embedding, just train-transformer, just compare-models и just demo-up-trained. В интерфейсе последовательно выбираются режимы tfidf-logreg, embedding-logreg и tiny-transformer-classifier.</w:t>
       </w:r>
     </w:p>
     <w:p>
@@ -1701,7 +1765,7 @@
     </w:p>
     <w:p>
       <w:r>
-        <w:t>В работе объединены методы машинного обучения и инженерная реализация приложения. ML/NLP-результат включает retrieval pipeline, классификацию влияния, поддержку разных режимов анализа и LLM-адаптер. Инженерный результат включает микросервисную архитектуру, асинхронные сервисы, фоновые задачи, SSE-интерфейс и воспроизводимый Docker Compose запуск.</w:t>
+        <w:t>В работе объединены методы машинного обучения и инженерная реализация приложения. ML/NLP-результат включает подготовку датасета, обучение классификаторов, retrieval pipeline, классификацию влияния, поддержку разных режимов анализа и LLM-адаптер. Инженерный результат включает микросервисную архитектуру, асинхронные сервисы, загрузку и выбор активного CSV, фоновые задачи, SSE-интерфейс и воспроизводимый Docker Compose запуск.</w:t>
       </w:r>
     </w:p>
     <w:p>
@@ -1711,7 +1775,7 @@
     </w:p>
     <w:p>
       <w:r>
-        <w:t>Дальнейшее развитие может включать подключение реальных новостных API, сохранение истории диалогов в PostgreSQL, обучение дополнительных моделей анализа и сравнение качества template и LLM-режимов.</w:t>
+        <w:t>Дальнейшее развитие может включать подключение реальных новостных API, расширение обучающих датасетов, сохранение истории диалогов в PostgreSQL, обучение дополнительных моделей анализа и сравнение качества template и LLM-режимов.</w:t>
       </w:r>
     </w:p>
     <w:p>

--- a/docs/final/coursework-explanatory-note.docx
+++ b/docs/final/coursework-explanatory-note.docx
@@ -9,12 +9,27 @@
       </w:pPr>
       <w:r>
         <w:rPr>
+          <w:rFonts w:ascii="Times New Roman" w:hAnsi="Times New Roman" w:cs="Times New Roman"/>
           <w:b/>
+          <w:sz w:val="28"/>
         </w:rPr>
         <w:t>Финансовый университет при Правительстве РФ</w:t>
       </w:r>
     </w:p>
-    <w:p/>
+    <w:p>
+      <w:pPr>
+        <w:ind w:firstLine="0"/>
+        <w:jc w:val="center"/>
+      </w:pPr>
+      <w:r>
+        <w:rPr>
+          <w:rFonts w:ascii="Times New Roman" w:hAnsi="Times New Roman" w:cs="Times New Roman"/>
+          <w:b/>
+          <w:sz w:val="28"/>
+        </w:rPr>
+        <w:t>Кафедра искусственного интеллекта</w:t>
+      </w:r>
+    </w:p>
     <w:p/>
     <w:p/>
     <w:p/>
@@ -28,7 +43,9 @@
       </w:pPr>
       <w:r>
         <w:rPr>
+          <w:rFonts w:ascii="Times New Roman" w:hAnsi="Times New Roman" w:cs="Times New Roman"/>
           <w:b/>
+          <w:sz w:val="32"/>
         </w:rPr>
         <w:t>КУРСОВАЯ РАБОТА</w:t>
       </w:r>
@@ -39,7 +56,12 @@
         <w:jc w:val="center"/>
       </w:pPr>
       <w:r>
-        <w:t>по дисциплине: ____________________</w:t>
+        <w:rPr>
+          <w:rFonts w:ascii="Times New Roman" w:hAnsi="Times New Roman" w:cs="Times New Roman"/>
+          <w:b/>
+          <w:sz w:val="28"/>
+        </w:rPr>
+        <w:t>по дисциплине: «Машинное обучение в семантическом и сетевом анализе»</w:t>
       </w:r>
     </w:p>
     <w:p>
@@ -49,7 +71,9 @@
       </w:pPr>
       <w:r>
         <w:rPr>
+          <w:rFonts w:ascii="Times New Roman" w:hAnsi="Times New Roman" w:cs="Times New Roman"/>
           <w:b/>
+          <w:sz w:val="28"/>
         </w:rPr>
         <w:t>на тему: «Разработка автоматической диалоговой системы на основе языковой модели для анализа экономических новостей»</w:t>
       </w:r>
@@ -65,6 +89,11 @@
         <w:jc w:val="right"/>
       </w:pPr>
       <w:r>
+        <w:rPr>
+          <w:rFonts w:ascii="Times New Roman" w:hAnsi="Times New Roman" w:cs="Times New Roman"/>
+          <w:b w:val="0"/>
+          <w:sz w:val="28"/>
+        </w:rPr>
         <w:t>Выполнил: Прудиев Алексей Сергеевич</w:t>
         <w:br/>
         <w:t>Группа: ПМ23-4</w:t>
@@ -74,18 +103,17 @@
     </w:p>
     <w:p/>
     <w:p/>
-    <w:p/>
-    <w:p/>
-    <w:p/>
-    <w:p/>
-    <w:p/>
-    <w:p/>
     <w:p>
       <w:pPr>
         <w:ind w:firstLine="0"/>
         <w:jc w:val="center"/>
       </w:pPr>
       <w:r>
+        <w:rPr>
+          <w:rFonts w:ascii="Times New Roman" w:hAnsi="Times New Roman" w:cs="Times New Roman"/>
+          <w:b w:val="0"/>
+          <w:sz w:val="28"/>
+        </w:rPr>
         <w:t>Москва, 2026</w:t>
       </w:r>
     </w:p>
@@ -104,93 +132,106 @@
     </w:p>
     <w:p>
       <w:pPr>
-        <w:spacing w:line="360" w:lineRule="auto" w:after="0"/>
-        <w:ind w:firstLine="0" w:left="425"/>
+        <w:spacing w:line="360" w:lineRule="auto"/>
+        <w:ind w:firstLine="0"/>
       </w:pPr>
       <w:r>
-        <w:rPr>
-          <w:rFonts w:ascii="Times New Roman" w:hAnsi="Times New Roman" w:cs="Times New Roman"/>
-          <w:sz w:val="28"/>
-        </w:rPr>
-        <w:t>1. Введение</w:t>
+        <w:t>Введение</w:t>
       </w:r>
     </w:p>
     <w:p>
       <w:pPr>
-        <w:spacing w:line="360" w:lineRule="auto" w:after="0"/>
-        <w:ind w:firstLine="0" w:left="425"/>
+        <w:spacing w:line="360" w:lineRule="auto"/>
+        <w:ind w:firstLine="0"/>
       </w:pPr>
       <w:r>
-        <w:rPr>
-          <w:rFonts w:ascii="Times New Roman" w:hAnsi="Times New Roman" w:cs="Times New Roman"/>
-          <w:sz w:val="28"/>
-        </w:rPr>
-        <w:t>2. Анализ предметной области</w:t>
+        <w:t>1 Теоретические основы анализа экономических новостей</w:t>
       </w:r>
     </w:p>
     <w:p>
       <w:pPr>
-        <w:spacing w:line="360" w:lineRule="auto" w:after="0"/>
-        <w:ind w:firstLine="0" w:left="425"/>
+        <w:spacing w:line="360" w:lineRule="auto"/>
+        <w:ind w:firstLine="0"/>
       </w:pPr>
       <w:r>
-        <w:rPr>
-          <w:rFonts w:ascii="Times New Roman" w:hAnsi="Times New Roman" w:cs="Times New Roman"/>
-          <w:sz w:val="28"/>
-        </w:rPr>
-        <w:t>3. Проектирование диалоговой системы</w:t>
+        <w:t>2 Данные и постановка ML-задачи</w:t>
       </w:r>
     </w:p>
     <w:p>
       <w:pPr>
-        <w:spacing w:line="360" w:lineRule="auto" w:after="0"/>
-        <w:ind w:firstLine="0" w:left="425"/>
+        <w:spacing w:line="360" w:lineRule="auto"/>
+        <w:ind w:firstLine="0"/>
       </w:pPr>
       <w:r>
-        <w:rPr>
-          <w:rFonts w:ascii="Times New Roman" w:hAnsi="Times New Roman" w:cs="Times New Roman"/>
-          <w:sz w:val="28"/>
-        </w:rPr>
-        <w:t>4. Реализация программного проекта</w:t>
+        <w:t>3 Методы и модели</w:t>
       </w:r>
     </w:p>
     <w:p>
       <w:pPr>
-        <w:spacing w:line="360" w:lineRule="auto" w:after="0"/>
-        <w:ind w:firstLine="0" w:left="425"/>
+        <w:spacing w:line="360" w:lineRule="auto"/>
+        <w:ind w:firstLine="0"/>
       </w:pPr>
       <w:r>
-        <w:rPr>
-          <w:rFonts w:ascii="Times New Roman" w:hAnsi="Times New Roman" w:cs="Times New Roman"/>
-          <w:sz w:val="28"/>
-        </w:rPr>
-        <w:t>5. Тестирование и демонстрация результатов</w:t>
+        <w:t>4 Архитектура программной системы</w:t>
       </w:r>
     </w:p>
     <w:p>
       <w:pPr>
-        <w:spacing w:line="360" w:lineRule="auto" w:after="0"/>
-        <w:ind w:firstLine="0" w:left="425"/>
+        <w:spacing w:line="360" w:lineRule="auto"/>
+        <w:ind w:firstLine="0"/>
       </w:pPr>
       <w:r>
-        <w:rPr>
-          <w:rFonts w:ascii="Times New Roman" w:hAnsi="Times New Roman" w:cs="Times New Roman"/>
-          <w:sz w:val="28"/>
-        </w:rPr>
-        <w:t>6. Заключение</w:t>
+        <w:t>5 Реализация и пользовательский сценарий</w:t>
       </w:r>
     </w:p>
     <w:p>
       <w:pPr>
-        <w:spacing w:line="360" w:lineRule="auto" w:after="0"/>
-        <w:ind w:firstLine="0" w:left="425"/>
+        <w:spacing w:line="360" w:lineRule="auto"/>
+        <w:ind w:firstLine="0"/>
       </w:pPr>
       <w:r>
-        <w:rPr>
-          <w:rFonts w:ascii="Times New Roman" w:hAnsi="Times New Roman" w:cs="Times New Roman"/>
-          <w:sz w:val="28"/>
-        </w:rPr>
-        <w:t>7. Список использованных источников</w:t>
+        <w:t>6 Эксперимент и результаты</w:t>
+      </w:r>
+    </w:p>
+    <w:p>
+      <w:pPr>
+        <w:spacing w:line="360" w:lineRule="auto"/>
+        <w:ind w:firstLine="0"/>
+      </w:pPr>
+      <w:r>
+        <w:t>7 Направления улучшения</w:t>
+      </w:r>
+    </w:p>
+    <w:p>
+      <w:pPr>
+        <w:spacing w:line="360" w:lineRule="auto"/>
+        <w:ind w:firstLine="0"/>
+      </w:pPr>
+      <w:r>
+        <w:t>Заключение</w:t>
+      </w:r>
+    </w:p>
+    <w:p>
+      <w:pPr>
+        <w:spacing w:line="360" w:lineRule="auto"/>
+        <w:ind w:firstLine="0"/>
+      </w:pPr>
+      <w:r>
+        <w:t>Список использованных источников</w:t>
+      </w:r>
+    </w:p>
+    <w:p>
+      <w:pPr>
+        <w:spacing w:line="360" w:lineRule="auto"/>
+        <w:ind w:firstLine="0"/>
+      </w:pPr>
+      <w:r>
+        <w:t>Приложения</w:t>
+      </w:r>
+    </w:p>
+    <w:p>
+      <w:r>
+        <w:br w:type="page"/>
       </w:r>
     </w:p>
     <w:p>
@@ -203,162 +244,37 @@
     </w:p>
     <w:p>
       <w:r>
-        <w:t>Экономические новости ежедневно влияют на ожидания инвесторов, компаний, потребителей и государственных органов. Рост ВВП, изменение инфляции, решения центральных банков, динамика безработицы и торговые показатели могут менять оценку рыночных рисков.</w:t>
+        <w:t>Экономические новости являются одним из основных источников оперативной информации о состоянии рынков, деловой активности, инфляционных ожиданий, занятости, торговых потоков и решений регуляторов. Для отдельного пользователя, аналитика или учебного исследователя поток таких сообщений становится слишком большим для ручного просмотра. При этом ценность имеет не только факт обнаружения новости, но и ее интерпретация: относится ли сообщение к положительному, отрицательному или нейтральному влиянию, какие источники подтверждают вывод и как кратко объяснить возможное значение события.</w:t>
       </w:r>
     </w:p>
     <w:p>
       <w:r>
-        <w:t>Автоматические диалоговые системы позволяют упростить работу с такими данными: пользователь формулирует вопрос естественным языком, а система находит релевантные источники, анализирует их и формирует краткий ответ.</w:t>
+        <w:t>Актуальность работы определяется ростом объема текстовых экономических данных и необходимостью объединять поиск, машинное обучение и языковую модель в одном прикладном сценарии. Простая выдача списка документов не решает задачу анализа, поскольку пользователь ожидает связный ответ на естественном языке. Обычная генерация без источников также недостаточна, так как результат должен опираться на найденные материалы. Поэтому в работе рассматривается автоматическая диалоговая аналитическая система, которая сначала извлекает релевантный контекст из корпуса новостей, затем применяет классификаторы влияния и только после этого формирует ответ.</w:t>
       </w:r>
     </w:p>
     <w:p>
       <w:r>
-        <w:t>Работа находится на стыке машинного обучения и backend-разработки. ML/NLP-часть отвечает за текстовое представление новостей, подготовку датасетов, поиск релевантного контекста, обучение классификаторов влияния и подключение языковой модели. Инженерная часть отвечает за микросервисную архитектуру, асинхронную обработку, загрузку CSV через интерфейс, веб-интерфейс и воспроизводимый запуск.</w:t>
+        <w:t>В качестве данных используется набор FNSPID объемом 50 000 экономических новостей. В рамках проекта решается задача классификации влияния новости по трем классам: positive, neutral и negative. Такая постановка связана с прикладным вопросом пользователя: не просто найти текст, а понять направленность события и использовать этот результат при формировании аналитического ответа. Дополнительно система поддерживает тематический прогноз по группам новостей и формирует ML-отчет с метриками моделей.</w:t>
       </w:r>
     </w:p>
     <w:p>
       <w:r>
-        <w:t>Объектом работы являются экономические новости. Предметом работы являются методы построения автоматической диалоговой системы для поиска, анализа и обобщения экономических новостей.</w:t>
+        <w:t>Объектом исследования являются экономические новости как источник текстовых данных для семантического анализа. Предметом исследования являются методы автоматической обработки этих новостей: текстовое представление, классификация влияния, поиск релевантных документов, retrieval-augmented generation и интеграция внешнего LLM API в пользовательский сценарий.</w:t>
       </w:r>
     </w:p>
     <w:p>
       <w:r>
-        <w:t>Цель работы: разработать локальную автоматическую диалоговую систему, которая принимает вопрос пользователя, находит релевантные экономические новости, оценивает их влияние и формирует ответ на основе найденных источников.</w:t>
+        <w:t>Цель курсовой работы состоит в разработке автоматической диалоговой системы для анализа экономических новостей, которая принимает вопрос пользователя, находит релевантные документы, оценивает влияние новостей, формирует ответ на основе источников и отображает результаты в веб-интерфейсе.</w:t>
       </w:r>
     </w:p>
     <w:p>
       <w:r>
-        <w:t>Для достижения цели поставлены задачи:</w:t>
+        <w:t>Для достижения цели поставлены задачи: изучить теоретические основы NLP и анализа экономических новостей; подготовить датасет и формализовать ML-задачу; реализовать и сравнить несколько моделей классификации; спроектировать компактную backend-архитектуру; реализовать сценарий поиска, анализа и ответа; провести эксперимент, интерпретировать метрики и определить направления улучшения качества.</w:t>
       </w:r>
     </w:p>
     <w:p>
-      <w:pPr>
-        <w:spacing w:line="360" w:lineRule="auto" w:after="0"/>
-        <w:ind w:firstLine="0" w:left="425"/>
-      </w:pPr>
       <w:r>
-        <w:rPr>
-          <w:rFonts w:ascii="Times New Roman" w:hAnsi="Times New Roman" w:cs="Times New Roman"/>
-          <w:sz w:val="28"/>
-        </w:rPr>
-        <w:t>1. Изучить предметную область анализа экономических новостей.</w:t>
-      </w:r>
-    </w:p>
-    <w:p>
-      <w:pPr>
-        <w:spacing w:line="360" w:lineRule="auto" w:after="0"/>
-        <w:ind w:firstLine="0" w:left="425"/>
-      </w:pPr>
-      <w:r>
-        <w:rPr>
-          <w:rFonts w:ascii="Times New Roman" w:hAnsi="Times New Roman" w:cs="Times New Roman"/>
-          <w:sz w:val="28"/>
-        </w:rPr>
-        <w:t>2. Определить ML/NLP pipeline: представление текста, подготовка датасета, поиск, классификация влияния и генерация ответа.</w:t>
-      </w:r>
-    </w:p>
-    <w:p>
-      <w:pPr>
-        <w:spacing w:line="360" w:lineRule="auto" w:after="0"/>
-        <w:ind w:firstLine="0" w:left="425"/>
-      </w:pPr>
-      <w:r>
-        <w:rPr>
-          <w:rFonts w:ascii="Times New Roman" w:hAnsi="Times New Roman" w:cs="Times New Roman"/>
-          <w:sz w:val="28"/>
-        </w:rPr>
-        <w:t>3. Спроектировать микросервисную архитектуру диалоговой системы.</w:t>
-      </w:r>
-    </w:p>
-    <w:p>
-      <w:pPr>
-        <w:spacing w:line="360" w:lineRule="auto" w:after="0"/>
-        <w:ind w:firstLine="0" w:left="425"/>
-      </w:pPr>
-      <w:r>
-        <w:rPr>
-          <w:rFonts w:ascii="Times New Roman" w:hAnsi="Times New Roman" w:cs="Times New Roman"/>
-          <w:sz w:val="28"/>
-        </w:rPr>
-        <w:t>4. Реализовать сервис загрузки и индексации новостей.</w:t>
-      </w:r>
-    </w:p>
-    <w:p>
-      <w:pPr>
-        <w:spacing w:line="360" w:lineRule="auto" w:after="0"/>
-        <w:ind w:firstLine="0" w:left="425"/>
-      </w:pPr>
-      <w:r>
-        <w:rPr>
-          <w:rFonts w:ascii="Times New Roman" w:hAnsi="Times New Roman" w:cs="Times New Roman"/>
-          <w:sz w:val="28"/>
-        </w:rPr>
-        <w:t>5. Реализовать сервис векторного поиска релевантных новостей.</w:t>
-      </w:r>
-    </w:p>
-    <w:p>
-      <w:pPr>
-        <w:spacing w:line="360" w:lineRule="auto" w:after="0"/>
-        <w:ind w:firstLine="0" w:left="425"/>
-      </w:pPr>
-      <w:r>
-        <w:rPr>
-          <w:rFonts w:ascii="Times New Roman" w:hAnsi="Times New Roman" w:cs="Times New Roman"/>
-          <w:sz w:val="28"/>
-        </w:rPr>
-        <w:t>6. Реализовать сервис анализа влияния новости.</w:t>
-      </w:r>
-    </w:p>
-    <w:p>
-      <w:pPr>
-        <w:spacing w:line="360" w:lineRule="auto" w:after="0"/>
-        <w:ind w:firstLine="0" w:left="425"/>
-      </w:pPr>
-      <w:r>
-        <w:rPr>
-          <w:rFonts w:ascii="Times New Roman" w:hAnsi="Times New Roman" w:cs="Times New Roman"/>
-          <w:sz w:val="28"/>
-        </w:rPr>
-        <w:t>7. Подготовить CLI-сценарий преобразования внешнего CSV и обучения классификаторов.</w:t>
-      </w:r>
-    </w:p>
-    <w:p>
-      <w:pPr>
-        <w:spacing w:line="360" w:lineRule="auto" w:after="0"/>
-        <w:ind w:firstLine="0" w:left="425"/>
-      </w:pPr>
-      <w:r>
-        <w:rPr>
-          <w:rFonts w:ascii="Times New Roman" w:hAnsi="Times New Roman" w:cs="Times New Roman"/>
-          <w:sz w:val="28"/>
-        </w:rPr>
-        <w:t>8. Реализовать сервис генерации ответа с поддержкой языковой модели.</w:t>
-      </w:r>
-    </w:p>
-    <w:p>
-      <w:pPr>
-        <w:spacing w:line="360" w:lineRule="auto" w:after="0"/>
-        <w:ind w:firstLine="0" w:left="425"/>
-      </w:pPr>
-      <w:r>
-        <w:rPr>
-          <w:rFonts w:ascii="Times New Roman" w:hAnsi="Times New Roman" w:cs="Times New Roman"/>
-          <w:sz w:val="28"/>
-        </w:rPr>
-        <w:t>9. Реализовать веб-интерфейс для загрузки датасета и работы пользователя.</w:t>
-      </w:r>
-    </w:p>
-    <w:p>
-      <w:pPr>
-        <w:spacing w:line="360" w:lineRule="auto" w:after="0"/>
-        <w:ind w:firstLine="0" w:left="425"/>
-      </w:pPr>
-      <w:r>
-        <w:rPr>
-          <w:rFonts w:ascii="Times New Roman" w:hAnsi="Times New Roman" w:cs="Times New Roman"/>
-          <w:sz w:val="28"/>
-        </w:rPr>
-        <w:t>10. Подготовить воспроизводимый сценарий запуска и проверки.</w:t>
+        <w:t>Практическая значимость работы состоит в том, что полученная система показывает полный путь от набора данных до пользовательского аналитического продукта. Она демонстрирует, как учебная ML-задача классификации может быть встроена в реальный диалоговый интерфейс, где важны не только метрики модели, но и воспроизводимость обработки, объяснимость результата, наличие источников и удобство просмотра отчета.</w:t>
       </w:r>
     </w:p>
     <w:p>
@@ -366,27 +282,42 @@
         <w:pStyle w:val="Heading1"/>
       </w:pPr>
       <w:r>
-        <w:t>1. АНАЛИЗ ПРЕДМЕТНОЙ ОБЛАСТИ</w:t>
+        <w:t>1 ТЕОРЕТИЧЕСКИЕ ОСНОВЫ АНАЛИЗА ЭКОНОМИЧЕСКИХ НОВОСТЕЙ</w:t>
       </w:r>
     </w:p>
     <w:p>
       <w:r>
-        <w:t>Экономические новости представляют собой текстовые сообщения о событиях, которые могут влиять на рынок, отрасли и отдельные компании. Такие события часто связаны с макроэкономическими показателями, монетарной политикой, торговлей, занятостью и промышленностью.</w:t>
+        <w:t>Анализ экономических новостей относится к задачам обработки естественного языка, в которых текстовая информация преобразуется в признаки и используется для принятия аналитического решения. В отличие от числовых временных рядов, новостные данные содержат неструктурированные формулировки, контекст, неоднозначность и различный уровень детализации. Поэтому первым этапом становится приведение текста к форме, пригодной для поиска и классификации.</w:t>
       </w:r>
     </w:p>
     <w:p>
       <w:r>
-        <w:t>С точки зрения машинного обучения задача включает несколько подзадач обработки естественного языка: нормализацию и представление текста, поиск релевантных документов, классификацию влияния новости и генерацию итогового ответа. Поэтому система должна не только отдавать HTTP-ответ, но и выполнять понятный ML/NLP pipeline.</w:t>
+        <w:t>Классический подход к представлению текста строится на статистических признаках, например TF-IDF. Метод отражает важность слова или n-граммы в конкретном документе с учетом частоты в корпусе. Для экономических новостей такой подход полезен тем, что отдельные термины часто напрямую связаны с характером события: инфляция, рост, сокращение, ставка, безработица, экспорт, прибыль, дефицит. Модель на TF-IDF-признаках остается объяснимой и хорошо подходит как baseline.</w:t>
       </w:r>
     </w:p>
     <w:p>
       <w:r>
-        <w:t>Для классификации влияния новости применяется воспроизводимый baseline tfidf-logreg. Такой подход хорошо подходит для учебной защиты: он объясним, быстро запускается локально и показывает связь между текстовыми признаками и итоговым классом влияния. Для исследовательского сценария также предусмотрены подготовка размеченного CSV, обучение режима на embeddings и обучение небольшой transformer-модели.</w:t>
+        <w:t>Семантические embedding-представления решают другую задачу: они переводят текст в плотный вектор, где близость отражает не только буквальное совпадение слов, но и смысловую близость сообщений. Это особенно важно для retrieval-сценария, где пользователь может задать вопрос словами, отличающимися от текста новости. Например, запрос о снижении ценового давления должен находить новости об инфляции даже без полного совпадения формулировок.</w:t>
       </w:r>
     </w:p>
     <w:p>
       <w:r>
-        <w:t>Retrieval-подход позволяет сначала найти контекст, а затем формировать ответ на основе найденных документов. Это снижает риск абстрактного ответа и делает результат объяснимым для пользователя.</w:t>
+        <w:t>Классификация влияния новостей представляет собой задачу supervised learning. Каждому тексту сопоставляется целевой класс: positive, neutral или negative. Positive означает потенциально благоприятное влияние на экономическую ситуацию или ожидания; negative указывает на риск или ухудшение; neutral фиксирует отсутствие явной направленности либо сбалансированное сообщение. В практическом применении такая классификация помогает не только упорядочить источники, но и объяснить итоговую позицию системы.</w:t>
+      </w:r>
+    </w:p>
+    <w:p>
+      <w:r>
+        <w:t>Retrieval-augmented generation объединяет поиск и генерацию ответа. Сначала система извлекает релевантные документы, затем передает их как контекст генератору ответа. В результате языковая модель не отвечает в отрыве от данных, а опирается на найденные новости. В проекте этот принцип применяется к экономическому домену: пользователь получает краткий аналитический ответ, а рядом видит источники, их релевантность и оценку влияния.</w:t>
+      </w:r>
+    </w:p>
+    <w:p>
+      <w:r>
+        <w:t>Языковые модели в аналитических системах выполняют роль компонента обобщения, а не единственного источника истины. Внешний LLM API используется после поиска и ML-анализа, поэтому его ответ ограничен переданным контекстом. Такой дизайн снижает риск нерелевантной генерации и соответствует требованию объяснимости: пользователь может проверить, какие новости были использованы при формировании вывода.</w:t>
+      </w:r>
+    </w:p>
+    <w:p>
+      <w:r>
+        <w:t>Для оценки качества классификаторов применяются accuracy и macro F1. Accuracy показывает долю верно классифицированных примеров, но при дисбалансе классов может переоценивать модель, хорошо распознающую только самый частый класс. Macro F1 усредняет качество по классам без учета их частоты, поэтому лучше показывает, насколько модель справляется с minor-классами и сохраняет полезность для анализа неоднородного новостного потока.</w:t>
       </w:r>
     </w:p>
     <w:tbl>
@@ -394,46 +325,69 @@
         <w:tblStyle w:val="TableGrid"/>
         <w:tblW w:type="auto" w:w="0"/>
         <w:jc w:val="center"/>
+        <w:tblLayout w:type="fixed"/>
         <w:tblLook w:firstColumn="1" w:firstRow="1" w:lastColumn="0" w:lastRow="0" w:noHBand="0" w:noVBand="1" w:val="04A0"/>
       </w:tblPr>
       <w:tblGrid>
-        <w:gridCol w:w="4677"/>
-        <w:gridCol w:w="4677"/>
+        <w:gridCol w:w="2268"/>
+        <w:gridCol w:w="6803"/>
       </w:tblGrid>
       <w:tr>
         <w:tc>
           <w:tcPr>
             <w:tcW w:type="dxa" w:w="4677"/>
+            <w:tcMar>
+              <w:top w:w="120" w:type="dxa"/>
+              <w:start w:w="120" w:type="dxa"/>
+              <w:bottom w:w="120" w:type="dxa"/>
+              <w:end w:w="120" w:type="dxa"/>
+            </w:tcMar>
             <w:vAlign w:val="center"/>
             <w:shd w:fill="E8EEF5"/>
           </w:tcPr>
           <w:p>
+            <w:pPr>
+              <w:spacing w:line="276" w:lineRule="auto" w:after="0"/>
+              <w:ind w:firstLine="0"/>
+              <w:jc w:val="left"/>
+            </w:pPr>
             <w:r/>
             <w:r>
               <w:rPr>
                 <w:rFonts w:ascii="Times New Roman" w:hAnsi="Times New Roman" w:cs="Times New Roman"/>
                 <w:b/>
-                <w:sz w:val="24"/>
+                <w:sz w:val="20"/>
               </w:rPr>
-              <w:t>ML/NLP-задача</w:t>
+              <w:t>Понятие</w:t>
             </w:r>
           </w:p>
         </w:tc>
         <w:tc>
           <w:tcPr>
             <w:tcW w:type="dxa" w:w="4677"/>
+            <w:tcMar>
+              <w:top w:w="120" w:type="dxa"/>
+              <w:start w:w="120" w:type="dxa"/>
+              <w:bottom w:w="120" w:type="dxa"/>
+              <w:end w:w="120" w:type="dxa"/>
+            </w:tcMar>
             <w:vAlign w:val="center"/>
             <w:shd w:fill="E8EEF5"/>
           </w:tcPr>
           <w:p>
+            <w:pPr>
+              <w:spacing w:line="276" w:lineRule="auto" w:after="0"/>
+              <w:ind w:firstLine="0"/>
+              <w:jc w:val="left"/>
+            </w:pPr>
             <w:r/>
             <w:r>
               <w:rPr>
                 <w:rFonts w:ascii="Times New Roman" w:hAnsi="Times New Roman" w:cs="Times New Roman"/>
                 <w:b/>
-                <w:sz w:val="24"/>
+                <w:sz w:val="20"/>
               </w:rPr>
-              <w:t>Роль в системе</w:t>
+              <w:t>Значение для работы</w:t>
             </w:r>
           </w:p>
         </w:tc>
@@ -441,35 +395,57 @@
       <w:tr>
         <w:tc>
           <w:tcPr>
-            <w:tcW w:type="dxa" w:w="4677"/>
+            <w:tcW w:type="dxa" w:w="2268"/>
+            <w:tcMar>
+              <w:top w:w="120" w:type="dxa"/>
+              <w:start w:w="120" w:type="dxa"/>
+              <w:bottom w:w="120" w:type="dxa"/>
+              <w:end w:w="120" w:type="dxa"/>
+            </w:tcMar>
             <w:vAlign w:val="center"/>
           </w:tcPr>
           <w:p>
+            <w:pPr>
+              <w:spacing w:line="276" w:lineRule="auto" w:after="0"/>
+              <w:ind w:firstLine="0"/>
+              <w:jc w:val="left"/>
+            </w:pPr>
             <w:r/>
             <w:r>
               <w:rPr>
                 <w:rFonts w:ascii="Times New Roman" w:hAnsi="Times New Roman" w:cs="Times New Roman"/>
                 <w:b w:val="0"/>
-                <w:sz w:val="24"/>
+                <w:sz w:val="20"/>
               </w:rPr>
-              <w:t>Текстовое представление</w:t>
+              <w:t>NLP</w:t>
             </w:r>
           </w:p>
         </w:tc>
         <w:tc>
           <w:tcPr>
-            <w:tcW w:type="dxa" w:w="4677"/>
+            <w:tcW w:type="dxa" w:w="6803"/>
+            <w:tcMar>
+              <w:top w:w="120" w:type="dxa"/>
+              <w:start w:w="120" w:type="dxa"/>
+              <w:bottom w:w="120" w:type="dxa"/>
+              <w:end w:w="120" w:type="dxa"/>
+            </w:tcMar>
             <w:vAlign w:val="center"/>
           </w:tcPr>
           <w:p>
+            <w:pPr>
+              <w:spacing w:line="276" w:lineRule="auto" w:after="0"/>
+              <w:ind w:firstLine="0"/>
+              <w:jc w:val="left"/>
+            </w:pPr>
             <w:r/>
             <w:r>
               <w:rPr>
                 <w:rFonts w:ascii="Times New Roman" w:hAnsi="Times New Roman" w:cs="Times New Roman"/>
                 <w:b w:val="0"/>
-                <w:sz w:val="24"/>
+                <w:sz w:val="20"/>
               </w:rPr>
-              <w:t>TF-IDF и embeddings используются для поиска и классификации новостей.</w:t>
+              <w:t>Преобразует неструктурированный текст новостей в признаки для поиска и классификации.</w:t>
             </w:r>
           </w:p>
         </w:tc>
@@ -477,16 +453,85 @@
       <w:tr>
         <w:tc>
           <w:tcPr>
-            <w:tcW w:type="dxa" w:w="4677"/>
+            <w:tcW w:type="dxa" w:w="2268"/>
+            <w:tcMar>
+              <w:top w:w="120" w:type="dxa"/>
+              <w:start w:w="120" w:type="dxa"/>
+              <w:bottom w:w="120" w:type="dxa"/>
+              <w:end w:w="120" w:type="dxa"/>
+            </w:tcMar>
             <w:vAlign w:val="center"/>
           </w:tcPr>
           <w:p>
+            <w:pPr>
+              <w:spacing w:line="276" w:lineRule="auto" w:after="0"/>
+              <w:ind w:firstLine="0"/>
+              <w:jc w:val="left"/>
+            </w:pPr>
             <w:r/>
             <w:r>
               <w:rPr>
                 <w:rFonts w:ascii="Times New Roman" w:hAnsi="Times New Roman" w:cs="Times New Roman"/>
                 <w:b w:val="0"/>
-                <w:sz w:val="24"/>
+                <w:sz w:val="20"/>
+              </w:rPr>
+              <w:t>Классификация влияния</w:t>
+            </w:r>
+          </w:p>
+        </w:tc>
+        <w:tc>
+          <w:tcPr>
+            <w:tcW w:type="dxa" w:w="6803"/>
+            <w:tcMar>
+              <w:top w:w="120" w:type="dxa"/>
+              <w:start w:w="120" w:type="dxa"/>
+              <w:bottom w:w="120" w:type="dxa"/>
+              <w:end w:w="120" w:type="dxa"/>
+            </w:tcMar>
+            <w:vAlign w:val="center"/>
+          </w:tcPr>
+          <w:p>
+            <w:pPr>
+              <w:spacing w:line="276" w:lineRule="auto" w:after="0"/>
+              <w:ind w:firstLine="0"/>
+              <w:jc w:val="left"/>
+            </w:pPr>
+            <w:r/>
+            <w:r>
+              <w:rPr>
+                <w:rFonts w:ascii="Times New Roman" w:hAnsi="Times New Roman" w:cs="Times New Roman"/>
+                <w:b w:val="0"/>
+                <w:sz w:val="20"/>
+              </w:rPr>
+              <w:t>Определяет направленность новости: positive, neutral или negative.</w:t>
+            </w:r>
+          </w:p>
+        </w:tc>
+      </w:tr>
+      <w:tr>
+        <w:tc>
+          <w:tcPr>
+            <w:tcW w:type="dxa" w:w="2268"/>
+            <w:tcMar>
+              <w:top w:w="120" w:type="dxa"/>
+              <w:start w:w="120" w:type="dxa"/>
+              <w:bottom w:w="120" w:type="dxa"/>
+              <w:end w:w="120" w:type="dxa"/>
+            </w:tcMar>
+            <w:vAlign w:val="center"/>
+          </w:tcPr>
+          <w:p>
+            <w:pPr>
+              <w:spacing w:line="276" w:lineRule="auto" w:after="0"/>
+              <w:ind w:firstLine="0"/>
+              <w:jc w:val="left"/>
+            </w:pPr>
+            <w:r/>
+            <w:r>
+              <w:rPr>
+                <w:rFonts w:ascii="Times New Roman" w:hAnsi="Times New Roman" w:cs="Times New Roman"/>
+                <w:b w:val="0"/>
+                <w:sz w:val="20"/>
               </w:rPr>
               <w:t>Retrieval</w:t>
             </w:r>
@@ -494,18 +539,29 @@
         </w:tc>
         <w:tc>
           <w:tcPr>
-            <w:tcW w:type="dxa" w:w="4677"/>
+            <w:tcW w:type="dxa" w:w="6803"/>
+            <w:tcMar>
+              <w:top w:w="120" w:type="dxa"/>
+              <w:start w:w="120" w:type="dxa"/>
+              <w:bottom w:w="120" w:type="dxa"/>
+              <w:end w:w="120" w:type="dxa"/>
+            </w:tcMar>
             <w:vAlign w:val="center"/>
           </w:tcPr>
           <w:p>
+            <w:pPr>
+              <w:spacing w:line="276" w:lineRule="auto" w:after="0"/>
+              <w:ind w:firstLine="0"/>
+              <w:jc w:val="left"/>
+            </w:pPr>
             <w:r/>
             <w:r>
               <w:rPr>
                 <w:rFonts w:ascii="Times New Roman" w:hAnsi="Times New Roman" w:cs="Times New Roman"/>
                 <w:b w:val="0"/>
-                <w:sz w:val="24"/>
+                <w:sz w:val="20"/>
               </w:rPr>
-              <w:t>Поиск релевантных документов формирует контекст для ответа.</w:t>
+              <w:t>Находит релевантные источники по вопросу пользователя.</w:t>
             </w:r>
           </w:p>
         </w:tc>
@@ -513,35 +569,57 @@
       <w:tr>
         <w:tc>
           <w:tcPr>
-            <w:tcW w:type="dxa" w:w="4677"/>
+            <w:tcW w:type="dxa" w:w="2268"/>
+            <w:tcMar>
+              <w:top w:w="120" w:type="dxa"/>
+              <w:start w:w="120" w:type="dxa"/>
+              <w:bottom w:w="120" w:type="dxa"/>
+              <w:end w:w="120" w:type="dxa"/>
+            </w:tcMar>
             <w:vAlign w:val="center"/>
           </w:tcPr>
           <w:p>
+            <w:pPr>
+              <w:spacing w:line="276" w:lineRule="auto" w:after="0"/>
+              <w:ind w:firstLine="0"/>
+              <w:jc w:val="left"/>
+            </w:pPr>
             <w:r/>
             <w:r>
               <w:rPr>
                 <w:rFonts w:ascii="Times New Roman" w:hAnsi="Times New Roman" w:cs="Times New Roman"/>
                 <w:b w:val="0"/>
-                <w:sz w:val="24"/>
+                <w:sz w:val="20"/>
               </w:rPr>
-              <w:t>Классификация влияния</w:t>
+              <w:t>RAG</w:t>
             </w:r>
           </w:p>
         </w:tc>
         <w:tc>
           <w:tcPr>
-            <w:tcW w:type="dxa" w:w="4677"/>
+            <w:tcW w:type="dxa" w:w="6803"/>
+            <w:tcMar>
+              <w:top w:w="120" w:type="dxa"/>
+              <w:start w:w="120" w:type="dxa"/>
+              <w:bottom w:w="120" w:type="dxa"/>
+              <w:end w:w="120" w:type="dxa"/>
+            </w:tcMar>
             <w:vAlign w:val="center"/>
           </w:tcPr>
           <w:p>
+            <w:pPr>
+              <w:spacing w:line="276" w:lineRule="auto" w:after="0"/>
+              <w:ind w:firstLine="0"/>
+              <w:jc w:val="left"/>
+            </w:pPr>
             <w:r/>
             <w:r>
               <w:rPr>
                 <w:rFonts w:ascii="Times New Roman" w:hAnsi="Times New Roman" w:cs="Times New Roman"/>
                 <w:b w:val="0"/>
-                <w:sz w:val="24"/>
+                <w:sz w:val="20"/>
               </w:rPr>
-              <w:t>Модель определяет позитивное, негативное или нейтральное влияние новости.</w:t>
+              <w:t>Формирует ответ на основе найденного контекста, а не только параметров языковой модели.</w:t>
             </w:r>
           </w:p>
         </w:tc>
@@ -549,71 +627,57 @@
       <w:tr>
         <w:tc>
           <w:tcPr>
-            <w:tcW w:type="dxa" w:w="4677"/>
+            <w:tcW w:type="dxa" w:w="2268"/>
+            <w:tcMar>
+              <w:top w:w="120" w:type="dxa"/>
+              <w:start w:w="120" w:type="dxa"/>
+              <w:bottom w:w="120" w:type="dxa"/>
+              <w:end w:w="120" w:type="dxa"/>
+            </w:tcMar>
             <w:vAlign w:val="center"/>
           </w:tcPr>
           <w:p>
+            <w:pPr>
+              <w:spacing w:line="276" w:lineRule="auto" w:after="0"/>
+              <w:ind w:firstLine="0"/>
+              <w:jc w:val="left"/>
+            </w:pPr>
             <w:r/>
             <w:r>
               <w:rPr>
                 <w:rFonts w:ascii="Times New Roman" w:hAnsi="Times New Roman" w:cs="Times New Roman"/>
                 <w:b w:val="0"/>
-                <w:sz w:val="24"/>
+                <w:sz w:val="20"/>
               </w:rPr>
-              <w:t>Генерация ответа</w:t>
+              <w:t>Внешний LLM API</w:t>
             </w:r>
           </w:p>
         </w:tc>
         <w:tc>
           <w:tcPr>
-            <w:tcW w:type="dxa" w:w="4677"/>
+            <w:tcW w:type="dxa" w:w="6803"/>
+            <w:tcMar>
+              <w:top w:w="120" w:type="dxa"/>
+              <w:start w:w="120" w:type="dxa"/>
+              <w:bottom w:w="120" w:type="dxa"/>
+              <w:end w:w="120" w:type="dxa"/>
+            </w:tcMar>
             <w:vAlign w:val="center"/>
           </w:tcPr>
           <w:p>
+            <w:pPr>
+              <w:spacing w:line="276" w:lineRule="auto" w:after="0"/>
+              <w:ind w:firstLine="0"/>
+              <w:jc w:val="left"/>
+            </w:pPr>
             <w:r/>
             <w:r>
               <w:rPr>
                 <w:rFonts w:ascii="Times New Roman" w:hAnsi="Times New Roman" w:cs="Times New Roman"/>
                 <w:b w:val="0"/>
-                <w:sz w:val="24"/>
+                <w:sz w:val="20"/>
               </w:rPr>
-              <w:t>Dialog-service собирает ответ по найденным источникам через template или LLM-режим.</w:t>
-            </w:r>
-          </w:p>
-        </w:tc>
-      </w:tr>
-      <w:tr>
-        <w:tc>
-          <w:tcPr>
-            <w:tcW w:type="dxa" w:w="4677"/>
-            <w:vAlign w:val="center"/>
-          </w:tcPr>
-          <w:p>
-            <w:r/>
-            <w:r>
-              <w:rPr>
-                <w:rFonts w:ascii="Times New Roman" w:hAnsi="Times New Roman" w:cs="Times New Roman"/>
-                <w:b w:val="0"/>
-                <w:sz w:val="24"/>
-              </w:rPr>
-              <w:t>ML tracking</w:t>
-            </w:r>
-          </w:p>
-        </w:tc>
-        <w:tc>
-          <w:tcPr>
-            <w:tcW w:type="dxa" w:w="4677"/>
-            <w:vAlign w:val="center"/>
-          </w:tcPr>
-          <w:p>
-            <w:r/>
-            <w:r>
-              <w:rPr>
-                <w:rFonts w:ascii="Times New Roman" w:hAnsi="Times New Roman" w:cs="Times New Roman"/>
-                <w:b w:val="0"/>
-                <w:sz w:val="24"/>
-              </w:rPr>
-              <w:t>MLflow предусмотрен для фиксации экспериментов и артефактов моделей.</w:t>
+              <w:t>Обобщает найденные документы и возвращает связный аналитический ответ.</w:t>
             </w:r>
           </w:p>
         </w:tc>
@@ -625,16 +689,894 @@
         <w:pStyle w:val="Heading1"/>
       </w:pPr>
       <w:r>
-        <w:t>2. ПРОЕКТИРОВАНИЕ ДИАЛОГОВОЙ СИСТЕМЫ</w:t>
+        <w:t>2 ДАННЫЕ И ПОСТАНОВКА ML-ЗАДАЧИ</w:t>
       </w:r>
     </w:p>
     <w:p>
       <w:r>
-        <w:t>Система построена как локальный микросервисный стенд. Такой подход разделяет ответственность компонентов и позволяет показать полный pipeline обработки вопроса.</w:t>
+        <w:t>Исходной базой исследования является датасет FNSPID, содержащий 50 000 экономических новостей. Для курсовой работы этот объем достаточен, чтобы обучить несколько моделей, получить устойчивые метрики и проверить работу поиска на реальном корпусе, а не на искусственном наборе демонстрационных фраз.</w:t>
+      </w:r>
+    </w:p>
+    <w:p>
+      <w:r>
+        <w:t>Каждая новость рассматривается как текстовый документ, в котором присутствуют заголовок, содержание или объединенное текстовое поле, а также метка влияния. В прикладной системе эти документы используются дважды: как обучающие примеры для классификаторов и как корпус для retrieval-поиска. Поэтому качество подготовки текста влияет одновременно на ML-метрики и на пользовательское качество ответа.</w:t>
+      </w:r>
+    </w:p>
+    <w:p>
+      <w:r>
+        <w:t>Целевая переменная принимает три значения: negative, neutral, positive. Наличие трех классов делает задачу более содержательной, чем бинарная оценка. Нейтральные новости важны, потому что в экономическом потоке значительная часть сообщений описывает факты без однозначной рыночной направленности. Если игнорировать этот класс, система будет искусственно усиливать позитивную или негативную интерпретацию.</w:t>
+      </w:r>
+    </w:p>
+    <w:p>
+      <w:r>
+        <w:t>Перед обучением выполняется базовая подготовка текста: удаление пустых значений, приведение записей к единой схеме, проверка целевой метки, формирование обучающего и тестового представления. Для моделей на TF-IDF важна стабильность токенизации и ограничение словаря, чтобы случайные редкие слова не перегружали признаковое пространство. Для embedding-подхода важна сохранность семантического содержания фразы.</w:t>
+      </w:r>
+    </w:p>
+    <w:p>
+      <w:r>
+        <w:t>Данные делятся на train, validation и test. Обучающая часть используется для подбора параметров модели, validation помогает контролировать качество в процессе настройки, test применяется только для итогового сравнения. Такое разделение необходимо, чтобы метрики отражали обобщающую способность модели, а не запоминание конкретных новостей.</w:t>
+      </w:r>
+    </w:p>
+    <w:p>
+      <w:r>
+        <w:t>Особое внимание уделяется дисбалансу классов. В новостных данных одни типы сообщений встречаются чаще других: нейтральные публикации могут доминировать над явно позитивными или негативными. В такой ситуации модель может показывать приемлемую accuracy, но плохо распознавать редкие классы. Поэтому в отчете рядом с accuracy обязательно анализируется macro F1.</w:t>
+      </w:r>
+    </w:p>
+    <w:p>
+      <w:r>
+        <w:t>С точки зрения пользовательского сценария датасет используется не изолированно, а как активный источник знаний. После индексации новости становятся доступными для поиска по вопросу пользователя. Это связывает исследовательскую часть с программной реализацией: корпус, на котором обучается классификатор, одновременно является базой фактов для RAG-ответа и тематического прогноза.</w:t>
+      </w:r>
+    </w:p>
+    <w:p>
+      <w:r>
+        <w:t>Для экономических новостей особенно важна воспроизводимость подготовки корпуса. Если одна и та же новость в разных экспериментах получает различное представление, сравнение моделей теряет смысл. Поэтому подготовка данных должна быть детерминированной: одинаковые правила очистки, одинаковое разбиение, одинаковая интерпретация целевой колонки и одинаковые ограничения на признаки.</w:t>
+      </w:r>
+    </w:p>
+    <w:p>
+      <w:r>
+        <w:t>Еще одна особенность датасета состоит в том, что экономическая направленность часто выражается не одним словом, а сочетанием показателя и контекста. Например, рост инфляции может восприниматься негативно, но рост выручки компании обычно положителен. Это означает, что модель должна учитывать локальные словосочетания, а не только отдельные токены. Поэтому для TF-IDF полезны n-граммы, а для transformer-подхода важен достаточно длинный контекст.</w:t>
+      </w:r>
+    </w:p>
+    <w:p>
+      <w:r>
+        <w:t>В прикладном RAG-сценарии качество данных проявляется и через источники, которые видит пользователь. Если корпус содержит дубликаты, пустые тексты или нерелевантные записи, retrieval может вернуть слабый контекст даже при хорошей модели классификации. Поэтому работа с данными рассматривается как отдельная часть проекта, а не как вспомогательная техническая операция.</w:t>
+      </w:r>
+    </w:p>
+    <w:tbl>
+      <w:tblPr>
+        <w:tblStyle w:val="TableGrid"/>
+        <w:tblW w:type="auto" w:w="0"/>
+        <w:jc w:val="center"/>
+        <w:tblLayout w:type="fixed"/>
+        <w:tblLook w:firstColumn="1" w:firstRow="1" w:lastColumn="0" w:lastRow="0" w:noHBand="0" w:noVBand="1" w:val="04A0"/>
+      </w:tblPr>
+      <w:tblGrid>
+        <w:gridCol w:w="2551"/>
+        <w:gridCol w:w="6520"/>
+      </w:tblGrid>
+      <w:tr>
+        <w:tc>
+          <w:tcPr>
+            <w:tcW w:type="dxa" w:w="4677"/>
+            <w:tcMar>
+              <w:top w:w="120" w:type="dxa"/>
+              <w:start w:w="120" w:type="dxa"/>
+              <w:bottom w:w="120" w:type="dxa"/>
+              <w:end w:w="120" w:type="dxa"/>
+            </w:tcMar>
+            <w:vAlign w:val="center"/>
+            <w:shd w:fill="E8EEF5"/>
+          </w:tcPr>
+          <w:p>
+            <w:pPr>
+              <w:spacing w:line="276" w:lineRule="auto" w:after="0"/>
+              <w:ind w:firstLine="0"/>
+              <w:jc w:val="left"/>
+            </w:pPr>
+            <w:r/>
+            <w:r>
+              <w:rPr>
+                <w:rFonts w:ascii="Times New Roman" w:hAnsi="Times New Roman" w:cs="Times New Roman"/>
+                <w:b/>
+                <w:sz w:val="20"/>
+              </w:rPr>
+              <w:t>Элемент постановки</w:t>
+            </w:r>
+          </w:p>
+        </w:tc>
+        <w:tc>
+          <w:tcPr>
+            <w:tcW w:type="dxa" w:w="4677"/>
+            <w:tcMar>
+              <w:top w:w="120" w:type="dxa"/>
+              <w:start w:w="120" w:type="dxa"/>
+              <w:bottom w:w="120" w:type="dxa"/>
+              <w:end w:w="120" w:type="dxa"/>
+            </w:tcMar>
+            <w:vAlign w:val="center"/>
+            <w:shd w:fill="E8EEF5"/>
+          </w:tcPr>
+          <w:p>
+            <w:pPr>
+              <w:spacing w:line="276" w:lineRule="auto" w:after="0"/>
+              <w:ind w:firstLine="0"/>
+              <w:jc w:val="left"/>
+            </w:pPr>
+            <w:r/>
+            <w:r>
+              <w:rPr>
+                <w:rFonts w:ascii="Times New Roman" w:hAnsi="Times New Roman" w:cs="Times New Roman"/>
+                <w:b/>
+                <w:sz w:val="20"/>
+              </w:rPr>
+              <w:t>Описание</w:t>
+            </w:r>
+          </w:p>
+        </w:tc>
+      </w:tr>
+      <w:tr>
+        <w:tc>
+          <w:tcPr>
+            <w:tcW w:type="dxa" w:w="2551"/>
+            <w:tcMar>
+              <w:top w:w="120" w:type="dxa"/>
+              <w:start w:w="120" w:type="dxa"/>
+              <w:bottom w:w="120" w:type="dxa"/>
+              <w:end w:w="120" w:type="dxa"/>
+            </w:tcMar>
+            <w:vAlign w:val="center"/>
+          </w:tcPr>
+          <w:p>
+            <w:pPr>
+              <w:spacing w:line="276" w:lineRule="auto" w:after="0"/>
+              <w:ind w:firstLine="0"/>
+              <w:jc w:val="left"/>
+            </w:pPr>
+            <w:r/>
+            <w:r>
+              <w:rPr>
+                <w:rFonts w:ascii="Times New Roman" w:hAnsi="Times New Roman" w:cs="Times New Roman"/>
+                <w:b w:val="0"/>
+                <w:sz w:val="20"/>
+              </w:rPr>
+              <w:t>Объект</w:t>
+            </w:r>
+          </w:p>
+        </w:tc>
+        <w:tc>
+          <w:tcPr>
+            <w:tcW w:type="dxa" w:w="6520"/>
+            <w:tcMar>
+              <w:top w:w="120" w:type="dxa"/>
+              <w:start w:w="120" w:type="dxa"/>
+              <w:bottom w:w="120" w:type="dxa"/>
+              <w:end w:w="120" w:type="dxa"/>
+            </w:tcMar>
+            <w:vAlign w:val="center"/>
+          </w:tcPr>
+          <w:p>
+            <w:pPr>
+              <w:spacing w:line="276" w:lineRule="auto" w:after="0"/>
+              <w:ind w:firstLine="0"/>
+              <w:jc w:val="left"/>
+            </w:pPr>
+            <w:r/>
+            <w:r>
+              <w:rPr>
+                <w:rFonts w:ascii="Times New Roman" w:hAnsi="Times New Roman" w:cs="Times New Roman"/>
+                <w:b w:val="0"/>
+                <w:sz w:val="20"/>
+              </w:rPr>
+              <w:t>Экономическая новость как текстовый документ.</w:t>
+            </w:r>
+          </w:p>
+        </w:tc>
+      </w:tr>
+      <w:tr>
+        <w:tc>
+          <w:tcPr>
+            <w:tcW w:type="dxa" w:w="2551"/>
+            <w:tcMar>
+              <w:top w:w="120" w:type="dxa"/>
+              <w:start w:w="120" w:type="dxa"/>
+              <w:bottom w:w="120" w:type="dxa"/>
+              <w:end w:w="120" w:type="dxa"/>
+            </w:tcMar>
+            <w:vAlign w:val="center"/>
+          </w:tcPr>
+          <w:p>
+            <w:pPr>
+              <w:spacing w:line="276" w:lineRule="auto" w:after="0"/>
+              <w:ind w:firstLine="0"/>
+              <w:jc w:val="left"/>
+            </w:pPr>
+            <w:r/>
+            <w:r>
+              <w:rPr>
+                <w:rFonts w:ascii="Times New Roman" w:hAnsi="Times New Roman" w:cs="Times New Roman"/>
+                <w:b w:val="0"/>
+                <w:sz w:val="20"/>
+              </w:rPr>
+              <w:t>Целевая переменная</w:t>
+            </w:r>
+          </w:p>
+        </w:tc>
+        <w:tc>
+          <w:tcPr>
+            <w:tcW w:type="dxa" w:w="6520"/>
+            <w:tcMar>
+              <w:top w:w="120" w:type="dxa"/>
+              <w:start w:w="120" w:type="dxa"/>
+              <w:bottom w:w="120" w:type="dxa"/>
+              <w:end w:w="120" w:type="dxa"/>
+            </w:tcMar>
+            <w:vAlign w:val="center"/>
+          </w:tcPr>
+          <w:p>
+            <w:pPr>
+              <w:spacing w:line="276" w:lineRule="auto" w:after="0"/>
+              <w:ind w:firstLine="0"/>
+              <w:jc w:val="left"/>
+            </w:pPr>
+            <w:r/>
+            <w:r>
+              <w:rPr>
+                <w:rFonts w:ascii="Times New Roman" w:hAnsi="Times New Roman" w:cs="Times New Roman"/>
+                <w:b w:val="0"/>
+                <w:sz w:val="20"/>
+              </w:rPr>
+              <w:t>Класс влияния: positive, neutral, negative.</w:t>
+            </w:r>
+          </w:p>
+        </w:tc>
+      </w:tr>
+      <w:tr>
+        <w:tc>
+          <w:tcPr>
+            <w:tcW w:type="dxa" w:w="2551"/>
+            <w:tcMar>
+              <w:top w:w="120" w:type="dxa"/>
+              <w:start w:w="120" w:type="dxa"/>
+              <w:bottom w:w="120" w:type="dxa"/>
+              <w:end w:w="120" w:type="dxa"/>
+            </w:tcMar>
+            <w:vAlign w:val="center"/>
+          </w:tcPr>
+          <w:p>
+            <w:pPr>
+              <w:spacing w:line="276" w:lineRule="auto" w:after="0"/>
+              <w:ind w:firstLine="0"/>
+              <w:jc w:val="left"/>
+            </w:pPr>
+            <w:r/>
+            <w:r>
+              <w:rPr>
+                <w:rFonts w:ascii="Times New Roman" w:hAnsi="Times New Roman" w:cs="Times New Roman"/>
+                <w:b w:val="0"/>
+                <w:sz w:val="20"/>
+              </w:rPr>
+              <w:t>Вход модели</w:t>
+            </w:r>
+          </w:p>
+        </w:tc>
+        <w:tc>
+          <w:tcPr>
+            <w:tcW w:type="dxa" w:w="6520"/>
+            <w:tcMar>
+              <w:top w:w="120" w:type="dxa"/>
+              <w:start w:w="120" w:type="dxa"/>
+              <w:bottom w:w="120" w:type="dxa"/>
+              <w:end w:w="120" w:type="dxa"/>
+            </w:tcMar>
+            <w:vAlign w:val="center"/>
+          </w:tcPr>
+          <w:p>
+            <w:pPr>
+              <w:spacing w:line="276" w:lineRule="auto" w:after="0"/>
+              <w:ind w:firstLine="0"/>
+              <w:jc w:val="left"/>
+            </w:pPr>
+            <w:r/>
+            <w:r>
+              <w:rPr>
+                <w:rFonts w:ascii="Times New Roman" w:hAnsi="Times New Roman" w:cs="Times New Roman"/>
+                <w:b w:val="0"/>
+                <w:sz w:val="20"/>
+              </w:rPr>
+              <w:t>Очищенный текст новости или embedding-представление.</w:t>
+            </w:r>
+          </w:p>
+        </w:tc>
+      </w:tr>
+      <w:tr>
+        <w:tc>
+          <w:tcPr>
+            <w:tcW w:type="dxa" w:w="2551"/>
+            <w:tcMar>
+              <w:top w:w="120" w:type="dxa"/>
+              <w:start w:w="120" w:type="dxa"/>
+              <w:bottom w:w="120" w:type="dxa"/>
+              <w:end w:w="120" w:type="dxa"/>
+            </w:tcMar>
+            <w:vAlign w:val="center"/>
+          </w:tcPr>
+          <w:p>
+            <w:pPr>
+              <w:spacing w:line="276" w:lineRule="auto" w:after="0"/>
+              <w:ind w:firstLine="0"/>
+              <w:jc w:val="left"/>
+            </w:pPr>
+            <w:r/>
+            <w:r>
+              <w:rPr>
+                <w:rFonts w:ascii="Times New Roman" w:hAnsi="Times New Roman" w:cs="Times New Roman"/>
+                <w:b w:val="0"/>
+                <w:sz w:val="20"/>
+              </w:rPr>
+              <w:t>Выход модели</w:t>
+            </w:r>
+          </w:p>
+        </w:tc>
+        <w:tc>
+          <w:tcPr>
+            <w:tcW w:type="dxa" w:w="6520"/>
+            <w:tcMar>
+              <w:top w:w="120" w:type="dxa"/>
+              <w:start w:w="120" w:type="dxa"/>
+              <w:bottom w:w="120" w:type="dxa"/>
+              <w:end w:w="120" w:type="dxa"/>
+            </w:tcMar>
+            <w:vAlign w:val="center"/>
+          </w:tcPr>
+          <w:p>
+            <w:pPr>
+              <w:spacing w:line="276" w:lineRule="auto" w:after="0"/>
+              <w:ind w:firstLine="0"/>
+              <w:jc w:val="left"/>
+            </w:pPr>
+            <w:r/>
+            <w:r>
+              <w:rPr>
+                <w:rFonts w:ascii="Times New Roman" w:hAnsi="Times New Roman" w:cs="Times New Roman"/>
+                <w:b w:val="0"/>
+                <w:sz w:val="20"/>
+              </w:rPr>
+              <w:t>Предсказанный класс, confidence score и объяснение для интерфейса.</w:t>
+            </w:r>
+          </w:p>
+        </w:tc>
+      </w:tr>
+      <w:tr>
+        <w:tc>
+          <w:tcPr>
+            <w:tcW w:type="dxa" w:w="2551"/>
+            <w:tcMar>
+              <w:top w:w="120" w:type="dxa"/>
+              <w:start w:w="120" w:type="dxa"/>
+              <w:bottom w:w="120" w:type="dxa"/>
+              <w:end w:w="120" w:type="dxa"/>
+            </w:tcMar>
+            <w:vAlign w:val="center"/>
+          </w:tcPr>
+          <w:p>
+            <w:pPr>
+              <w:spacing w:line="276" w:lineRule="auto" w:after="0"/>
+              <w:ind w:firstLine="0"/>
+              <w:jc w:val="left"/>
+            </w:pPr>
+            <w:r/>
+            <w:r>
+              <w:rPr>
+                <w:rFonts w:ascii="Times New Roman" w:hAnsi="Times New Roman" w:cs="Times New Roman"/>
+                <w:b w:val="0"/>
+                <w:sz w:val="20"/>
+              </w:rPr>
+              <w:t>Метрики</w:t>
+            </w:r>
+          </w:p>
+        </w:tc>
+        <w:tc>
+          <w:tcPr>
+            <w:tcW w:type="dxa" w:w="6520"/>
+            <w:tcMar>
+              <w:top w:w="120" w:type="dxa"/>
+              <w:start w:w="120" w:type="dxa"/>
+              <w:bottom w:w="120" w:type="dxa"/>
+              <w:end w:w="120" w:type="dxa"/>
+            </w:tcMar>
+            <w:vAlign w:val="center"/>
+          </w:tcPr>
+          <w:p>
+            <w:pPr>
+              <w:spacing w:line="276" w:lineRule="auto" w:after="0"/>
+              <w:ind w:firstLine="0"/>
+              <w:jc w:val="left"/>
+            </w:pPr>
+            <w:r/>
+            <w:r>
+              <w:rPr>
+                <w:rFonts w:ascii="Times New Roman" w:hAnsi="Times New Roman" w:cs="Times New Roman"/>
+                <w:b w:val="0"/>
+                <w:sz w:val="20"/>
+              </w:rPr>
+              <w:t>Accuracy и macro F1 на тестовом наборе.</w:t>
+            </w:r>
+          </w:p>
+        </w:tc>
+      </w:tr>
+    </w:tbl>
+    <w:p/>
+    <w:p>
+      <w:pPr>
+        <w:pStyle w:val="Heading1"/>
+      </w:pPr>
+      <w:r>
+        <w:t>3 МЕТОДЫ И МОДЕЛИ</w:t>
+      </w:r>
+    </w:p>
+    <w:p>
+      <w:r>
+        <w:t>В работе сравниваются три подхода к классификации влияния экономических новостей. Такое сравнение выбрано намеренно: оно показывает разницу между классическим статистическим baseline, семантическими embedding-признаками и легкой нейросетевой моделью. Для курсовой работы важно не только получить лучший результат, но и объяснить, почему разные методы ведут себя по-разному на одном наборе данных.</w:t>
+      </w:r>
+    </w:p>
+    <w:p>
+      <w:r>
+        <w:t>Первая модель, TF-IDF + Logistic Regression, служит основным baseline. TF-IDF преобразует текст в разреженный вектор признаков, а логистическая регрессия обучает линейную границу между классами. Преимущество подхода состоит в скорости, воспроизводимости и интерпретируемости. Если модель показывает высокое качество, это означает, что в данных есть достаточно сильные лексические сигналы, связанные с классом влияния.</w:t>
+      </w:r>
+    </w:p>
+    <w:p>
+      <w:r>
+        <w:t>Вторая модель, embedding-logreg, использует sentence embeddings как признаки для логистической регрессии. Она должна лучше учитывать смысловую близость текстов, но результат зависит от того, насколько embedding-модель соответствует языку, домену и стилю новостей. На текущей разметке embedding-подход оказался слабее TF-IDF, что указывает на важность доменных слов и явных лексических маркеров в задаче влияния.</w:t>
+      </w:r>
+    </w:p>
+    <w:p>
+      <w:r>
+        <w:t>Третья модель, tiny-transformer-classifier, представляет легкий transformer-классификатор. Такой вариант включен для проверки нейросетевого подхода, однако маленький размер модели и ограниченный режим обучения сдерживают качество. Transformer-модели обычно требуют более аккуратной настройки, достаточного времени обучения, баланса классов и стабильной разметки, иначе они могут проиграть простому baseline.</w:t>
+      </w:r>
+    </w:p>
+    <w:p>
+      <w:r>
+        <w:t>Все модели оцениваются на одном тестовом разбиении, что делает сравнение корректным. Для каждой модели фиксируются test accuracy и test macro F1. Accuracy удобна для общей оценки, а macro F1 показывает, насколько равномерно модель работает по всем классам. Это особенно важно для экономических новостей, где ошибки на редком негативном классе могут быть прикладно значимее, чем ошибки на частом нейтральном классе.</w:t>
+      </w:r>
+    </w:p>
+    <w:p>
+      <w:r>
+        <w:t>Выбор нескольких моделей также полезен для архитектуры системы. Пользовательский интерфейс и API не должны зависеть от конкретного классификатора. Если в будущем будет обучена более сильная модель, ее можно подключить в analysis-service без изменения сценария чата, отчета и прогноза. Такое разделение повышает устойчивость проекта как программной системы.</w:t>
+      </w:r>
+    </w:p>
+    <w:p>
+      <w:r>
+        <w:t>TF-IDF baseline также удобен для анализа ошибок. После обучения можно посмотреть, какие слова и словосочетания сильнее всего связаны с каждым классом. Это помогает понять, действительно ли модель выучила экономически осмысленные признаки или опирается на случайные артефакты корпуса. Для учебной работы такая объяснимость важна не меньше абсолютного значения метрики.</w:t>
+      </w:r>
+    </w:p>
+    <w:p>
+      <w:r>
+        <w:t>Embedding-подход полезен как проверка гипотезы о смысловой близости. Если две новости описывают одно и то же экономическое явление разными словами, embedding должен расположить их рядом в векторном пространстве. Даже если итоговая классификация оказалась слабее TF-IDF, этот подход остается значимым для retrieval и дальнейшего развития поиска.</w:t>
+      </w:r>
+    </w:p>
+    <w:p>
+      <w:r>
+        <w:t>Transformer-классификатор включен как исследовательский ориентир. Он показывает, что архитектура проекта допускает более сложные модели, но одновременно демонстрирует необходимость аккуратной экспериментальной дисциплины. Нейросетевая модель требует контроля переобучения, качества токенизации, длины входа, баланса классов и достаточного количества эпох.</w:t>
+      </w:r>
+    </w:p>
+    <w:p>
+      <w:r>
+        <w:t>Сравнение моделей не ограничивается выбором победителя. Оно формирует практическое решение для текущей версии системы: использовать лучший baseline в пользовательском сценарии, сохранить альтернативные подходы в отчете и зафиксировать, какие условия нужны для повышения качества в следующих итерациях.</w:t>
+      </w:r>
+    </w:p>
+    <w:tbl>
+      <w:tblPr>
+        <w:tblStyle w:val="TableGrid"/>
+        <w:tblW w:type="auto" w:w="0"/>
+        <w:jc w:val="center"/>
+        <w:tblLayout w:type="fixed"/>
+        <w:tblLook w:firstColumn="1" w:firstRow="1" w:lastColumn="0" w:lastRow="0" w:noHBand="0" w:noVBand="1" w:val="04A0"/>
+      </w:tblPr>
+      <w:tblGrid>
+        <w:gridCol w:w="2665"/>
+        <w:gridCol w:w="3231"/>
+        <w:gridCol w:w="3175"/>
+      </w:tblGrid>
+      <w:tr>
+        <w:tc>
+          <w:tcPr>
+            <w:tcW w:type="dxa" w:w="3118"/>
+            <w:tcMar>
+              <w:top w:w="120" w:type="dxa"/>
+              <w:start w:w="120" w:type="dxa"/>
+              <w:bottom w:w="120" w:type="dxa"/>
+              <w:end w:w="120" w:type="dxa"/>
+            </w:tcMar>
+            <w:vAlign w:val="center"/>
+            <w:shd w:fill="E8EEF5"/>
+          </w:tcPr>
+          <w:p>
+            <w:pPr>
+              <w:spacing w:line="276" w:lineRule="auto" w:after="0"/>
+              <w:ind w:firstLine="0"/>
+              <w:jc w:val="left"/>
+            </w:pPr>
+            <w:r/>
+            <w:r>
+              <w:rPr>
+                <w:rFonts w:ascii="Times New Roman" w:hAnsi="Times New Roman" w:cs="Times New Roman"/>
+                <w:b/>
+                <w:sz w:val="20"/>
+              </w:rPr>
+              <w:t>Модель</w:t>
+            </w:r>
+          </w:p>
+        </w:tc>
+        <w:tc>
+          <w:tcPr>
+            <w:tcW w:type="dxa" w:w="3118"/>
+            <w:tcMar>
+              <w:top w:w="120" w:type="dxa"/>
+              <w:start w:w="120" w:type="dxa"/>
+              <w:bottom w:w="120" w:type="dxa"/>
+              <w:end w:w="120" w:type="dxa"/>
+            </w:tcMar>
+            <w:vAlign w:val="center"/>
+            <w:shd w:fill="E8EEF5"/>
+          </w:tcPr>
+          <w:p>
+            <w:pPr>
+              <w:spacing w:line="276" w:lineRule="auto" w:after="0"/>
+              <w:ind w:firstLine="0"/>
+              <w:jc w:val="left"/>
+            </w:pPr>
+            <w:r/>
+            <w:r>
+              <w:rPr>
+                <w:rFonts w:ascii="Times New Roman" w:hAnsi="Times New Roman" w:cs="Times New Roman"/>
+                <w:b/>
+                <w:sz w:val="20"/>
+              </w:rPr>
+              <w:t>Сильная сторона</w:t>
+            </w:r>
+          </w:p>
+        </w:tc>
+        <w:tc>
+          <w:tcPr>
+            <w:tcW w:type="dxa" w:w="3118"/>
+            <w:tcMar>
+              <w:top w:w="120" w:type="dxa"/>
+              <w:start w:w="120" w:type="dxa"/>
+              <w:bottom w:w="120" w:type="dxa"/>
+              <w:end w:w="120" w:type="dxa"/>
+            </w:tcMar>
+            <w:vAlign w:val="center"/>
+            <w:shd w:fill="E8EEF5"/>
+          </w:tcPr>
+          <w:p>
+            <w:pPr>
+              <w:spacing w:line="276" w:lineRule="auto" w:after="0"/>
+              <w:ind w:firstLine="0"/>
+              <w:jc w:val="left"/>
+            </w:pPr>
+            <w:r/>
+            <w:r>
+              <w:rPr>
+                <w:rFonts w:ascii="Times New Roman" w:hAnsi="Times New Roman" w:cs="Times New Roman"/>
+                <w:b/>
+                <w:sz w:val="20"/>
+              </w:rPr>
+              <w:t>Ограничение</w:t>
+            </w:r>
+          </w:p>
+        </w:tc>
+      </w:tr>
+      <w:tr>
+        <w:tc>
+          <w:tcPr>
+            <w:tcW w:type="dxa" w:w="2665"/>
+            <w:tcMar>
+              <w:top w:w="120" w:type="dxa"/>
+              <w:start w:w="120" w:type="dxa"/>
+              <w:bottom w:w="120" w:type="dxa"/>
+              <w:end w:w="120" w:type="dxa"/>
+            </w:tcMar>
+            <w:vAlign w:val="center"/>
+          </w:tcPr>
+          <w:p>
+            <w:pPr>
+              <w:spacing w:line="276" w:lineRule="auto" w:after="0"/>
+              <w:ind w:firstLine="0"/>
+              <w:jc w:val="left"/>
+            </w:pPr>
+            <w:r/>
+            <w:r>
+              <w:rPr>
+                <w:rFonts w:ascii="Times New Roman" w:hAnsi="Times New Roman" w:cs="Times New Roman"/>
+                <w:b w:val="0"/>
+                <w:sz w:val="20"/>
+              </w:rPr>
+              <w:t>TF-IDF + Logistic Regression</w:t>
+            </w:r>
+          </w:p>
+        </w:tc>
+        <w:tc>
+          <w:tcPr>
+            <w:tcW w:type="dxa" w:w="3231"/>
+            <w:tcMar>
+              <w:top w:w="120" w:type="dxa"/>
+              <w:start w:w="120" w:type="dxa"/>
+              <w:bottom w:w="120" w:type="dxa"/>
+              <w:end w:w="120" w:type="dxa"/>
+            </w:tcMar>
+            <w:vAlign w:val="center"/>
+          </w:tcPr>
+          <w:p>
+            <w:pPr>
+              <w:spacing w:line="276" w:lineRule="auto" w:after="0"/>
+              <w:ind w:firstLine="0"/>
+              <w:jc w:val="left"/>
+            </w:pPr>
+            <w:r/>
+            <w:r>
+              <w:rPr>
+                <w:rFonts w:ascii="Times New Roman" w:hAnsi="Times New Roman" w:cs="Times New Roman"/>
+                <w:b w:val="0"/>
+                <w:sz w:val="20"/>
+              </w:rPr>
+              <w:t>Высокая скорость, объяснимость, сильный baseline.</w:t>
+            </w:r>
+          </w:p>
+        </w:tc>
+        <w:tc>
+          <w:tcPr>
+            <w:tcW w:type="dxa" w:w="3175"/>
+            <w:tcMar>
+              <w:top w:w="120" w:type="dxa"/>
+              <w:start w:w="120" w:type="dxa"/>
+              <w:bottom w:w="120" w:type="dxa"/>
+              <w:end w:w="120" w:type="dxa"/>
+            </w:tcMar>
+            <w:vAlign w:val="center"/>
+          </w:tcPr>
+          <w:p>
+            <w:pPr>
+              <w:spacing w:line="276" w:lineRule="auto" w:after="0"/>
+              <w:ind w:firstLine="0"/>
+              <w:jc w:val="left"/>
+            </w:pPr>
+            <w:r/>
+            <w:r>
+              <w:rPr>
+                <w:rFonts w:ascii="Times New Roman" w:hAnsi="Times New Roman" w:cs="Times New Roman"/>
+                <w:b w:val="0"/>
+                <w:sz w:val="20"/>
+              </w:rPr>
+              <w:t>Зависимость от лексических совпадений и словаря.</w:t>
+            </w:r>
+          </w:p>
+        </w:tc>
+      </w:tr>
+      <w:tr>
+        <w:tc>
+          <w:tcPr>
+            <w:tcW w:type="dxa" w:w="2665"/>
+            <w:tcMar>
+              <w:top w:w="120" w:type="dxa"/>
+              <w:start w:w="120" w:type="dxa"/>
+              <w:bottom w:w="120" w:type="dxa"/>
+              <w:end w:w="120" w:type="dxa"/>
+            </w:tcMar>
+            <w:vAlign w:val="center"/>
+          </w:tcPr>
+          <w:p>
+            <w:pPr>
+              <w:spacing w:line="276" w:lineRule="auto" w:after="0"/>
+              <w:ind w:firstLine="0"/>
+              <w:jc w:val="left"/>
+            </w:pPr>
+            <w:r/>
+            <w:r>
+              <w:rPr>
+                <w:rFonts w:ascii="Times New Roman" w:hAnsi="Times New Roman" w:cs="Times New Roman"/>
+                <w:b w:val="0"/>
+                <w:sz w:val="20"/>
+              </w:rPr>
+              <w:t>embedding-logreg</w:t>
+            </w:r>
+          </w:p>
+        </w:tc>
+        <w:tc>
+          <w:tcPr>
+            <w:tcW w:type="dxa" w:w="3231"/>
+            <w:tcMar>
+              <w:top w:w="120" w:type="dxa"/>
+              <w:start w:w="120" w:type="dxa"/>
+              <w:bottom w:w="120" w:type="dxa"/>
+              <w:end w:w="120" w:type="dxa"/>
+            </w:tcMar>
+            <w:vAlign w:val="center"/>
+          </w:tcPr>
+          <w:p>
+            <w:pPr>
+              <w:spacing w:line="276" w:lineRule="auto" w:after="0"/>
+              <w:ind w:firstLine="0"/>
+              <w:jc w:val="left"/>
+            </w:pPr>
+            <w:r/>
+            <w:r>
+              <w:rPr>
+                <w:rFonts w:ascii="Times New Roman" w:hAnsi="Times New Roman" w:cs="Times New Roman"/>
+                <w:b w:val="0"/>
+                <w:sz w:val="20"/>
+              </w:rPr>
+              <w:t>Учитывает смысловую близость текстов.</w:t>
+            </w:r>
+          </w:p>
+        </w:tc>
+        <w:tc>
+          <w:tcPr>
+            <w:tcW w:type="dxa" w:w="3175"/>
+            <w:tcMar>
+              <w:top w:w="120" w:type="dxa"/>
+              <w:start w:w="120" w:type="dxa"/>
+              <w:bottom w:w="120" w:type="dxa"/>
+              <w:end w:w="120" w:type="dxa"/>
+            </w:tcMar>
+            <w:vAlign w:val="center"/>
+          </w:tcPr>
+          <w:p>
+            <w:pPr>
+              <w:spacing w:line="276" w:lineRule="auto" w:after="0"/>
+              <w:ind w:firstLine="0"/>
+              <w:jc w:val="left"/>
+            </w:pPr>
+            <w:r/>
+            <w:r>
+              <w:rPr>
+                <w:rFonts w:ascii="Times New Roman" w:hAnsi="Times New Roman" w:cs="Times New Roman"/>
+                <w:b w:val="0"/>
+                <w:sz w:val="20"/>
+              </w:rPr>
+              <w:t>Может терять важные доменные маркеры текущей разметки.</w:t>
+            </w:r>
+          </w:p>
+        </w:tc>
+      </w:tr>
+      <w:tr>
+        <w:tc>
+          <w:tcPr>
+            <w:tcW w:type="dxa" w:w="2665"/>
+            <w:tcMar>
+              <w:top w:w="120" w:type="dxa"/>
+              <w:start w:w="120" w:type="dxa"/>
+              <w:bottom w:w="120" w:type="dxa"/>
+              <w:end w:w="120" w:type="dxa"/>
+            </w:tcMar>
+            <w:vAlign w:val="center"/>
+          </w:tcPr>
+          <w:p>
+            <w:pPr>
+              <w:spacing w:line="276" w:lineRule="auto" w:after="0"/>
+              <w:ind w:firstLine="0"/>
+              <w:jc w:val="left"/>
+            </w:pPr>
+            <w:r/>
+            <w:r>
+              <w:rPr>
+                <w:rFonts w:ascii="Times New Roman" w:hAnsi="Times New Roman" w:cs="Times New Roman"/>
+                <w:b w:val="0"/>
+                <w:sz w:val="20"/>
+              </w:rPr>
+              <w:t>tiny-transformer-classifier</w:t>
+            </w:r>
+          </w:p>
+        </w:tc>
+        <w:tc>
+          <w:tcPr>
+            <w:tcW w:type="dxa" w:w="3231"/>
+            <w:tcMar>
+              <w:top w:w="120" w:type="dxa"/>
+              <w:start w:w="120" w:type="dxa"/>
+              <w:bottom w:w="120" w:type="dxa"/>
+              <w:end w:w="120" w:type="dxa"/>
+            </w:tcMar>
+            <w:vAlign w:val="center"/>
+          </w:tcPr>
+          <w:p>
+            <w:pPr>
+              <w:spacing w:line="276" w:lineRule="auto" w:after="0"/>
+              <w:ind w:firstLine="0"/>
+              <w:jc w:val="left"/>
+            </w:pPr>
+            <w:r/>
+            <w:r>
+              <w:rPr>
+                <w:rFonts w:ascii="Times New Roman" w:hAnsi="Times New Roman" w:cs="Times New Roman"/>
+                <w:b w:val="0"/>
+                <w:sz w:val="20"/>
+              </w:rPr>
+              <w:t>Проверяет нейросетевой подход.</w:t>
+            </w:r>
+          </w:p>
+        </w:tc>
+        <w:tc>
+          <w:tcPr>
+            <w:tcW w:type="dxa" w:w="3175"/>
+            <w:tcMar>
+              <w:top w:w="120" w:type="dxa"/>
+              <w:start w:w="120" w:type="dxa"/>
+              <w:bottom w:w="120" w:type="dxa"/>
+              <w:end w:w="120" w:type="dxa"/>
+            </w:tcMar>
+            <w:vAlign w:val="center"/>
+          </w:tcPr>
+          <w:p>
+            <w:pPr>
+              <w:spacing w:line="276" w:lineRule="auto" w:after="0"/>
+              <w:ind w:firstLine="0"/>
+              <w:jc w:val="left"/>
+            </w:pPr>
+            <w:r/>
+            <w:r>
+              <w:rPr>
+                <w:rFonts w:ascii="Times New Roman" w:hAnsi="Times New Roman" w:cs="Times New Roman"/>
+                <w:b w:val="0"/>
+                <w:sz w:val="20"/>
+              </w:rPr>
+              <w:t>Ограничен размером модели и режимом обучения.</w:t>
+            </w:r>
+          </w:p>
+        </w:tc>
+      </w:tr>
+    </w:tbl>
+    <w:p/>
+    <w:p>
+      <w:pPr>
+        <w:pStyle w:val="Heading1"/>
+      </w:pPr>
+      <w:r>
+        <w:t>4 АРХИТЕКТУРА ПРОГРАММНОЙ СИСТЕМЫ</w:t>
+      </w:r>
+    </w:p>
+    <w:p>
+      <w:r>
+        <w:t>Программная система построена как набор связанных сервисов, каждый из которых отвечает за отдельный этап аналитического сценария. Архитектура описывается компактно, поскольку основной фокус работы находится на данных, моделях и результатах эксперимента. Тем не менее разделение backend-компонентов важно: оно показывает, как ML-логика встроена в приложение, а не остается отдельным исследовательским скриптом.</w:t>
+      </w:r>
+    </w:p>
+    <w:p>
+      <w:r>
+        <w:t>Frontend на React предоставляет пользователю страницы чата, ML-отчета и тематического прогноза. API Gateway принимает запросы от интерфейса и координирует обращение к сервисам анализа, поиска и диалога. News-service отвечает за корпус новостей и подготовку данных для индексации. News-worker выполняет фоновые задачи, чтобы тяжелая обработка не блокировала пользовательский запрос.</w:t>
+      </w:r>
+    </w:p>
+    <w:p>
+      <w:r>
+        <w:t>Retrieval-service отвечает за поиск релевантных документов в векторном хранилище Qdrant. Сервис возвращает новости, которые по смыслу ближе всего к вопросу пользователя. Analysis-service применяет ML-модель и определяет влияние найденных новостей. Dialog-service получает вопрос, контекст и результаты анализа, после чего формирует итоговый ответ, используя внешний LLM API или резервный шаблонный режим.</w:t>
+      </w:r>
+    </w:p>
+    <w:p>
+      <w:r>
+        <w:t>Redis применяется для очередей и событий, Qdrant хранит векторный индекс новостей, MLflow фиксирует результаты экспериментов и артефакты моделей. Такой набор инфраструктурных компонентов достаточен для учебного проекта: он демонстрирует production-подход, но не перегружает курсовую работу деталями промышленной эксплуатации.</w:t>
+      </w:r>
+    </w:p>
+    <w:p>
+      <w:r>
+        <w:t>Ключевой архитектурный принцип состоит в том, что внешняя языковая модель не заменяет ML-часть. Она получает уже найденный и предварительно проанализированный контекст. Поэтому система остается объяснимой: можно отдельно проверить корпус данных, retrieval-результаты, классификацию влияния и итоговую генерацию.</w:t>
+      </w:r>
+    </w:p>
+    <w:p>
+      <w:r>
+        <w:t>Границы сервисов выбраны так, чтобы каждая часть могла развиваться независимо. Например, retrieval-service может менять способ построения embeddings и параметры поиска без изменения интерфейса чата. Analysis-service может подключить новый классификатор, сохранив прежний формат ответа. Dialog-service может изменить стратегию промпта или поставщика внешнего LLM API, не затрагивая подготовку датасета и ML-отчет.</w:t>
+      </w:r>
+    </w:p>
+    <w:p>
+      <w:r>
+        <w:t>Компактность backend-описания не означает упрощения ML-сценария. Напротив, архитектура нужна для того, чтобы экспериментальная часть была доступна пользователю через приложение: результаты моделей отображаются в отчете, найденные источники выводятся в чате, а прогноз строится по индексированному корпусу. Поэтому программная структура поддерживает исследовательскую логику курсовой работы.</w:t>
+      </w:r>
+    </w:p>
+    <w:p>
+      <w:r>
+        <w:t>Такой подход также упрощает диагностику ошибок. Если пользователь получает слабый ответ, можно последовательно проверить этапы: был ли корректно подготовлен корпус, нашел ли retrieval релевантные документы, правильно ли analysis-service оценил влияние, достаточно ли контекста получил dialog-service. Разделение компонентов делает качество системы наблюдаемым.</w:t>
       </w:r>
     </w:p>
     <w:p>
       <w:pPr>
+        <w:ind w:firstLine="0"/>
         <w:jc w:val="center"/>
       </w:pPr>
       <w:r>
@@ -674,1032 +1616,28 @@
     </w:p>
     <w:p>
       <w:pPr>
+        <w:spacing w:before="60" w:after="160"/>
         <w:ind w:firstLine="0"/>
         <w:jc w:val="center"/>
       </w:pPr>
       <w:r>
-        <w:t>Рисунок 1 - Архитектура диалоговой системы</w:t>
-      </w:r>
-    </w:p>
-    <w:tbl>
-      <w:tblPr>
-        <w:tblStyle w:val="TableGrid"/>
-        <w:tblW w:type="auto" w:w="0"/>
-        <w:jc w:val="center"/>
-        <w:tblLook w:firstColumn="1" w:firstRow="1" w:lastColumn="0" w:lastRow="0" w:noHBand="0" w:noVBand="1" w:val="04A0"/>
-      </w:tblPr>
-      <w:tblGrid>
-        <w:gridCol w:w="4677"/>
-        <w:gridCol w:w="4677"/>
-      </w:tblGrid>
-      <w:tr>
-        <w:tc>
-          <w:tcPr>
-            <w:tcW w:type="dxa" w:w="4677"/>
-            <w:vAlign w:val="center"/>
-            <w:shd w:fill="E8EEF5"/>
-          </w:tcPr>
-          <w:p>
-            <w:r/>
-            <w:r>
-              <w:rPr>
-                <w:rFonts w:ascii="Times New Roman" w:hAnsi="Times New Roman" w:cs="Times New Roman"/>
-                <w:b/>
-                <w:sz w:val="24"/>
-              </w:rPr>
-              <w:t>Компонент</w:t>
-            </w:r>
-          </w:p>
-        </w:tc>
-        <w:tc>
-          <w:tcPr>
-            <w:tcW w:type="dxa" w:w="4677"/>
-            <w:vAlign w:val="center"/>
-            <w:shd w:fill="E8EEF5"/>
-          </w:tcPr>
-          <w:p>
-            <w:r/>
-            <w:r>
-              <w:rPr>
-                <w:rFonts w:ascii="Times New Roman" w:hAnsi="Times New Roman" w:cs="Times New Roman"/>
-                <w:b/>
-                <w:sz w:val="24"/>
-              </w:rPr>
-              <w:t>Ответственность</w:t>
-            </w:r>
-          </w:p>
-        </w:tc>
-      </w:tr>
-      <w:tr>
-        <w:tc>
-          <w:tcPr>
-            <w:tcW w:type="dxa" w:w="4677"/>
-            <w:vAlign w:val="center"/>
-          </w:tcPr>
-          <w:p>
-            <w:r/>
-            <w:r>
-              <w:rPr>
-                <w:rFonts w:ascii="Times New Roman" w:hAnsi="Times New Roman" w:cs="Times New Roman"/>
-                <w:b w:val="0"/>
-                <w:sz w:val="24"/>
-              </w:rPr>
-              <w:t>frontend-web</w:t>
-            </w:r>
-          </w:p>
-        </w:tc>
-        <w:tc>
-          <w:tcPr>
-            <w:tcW w:type="dxa" w:w="4677"/>
-            <w:vAlign w:val="center"/>
-          </w:tcPr>
-          <w:p>
-            <w:r/>
-            <w:r>
-              <w:rPr>
-                <w:rFonts w:ascii="Times New Roman" w:hAnsi="Times New Roman" w:cs="Times New Roman"/>
-                <w:b w:val="0"/>
-                <w:sz w:val="24"/>
-              </w:rPr>
-              <w:t>Веб-интерфейс чата, загрузки CSV, предпросмотра активного датасета и отображения источников.</w:t>
-            </w:r>
-          </w:p>
-        </w:tc>
-      </w:tr>
-      <w:tr>
-        <w:tc>
-          <w:tcPr>
-            <w:tcW w:type="dxa" w:w="4677"/>
-            <w:vAlign w:val="center"/>
-          </w:tcPr>
-          <w:p>
-            <w:r/>
-            <w:r>
-              <w:rPr>
-                <w:rFonts w:ascii="Times New Roman" w:hAnsi="Times New Roman" w:cs="Times New Roman"/>
-                <w:b w:val="0"/>
-                <w:sz w:val="24"/>
-              </w:rPr>
-              <w:t>api-gateway</w:t>
-            </w:r>
-          </w:p>
-        </w:tc>
-        <w:tc>
-          <w:tcPr>
-            <w:tcW w:type="dxa" w:w="4677"/>
-            <w:vAlign w:val="center"/>
-          </w:tcPr>
-          <w:p>
-            <w:r/>
-            <w:r>
-              <w:rPr>
-                <w:rFonts w:ascii="Times New Roman" w:hAnsi="Times New Roman" w:cs="Times New Roman"/>
-                <w:b w:val="0"/>
-                <w:sz w:val="24"/>
-              </w:rPr>
-              <w:t>Единая точка входа, оркестрация поиска, анализа и генерации ответа.</w:t>
-            </w:r>
-          </w:p>
-        </w:tc>
-      </w:tr>
-      <w:tr>
-        <w:tc>
-          <w:tcPr>
-            <w:tcW w:type="dxa" w:w="4677"/>
-            <w:vAlign w:val="center"/>
-          </w:tcPr>
-          <w:p>
-            <w:r/>
-            <w:r>
-              <w:rPr>
-                <w:rFonts w:ascii="Times New Roman" w:hAnsi="Times New Roman" w:cs="Times New Roman"/>
-                <w:b w:val="0"/>
-                <w:sz w:val="24"/>
-              </w:rPr>
-              <w:t>news-service</w:t>
-            </w:r>
-          </w:p>
-        </w:tc>
-        <w:tc>
-          <w:tcPr>
-            <w:tcW w:type="dxa" w:w="4677"/>
-            <w:vAlign w:val="center"/>
-          </w:tcPr>
-          <w:p>
-            <w:r/>
-            <w:r>
-              <w:rPr>
-                <w:rFonts w:ascii="Times New Roman" w:hAnsi="Times New Roman" w:cs="Times New Roman"/>
-                <w:b w:val="0"/>
-                <w:sz w:val="24"/>
-              </w:rPr>
-              <w:t>Загрузка CSV, хранение активного датасета, предпросмотр и запуск индексации новостей.</w:t>
-            </w:r>
-          </w:p>
-        </w:tc>
-      </w:tr>
-      <w:tr>
-        <w:tc>
-          <w:tcPr>
-            <w:tcW w:type="dxa" w:w="4677"/>
-            <w:vAlign w:val="center"/>
-          </w:tcPr>
-          <w:p>
-            <w:r/>
-            <w:r>
-              <w:rPr>
-                <w:rFonts w:ascii="Times New Roman" w:hAnsi="Times New Roman" w:cs="Times New Roman"/>
-                <w:b w:val="0"/>
-                <w:sz w:val="24"/>
-              </w:rPr>
-              <w:t>news-worker</w:t>
-            </w:r>
-          </w:p>
-        </w:tc>
-        <w:tc>
-          <w:tcPr>
-            <w:tcW w:type="dxa" w:w="4677"/>
-            <w:vAlign w:val="center"/>
-          </w:tcPr>
-          <w:p>
-            <w:r/>
-            <w:r>
-              <w:rPr>
-                <w:rFonts w:ascii="Times New Roman" w:hAnsi="Times New Roman" w:cs="Times New Roman"/>
-                <w:b w:val="0"/>
-                <w:sz w:val="24"/>
-              </w:rPr>
-              <w:t>Фоновая индексация через Taskiq и Redis.</w:t>
-            </w:r>
-          </w:p>
-        </w:tc>
-      </w:tr>
-      <w:tr>
-        <w:tc>
-          <w:tcPr>
-            <w:tcW w:type="dxa" w:w="4677"/>
-            <w:vAlign w:val="center"/>
-          </w:tcPr>
-          <w:p>
-            <w:r/>
-            <w:r>
-              <w:rPr>
-                <w:rFonts w:ascii="Times New Roman" w:hAnsi="Times New Roman" w:cs="Times New Roman"/>
-                <w:b w:val="0"/>
-                <w:sz w:val="24"/>
-              </w:rPr>
-              <w:t>retrieval-service</w:t>
-            </w:r>
-          </w:p>
-        </w:tc>
-        <w:tc>
-          <w:tcPr>
-            <w:tcW w:type="dxa" w:w="4677"/>
-            <w:vAlign w:val="center"/>
-          </w:tcPr>
-          <w:p>
-            <w:r/>
-            <w:r>
-              <w:rPr>
-                <w:rFonts w:ascii="Times New Roman" w:hAnsi="Times New Roman" w:cs="Times New Roman"/>
-                <w:b w:val="0"/>
-                <w:sz w:val="24"/>
-              </w:rPr>
-              <w:t>Индексация документов и поиск релевантных новостей в Qdrant.</w:t>
-            </w:r>
-          </w:p>
-        </w:tc>
-      </w:tr>
-      <w:tr>
-        <w:tc>
-          <w:tcPr>
-            <w:tcW w:type="dxa" w:w="4677"/>
-            <w:vAlign w:val="center"/>
-          </w:tcPr>
-          <w:p>
-            <w:r/>
-            <w:r>
-              <w:rPr>
-                <w:rFonts w:ascii="Times New Roman" w:hAnsi="Times New Roman" w:cs="Times New Roman"/>
-                <w:b w:val="0"/>
-                <w:sz w:val="24"/>
-              </w:rPr>
-              <w:t>analysis-service</w:t>
-            </w:r>
-          </w:p>
-        </w:tc>
-        <w:tc>
-          <w:tcPr>
-            <w:tcW w:type="dxa" w:w="4677"/>
-            <w:vAlign w:val="center"/>
-          </w:tcPr>
-          <w:p>
-            <w:r/>
-            <w:r>
-              <w:rPr>
-                <w:rFonts w:ascii="Times New Roman" w:hAnsi="Times New Roman" w:cs="Times New Roman"/>
-                <w:b w:val="0"/>
-                <w:sz w:val="24"/>
-              </w:rPr>
-              <w:t>Классификация влияния новости.</w:t>
-            </w:r>
-          </w:p>
-        </w:tc>
-      </w:tr>
-      <w:tr>
-        <w:tc>
-          <w:tcPr>
-            <w:tcW w:type="dxa" w:w="4677"/>
-            <w:vAlign w:val="center"/>
-          </w:tcPr>
-          <w:p>
-            <w:r/>
-            <w:r>
-              <w:rPr>
-                <w:rFonts w:ascii="Times New Roman" w:hAnsi="Times New Roman" w:cs="Times New Roman"/>
-                <w:b w:val="0"/>
-                <w:sz w:val="24"/>
-              </w:rPr>
-              <w:t>dialog-service</w:t>
-            </w:r>
-          </w:p>
-        </w:tc>
-        <w:tc>
-          <w:tcPr>
-            <w:tcW w:type="dxa" w:w="4677"/>
-            <w:vAlign w:val="center"/>
-          </w:tcPr>
-          <w:p>
-            <w:r/>
-            <w:r>
-              <w:rPr>
-                <w:rFonts w:ascii="Times New Roman" w:hAnsi="Times New Roman" w:cs="Times New Roman"/>
-                <w:b w:val="0"/>
-                <w:sz w:val="24"/>
-              </w:rPr>
-              <w:t>Формирование итогового ответа через template или LLM-режим.</w:t>
-            </w:r>
-          </w:p>
-        </w:tc>
-      </w:tr>
-    </w:tbl>
-    <w:p/>
-    <w:p>
-      <w:r>
-        <w:t>Backend-сервисы используют слоистую архитектуру: domain, application, infrastructure, presentation и main. Интерфейсы портов описаны через Protocol, а зависимости собираются через Dishka. Такое разделение сохраняет ясную границу между ML-логикой, доменными правилами и инфраструктурными адаптерами.</w:t>
+        <w:rPr>
+          <w:rFonts w:ascii="Times New Roman" w:hAnsi="Times New Roman" w:cs="Times New Roman"/>
+          <w:b w:val="0"/>
+          <w:sz w:val="24"/>
+        </w:rPr>
+        <w:t>Схема 1 - Компактная архитектура программной системы</w:t>
       </w:r>
     </w:p>
     <w:p>
       <w:pPr>
-        <w:pStyle w:val="Heading1"/>
-      </w:pPr>
-      <w:r>
-        <w:t>3. РЕАЛИЗАЦИЯ ПРОГРАММНОГО ПРОЕКТА</w:t>
-      </w:r>
-    </w:p>
-    <w:p>
-      <w:r>
-        <w:t>Проект реализован в формате monorepo. Backend написан на Python с использованием FastAPI, asyncio и Granian. Межсервисные HTTP-вызовы выполняются через Zapros, настройки описываются через Pydantic Settings, структурные логи формируются через structlog.</w:t>
-      </w:r>
-    </w:p>
-    <w:p>
-      <w:r>
-        <w:t>Фоновые задачи вынесены в news-worker. Taskiq ставит задачи индексации, Redis используется как backend очереди, а FastStream публикует события. Этот вариант легче RabbitMQ и подходит для локального стенда.</w:t>
-      </w:r>
-    </w:p>
-    <w:p>
-      <w:r>
-        <w:t>News-service поддерживает загрузку пользовательского CSV через API и интерфейс. Загруженные файлы сохраняются в data/uploads, а выбранный файл фиксируется как активный датасет. После этого предпросмотр и индексация используют активный набор данных, при его отсутствии - демонстрационный CSV из data/raw.</w:t>
-      </w:r>
-    </w:p>
-    <w:p>
-      <w:r>
-        <w:t>Векторный поиск реализован через Qdrant. Для demo-режима поддерживаются статические embeddings, чтобы запуск не зависел от скачивания внешней модели.</w:t>
-      </w:r>
-    </w:p>
-    <w:p>
-      <w:r>
-        <w:t>ML/NLP-часть выделена в отдельные контракты и сервисы. Analysis-service получает текст новости, применяет выбранный режим анализа и возвращает класс влияния, confidence score и краткое объяснение на русском языке.</w:t>
-      </w:r>
-    </w:p>
-    <w:p>
-      <w:r>
-        <w:t>CLI prepare_dataset приводит внешний CSV к схемам приложения и обучения. После подготовки размеченного набора команды train-baseline, train-embedding, train-transformer и compare-models обучают и сравнивают классификаторы, а demo-up-trained запускает стенд с обученными артефактами.</w:t>
-      </w:r>
-    </w:p>
-    <w:p>
-      <w:r>
-        <w:t>Основной demo-режим tfidf-logreg выбран как объяснимый baseline. Он дополняется предусмотренными режимами embedding-logreg и tiny-transformer-classifier, чтобы в дальнейшем можно было сравнивать качество разных подходов без изменения внешнего API.</w:t>
-      </w:r>
-    </w:p>
-    <w:p>
-      <w:r>
-        <w:t>Dialog-service поддерживает template fallback и LLM-режим через OpenAI-compatible локальный сервер. Для легкого локального варианта предусмотрена модель Qwen3-0.6B-Instruct-GGUF через llama.cpp.</w:t>
-      </w:r>
-    </w:p>
-    <w:tbl>
-      <w:tblPr>
-        <w:tblStyle w:val="TableGrid"/>
-        <w:tblW w:type="auto" w:w="0"/>
-        <w:jc w:val="center"/>
-        <w:tblLook w:firstColumn="1" w:firstRow="1" w:lastColumn="0" w:lastRow="0" w:noHBand="0" w:noVBand="1" w:val="04A0"/>
-      </w:tblPr>
-      <w:tblGrid>
-        <w:gridCol w:w="4677"/>
-        <w:gridCol w:w="4677"/>
-      </w:tblGrid>
-      <w:tr>
-        <w:tc>
-          <w:tcPr>
-            <w:tcW w:type="dxa" w:w="4677"/>
-            <w:vAlign w:val="center"/>
-            <w:shd w:fill="E8EEF5"/>
-          </w:tcPr>
-          <w:p>
-            <w:r/>
-            <w:r>
-              <w:rPr>
-                <w:rFonts w:ascii="Times New Roman" w:hAnsi="Times New Roman" w:cs="Times New Roman"/>
-                <w:b/>
-                <w:sz w:val="24"/>
-              </w:rPr>
-              <w:t>Часть</w:t>
-            </w:r>
-          </w:p>
-        </w:tc>
-        <w:tc>
-          <w:tcPr>
-            <w:tcW w:type="dxa" w:w="4677"/>
-            <w:vAlign w:val="center"/>
-            <w:shd w:fill="E8EEF5"/>
-          </w:tcPr>
-          <w:p>
-            <w:r/>
-            <w:r>
-              <w:rPr>
-                <w:rFonts w:ascii="Times New Roman" w:hAnsi="Times New Roman" w:cs="Times New Roman"/>
-                <w:b/>
-                <w:sz w:val="24"/>
-              </w:rPr>
-              <w:t>Технологии</w:t>
-            </w:r>
-          </w:p>
-        </w:tc>
-      </w:tr>
-      <w:tr>
-        <w:tc>
-          <w:tcPr>
-            <w:tcW w:type="dxa" w:w="4677"/>
-            <w:vAlign w:val="center"/>
-          </w:tcPr>
-          <w:p>
-            <w:r/>
-            <w:r>
-              <w:rPr>
-                <w:rFonts w:ascii="Times New Roman" w:hAnsi="Times New Roman" w:cs="Times New Roman"/>
-                <w:b w:val="0"/>
-                <w:sz w:val="24"/>
-              </w:rPr>
-              <w:t>ML: признаки текста</w:t>
-            </w:r>
-          </w:p>
-        </w:tc>
-        <w:tc>
-          <w:tcPr>
-            <w:tcW w:type="dxa" w:w="4677"/>
-            <w:vAlign w:val="center"/>
-          </w:tcPr>
-          <w:p>
-            <w:r/>
-            <w:r>
-              <w:rPr>
-                <w:rFonts w:ascii="Times New Roman" w:hAnsi="Times New Roman" w:cs="Times New Roman"/>
-                <w:b w:val="0"/>
-                <w:sz w:val="24"/>
-              </w:rPr>
-              <w:t>TF-IDF, статические embeddings</w:t>
-            </w:r>
-          </w:p>
-        </w:tc>
-      </w:tr>
-      <w:tr>
-        <w:tc>
-          <w:tcPr>
-            <w:tcW w:type="dxa" w:w="4677"/>
-            <w:vAlign w:val="center"/>
-          </w:tcPr>
-          <w:p>
-            <w:r/>
-            <w:r>
-              <w:rPr>
-                <w:rFonts w:ascii="Times New Roman" w:hAnsi="Times New Roman" w:cs="Times New Roman"/>
-                <w:b w:val="0"/>
-                <w:sz w:val="24"/>
-              </w:rPr>
-              <w:t>ML: подготовка данных</w:t>
-            </w:r>
-          </w:p>
-        </w:tc>
-        <w:tc>
-          <w:tcPr>
-            <w:tcW w:type="dxa" w:w="4677"/>
-            <w:vAlign w:val="center"/>
-          </w:tcPr>
-          <w:p>
-            <w:r/>
-            <w:r>
-              <w:rPr>
-                <w:rFonts w:ascii="Times New Roman" w:hAnsi="Times New Roman" w:cs="Times New Roman"/>
-                <w:b w:val="0"/>
-                <w:sz w:val="24"/>
-              </w:rPr>
-              <w:t>prepare_dataset, label-column, схемы для приложения и обучения</w:t>
-            </w:r>
-          </w:p>
-        </w:tc>
-      </w:tr>
-      <w:tr>
-        <w:tc>
-          <w:tcPr>
-            <w:tcW w:type="dxa" w:w="4677"/>
-            <w:vAlign w:val="center"/>
-          </w:tcPr>
-          <w:p>
-            <w:r/>
-            <w:r>
-              <w:rPr>
-                <w:rFonts w:ascii="Times New Roman" w:hAnsi="Times New Roman" w:cs="Times New Roman"/>
-                <w:b w:val="0"/>
-                <w:sz w:val="24"/>
-              </w:rPr>
-              <w:t>ML: классификация</w:t>
-            </w:r>
-          </w:p>
-        </w:tc>
-        <w:tc>
-          <w:tcPr>
-            <w:tcW w:type="dxa" w:w="4677"/>
-            <w:vAlign w:val="center"/>
-          </w:tcPr>
-          <w:p>
-            <w:r/>
-            <w:r>
-              <w:rPr>
-                <w:rFonts w:ascii="Times New Roman" w:hAnsi="Times New Roman" w:cs="Times New Roman"/>
-                <w:b w:val="0"/>
-                <w:sz w:val="24"/>
-              </w:rPr>
-              <w:t>Logistic Regression baseline, режимы embedding-logreg и tiny-transformer-classifier</w:t>
-            </w:r>
-          </w:p>
-        </w:tc>
-      </w:tr>
-      <w:tr>
-        <w:tc>
-          <w:tcPr>
-            <w:tcW w:type="dxa" w:w="4677"/>
-            <w:vAlign w:val="center"/>
-          </w:tcPr>
-          <w:p>
-            <w:r/>
-            <w:r>
-              <w:rPr>
-                <w:rFonts w:ascii="Times New Roman" w:hAnsi="Times New Roman" w:cs="Times New Roman"/>
-                <w:b w:val="0"/>
-                <w:sz w:val="24"/>
-              </w:rPr>
-              <w:t>NLP: retrieval/RAG</w:t>
-            </w:r>
-          </w:p>
-        </w:tc>
-        <w:tc>
-          <w:tcPr>
-            <w:tcW w:type="dxa" w:w="4677"/>
-            <w:vAlign w:val="center"/>
-          </w:tcPr>
-          <w:p>
-            <w:r/>
-            <w:r>
-              <w:rPr>
-                <w:rFonts w:ascii="Times New Roman" w:hAnsi="Times New Roman" w:cs="Times New Roman"/>
-                <w:b w:val="0"/>
-                <w:sz w:val="24"/>
-              </w:rPr>
-              <w:t>Qdrant, поиск контекста, ответ по источникам</w:t>
-            </w:r>
-          </w:p>
-        </w:tc>
-      </w:tr>
-      <w:tr>
-        <w:tc>
-          <w:tcPr>
-            <w:tcW w:type="dxa" w:w="4677"/>
-            <w:vAlign w:val="center"/>
-          </w:tcPr>
-          <w:p>
-            <w:r/>
-            <w:r>
-              <w:rPr>
-                <w:rFonts w:ascii="Times New Roman" w:hAnsi="Times New Roman" w:cs="Times New Roman"/>
-                <w:b w:val="0"/>
-                <w:sz w:val="24"/>
-              </w:rPr>
-              <w:t>NLP: генерация</w:t>
-            </w:r>
-          </w:p>
-        </w:tc>
-        <w:tc>
-          <w:tcPr>
-            <w:tcW w:type="dxa" w:w="4677"/>
-            <w:vAlign w:val="center"/>
-          </w:tcPr>
-          <w:p>
-            <w:r/>
-            <w:r>
-              <w:rPr>
-                <w:rFonts w:ascii="Times New Roman" w:hAnsi="Times New Roman" w:cs="Times New Roman"/>
-                <w:b w:val="0"/>
-                <w:sz w:val="24"/>
-              </w:rPr>
-              <w:t>Template fallback, OpenAI-compatible LLM через llama.cpp</w:t>
-            </w:r>
-          </w:p>
-        </w:tc>
-      </w:tr>
-      <w:tr>
-        <w:tc>
-          <w:tcPr>
-            <w:tcW w:type="dxa" w:w="4677"/>
-            <w:vAlign w:val="center"/>
-          </w:tcPr>
-          <w:p>
-            <w:r/>
-            <w:r>
-              <w:rPr>
-                <w:rFonts w:ascii="Times New Roman" w:hAnsi="Times New Roman" w:cs="Times New Roman"/>
-                <w:b w:val="0"/>
-                <w:sz w:val="24"/>
-              </w:rPr>
-              <w:t>ML tracking</w:t>
-            </w:r>
-          </w:p>
-        </w:tc>
-        <w:tc>
-          <w:tcPr>
-            <w:tcW w:type="dxa" w:w="4677"/>
-            <w:vAlign w:val="center"/>
-          </w:tcPr>
-          <w:p>
-            <w:r/>
-            <w:r>
-              <w:rPr>
-                <w:rFonts w:ascii="Times New Roman" w:hAnsi="Times New Roman" w:cs="Times New Roman"/>
-                <w:b w:val="0"/>
-                <w:sz w:val="24"/>
-              </w:rPr>
-              <w:t>MLflow</w:t>
-            </w:r>
-          </w:p>
-        </w:tc>
-      </w:tr>
-      <w:tr>
-        <w:tc>
-          <w:tcPr>
-            <w:tcW w:type="dxa" w:w="4677"/>
-            <w:vAlign w:val="center"/>
-          </w:tcPr>
-          <w:p>
-            <w:r/>
-            <w:r>
-              <w:rPr>
-                <w:rFonts w:ascii="Times New Roman" w:hAnsi="Times New Roman" w:cs="Times New Roman"/>
-                <w:b w:val="0"/>
-                <w:sz w:val="24"/>
-              </w:rPr>
-              <w:t>Backend</w:t>
-            </w:r>
-          </w:p>
-        </w:tc>
-        <w:tc>
-          <w:tcPr>
-            <w:tcW w:type="dxa" w:w="4677"/>
-            <w:vAlign w:val="center"/>
-          </w:tcPr>
-          <w:p>
-            <w:r/>
-            <w:r>
-              <w:rPr>
-                <w:rFonts w:ascii="Times New Roman" w:hAnsi="Times New Roman" w:cs="Times New Roman"/>
-                <w:b w:val="0"/>
-                <w:sz w:val="24"/>
-              </w:rPr>
-              <w:t>FastAPI, asyncio, Granian, Zapros</w:t>
-            </w:r>
-          </w:p>
-        </w:tc>
-      </w:tr>
-      <w:tr>
-        <w:tc>
-          <w:tcPr>
-            <w:tcW w:type="dxa" w:w="4677"/>
-            <w:vAlign w:val="center"/>
-          </w:tcPr>
-          <w:p>
-            <w:r/>
-            <w:r>
-              <w:rPr>
-                <w:rFonts w:ascii="Times New Roman" w:hAnsi="Times New Roman" w:cs="Times New Roman"/>
-                <w:b w:val="0"/>
-                <w:sz w:val="24"/>
-              </w:rPr>
-              <w:t>Архитектура</w:t>
-            </w:r>
-          </w:p>
-        </w:tc>
-        <w:tc>
-          <w:tcPr>
-            <w:tcW w:type="dxa" w:w="4677"/>
-            <w:vAlign w:val="center"/>
-          </w:tcPr>
-          <w:p>
-            <w:r/>
-            <w:r>
-              <w:rPr>
-                <w:rFonts w:ascii="Times New Roman" w:hAnsi="Times New Roman" w:cs="Times New Roman"/>
-                <w:b w:val="0"/>
-                <w:sz w:val="24"/>
-              </w:rPr>
-              <w:t>DDD, слои, Protocol, Dishka</w:t>
-            </w:r>
-          </w:p>
-        </w:tc>
-      </w:tr>
-      <w:tr>
-        <w:tc>
-          <w:tcPr>
-            <w:tcW w:type="dxa" w:w="4677"/>
-            <w:vAlign w:val="center"/>
-          </w:tcPr>
-          <w:p>
-            <w:r/>
-            <w:r>
-              <w:rPr>
-                <w:rFonts w:ascii="Times New Roman" w:hAnsi="Times New Roman" w:cs="Times New Roman"/>
-                <w:b w:val="0"/>
-                <w:sz w:val="24"/>
-              </w:rPr>
-              <w:t>Фоновые задачи и события</w:t>
-            </w:r>
-          </w:p>
-        </w:tc>
-        <w:tc>
-          <w:tcPr>
-            <w:tcW w:type="dxa" w:w="4677"/>
-            <w:vAlign w:val="center"/>
-          </w:tcPr>
-          <w:p>
-            <w:r/>
-            <w:r>
-              <w:rPr>
-                <w:rFonts w:ascii="Times New Roman" w:hAnsi="Times New Roman" w:cs="Times New Roman"/>
-                <w:b w:val="0"/>
-                <w:sz w:val="24"/>
-              </w:rPr>
-              <w:t>Taskiq, Redis, FastStream</w:t>
-            </w:r>
-          </w:p>
-        </w:tc>
-      </w:tr>
-      <w:tr>
-        <w:tc>
-          <w:tcPr>
-            <w:tcW w:type="dxa" w:w="4677"/>
-            <w:vAlign w:val="center"/>
-          </w:tcPr>
-          <w:p>
-            <w:r/>
-            <w:r>
-              <w:rPr>
-                <w:rFonts w:ascii="Times New Roman" w:hAnsi="Times New Roman" w:cs="Times New Roman"/>
-                <w:b w:val="0"/>
-                <w:sz w:val="24"/>
-              </w:rPr>
-              <w:t>Frontend и запуск</w:t>
-            </w:r>
-          </w:p>
-        </w:tc>
-        <w:tc>
-          <w:tcPr>
-            <w:tcW w:type="dxa" w:w="4677"/>
-            <w:vAlign w:val="center"/>
-          </w:tcPr>
-          <w:p>
-            <w:r/>
-            <w:r>
-              <w:rPr>
-                <w:rFonts w:ascii="Times New Roman" w:hAnsi="Times New Roman" w:cs="Times New Roman"/>
-                <w:b w:val="0"/>
-                <w:sz w:val="24"/>
-              </w:rPr>
-              <w:t>React, Docker Compose, Dockerfile, Justfile</w:t>
-            </w:r>
-          </w:p>
-        </w:tc>
-      </w:tr>
-    </w:tbl>
-    <w:p/>
-    <w:p>
-      <w:pPr>
-        <w:pStyle w:val="Heading1"/>
-      </w:pPr>
-      <w:r>
-        <w:t>4. ТЕСТИРОВАНИЕ И ДЕМОНСТРАЦИЯ РЕЗУЛЬТАТОВ</w:t>
-      </w:r>
-    </w:p>
-    <w:p>
-      <w:r>
-        <w:t>Для проверки проекта подготовлены unit-тесты, тесты контрактов, API-тесты, frontend-тесты и demo smoke-сценарий. Проверка охватывает как инженерную связность сервисов, так и корректность ML/NLP-сценария: поиск источников, классификацию влияния и формирование ответа по найденному контексту.</w:t>
-      </w:r>
-    </w:p>
-    <w:tbl>
-      <w:tblPr>
-        <w:tblStyle w:val="TableGrid"/>
-        <w:tblW w:type="auto" w:w="0"/>
-        <w:jc w:val="center"/>
-        <w:tblLook w:firstColumn="1" w:firstRow="1" w:lastColumn="0" w:lastRow="0" w:noHBand="0" w:noVBand="1" w:val="04A0"/>
-      </w:tblPr>
-      <w:tblGrid>
-        <w:gridCol w:w="4677"/>
-        <w:gridCol w:w="4677"/>
-      </w:tblGrid>
-      <w:tr>
-        <w:tc>
-          <w:tcPr>
-            <w:tcW w:type="dxa" w:w="4677"/>
-            <w:vAlign w:val="center"/>
-            <w:shd w:fill="E8EEF5"/>
-          </w:tcPr>
-          <w:p>
-            <w:r/>
-            <w:r>
-              <w:rPr>
-                <w:rFonts w:ascii="Times New Roman" w:hAnsi="Times New Roman" w:cs="Times New Roman"/>
-                <w:b/>
-                <w:sz w:val="24"/>
-              </w:rPr>
-              <w:t>Проверка</w:t>
-            </w:r>
-          </w:p>
-        </w:tc>
-        <w:tc>
-          <w:tcPr>
-            <w:tcW w:type="dxa" w:w="4677"/>
-            <w:vAlign w:val="center"/>
-            <w:shd w:fill="E8EEF5"/>
-          </w:tcPr>
-          <w:p>
-            <w:r/>
-            <w:r>
-              <w:rPr>
-                <w:rFonts w:ascii="Times New Roman" w:hAnsi="Times New Roman" w:cs="Times New Roman"/>
-                <w:b/>
-                <w:sz w:val="24"/>
-              </w:rPr>
-              <w:t>Назначение</w:t>
-            </w:r>
-          </w:p>
-        </w:tc>
-      </w:tr>
-      <w:tr>
-        <w:tc>
-          <w:tcPr>
-            <w:tcW w:type="dxa" w:w="4677"/>
-            <w:vAlign w:val="center"/>
-          </w:tcPr>
-          <w:p>
-            <w:r/>
-            <w:r>
-              <w:rPr>
-                <w:rFonts w:ascii="Times New Roman" w:hAnsi="Times New Roman" w:cs="Times New Roman"/>
-                <w:b w:val="0"/>
-                <w:sz w:val="24"/>
-              </w:rPr>
-              <w:t>git diff --check</w:t>
-            </w:r>
-          </w:p>
-        </w:tc>
-        <w:tc>
-          <w:tcPr>
-            <w:tcW w:type="dxa" w:w="4677"/>
-            <w:vAlign w:val="center"/>
-          </w:tcPr>
-          <w:p>
-            <w:r/>
-            <w:r>
-              <w:rPr>
-                <w:rFonts w:ascii="Times New Roman" w:hAnsi="Times New Roman" w:cs="Times New Roman"/>
-                <w:b w:val="0"/>
-                <w:sz w:val="24"/>
-              </w:rPr>
-              <w:t>Проверка форматных ошибок в diff.</w:t>
-            </w:r>
-          </w:p>
-        </w:tc>
-      </w:tr>
-      <w:tr>
-        <w:tc>
-          <w:tcPr>
-            <w:tcW w:type="dxa" w:w="4677"/>
-            <w:vAlign w:val="center"/>
-          </w:tcPr>
-          <w:p>
-            <w:r/>
-            <w:r>
-              <w:rPr>
-                <w:rFonts w:ascii="Times New Roman" w:hAnsi="Times New Roman" w:cs="Times New Roman"/>
-                <w:b w:val="0"/>
-                <w:sz w:val="24"/>
-              </w:rPr>
-              <w:t>docker compose config --quiet</w:t>
-            </w:r>
-          </w:p>
-        </w:tc>
-        <w:tc>
-          <w:tcPr>
-            <w:tcW w:type="dxa" w:w="4677"/>
-            <w:vAlign w:val="center"/>
-          </w:tcPr>
-          <w:p>
-            <w:r/>
-            <w:r>
-              <w:rPr>
-                <w:rFonts w:ascii="Times New Roman" w:hAnsi="Times New Roman" w:cs="Times New Roman"/>
-                <w:b w:val="0"/>
-                <w:sz w:val="24"/>
-              </w:rPr>
-              <w:t>Проверка корректности compose-конфигурации.</w:t>
-            </w:r>
-          </w:p>
-        </w:tc>
-      </w:tr>
-      <w:tr>
-        <w:tc>
-          <w:tcPr>
-            <w:tcW w:type="dxa" w:w="4677"/>
-            <w:vAlign w:val="center"/>
-          </w:tcPr>
-          <w:p>
-            <w:r/>
-            <w:r>
-              <w:rPr>
-                <w:rFonts w:ascii="Times New Roman" w:hAnsi="Times New Roman" w:cs="Times New Roman"/>
-                <w:b w:val="0"/>
-                <w:sz w:val="24"/>
-              </w:rPr>
-              <w:t>just demo-smoke</w:t>
-            </w:r>
-          </w:p>
-        </w:tc>
-        <w:tc>
-          <w:tcPr>
-            <w:tcW w:type="dxa" w:w="4677"/>
-            <w:vAlign w:val="center"/>
-          </w:tcPr>
-          <w:p>
-            <w:r/>
-            <w:r>
-              <w:rPr>
-                <w:rFonts w:ascii="Times New Roman" w:hAnsi="Times New Roman" w:cs="Times New Roman"/>
-                <w:b w:val="0"/>
-                <w:sz w:val="24"/>
-              </w:rPr>
-              <w:t>Проверка health endpoints, CSV preview, индексации, фоновой задачи, SSE и frontend.</w:t>
-            </w:r>
-          </w:p>
-        </w:tc>
-      </w:tr>
-      <w:tr>
-        <w:tc>
-          <w:tcPr>
-            <w:tcW w:type="dxa" w:w="4677"/>
-            <w:vAlign w:val="center"/>
-          </w:tcPr>
-          <w:p>
-            <w:r/>
-            <w:r>
-              <w:rPr>
-                <w:rFonts w:ascii="Times New Roman" w:hAnsi="Times New Roman" w:cs="Times New Roman"/>
-                <w:b w:val="0"/>
-                <w:sz w:val="24"/>
-              </w:rPr>
-              <w:t>frontend tests</w:t>
-            </w:r>
-          </w:p>
-        </w:tc>
-        <w:tc>
-          <w:tcPr>
-            <w:tcW w:type="dxa" w:w="4677"/>
-            <w:vAlign w:val="center"/>
-          </w:tcPr>
-          <w:p>
-            <w:r/>
-            <w:r>
-              <w:rPr>
-                <w:rFonts w:ascii="Times New Roman" w:hAnsi="Times New Roman" w:cs="Times New Roman"/>
-                <w:b w:val="0"/>
-                <w:sz w:val="24"/>
-              </w:rPr>
-              <w:t>Проверка React UI и клиентских API.</w:t>
-            </w:r>
-          </w:p>
-        </w:tc>
-      </w:tr>
-      <w:tr>
-        <w:tc>
-          <w:tcPr>
-            <w:tcW w:type="dxa" w:w="4677"/>
-            <w:vAlign w:val="center"/>
-          </w:tcPr>
-          <w:p>
-            <w:r/>
-            <w:r>
-              <w:rPr>
-                <w:rFonts w:ascii="Times New Roman" w:hAnsi="Times New Roman" w:cs="Times New Roman"/>
-                <w:b w:val="0"/>
-                <w:sz w:val="24"/>
-              </w:rPr>
-              <w:t>ML/NLP demo</w:t>
-            </w:r>
-          </w:p>
-        </w:tc>
-        <w:tc>
-          <w:tcPr>
-            <w:tcW w:type="dxa" w:w="4677"/>
-            <w:vAlign w:val="center"/>
-          </w:tcPr>
-          <w:p>
-            <w:r/>
-            <w:r>
-              <w:rPr>
-                <w:rFonts w:ascii="Times New Roman" w:hAnsi="Times New Roman" w:cs="Times New Roman"/>
-                <w:b w:val="0"/>
-                <w:sz w:val="24"/>
-              </w:rPr>
-              <w:t>Проверка найденных источников, score, класса влияния и итогового ответа.</w:t>
-            </w:r>
-          </w:p>
-        </w:tc>
-      </w:tr>
-    </w:tbl>
-    <w:p/>
-    <w:p>
-      <w:pPr>
+        <w:ind w:firstLine="0"/>
         <w:jc w:val="center"/>
       </w:pPr>
       <w:r>
         <w:drawing>
           <wp:inline xmlns:a="http://schemas.openxmlformats.org/drawingml/2006/main" xmlns:pic="http://schemas.openxmlformats.org/drawingml/2006/picture">
-            <wp:extent cx="5760720" cy="3360420"/>
+            <wp:extent cx="5760720" cy="2880360"/>
             <wp:docPr id="2" name="Picture 2"/>
             <wp:cNvGraphicFramePr>
               <a:graphicFrameLocks noChangeAspect="1"/>
@@ -1708,7 +1646,7 @@
               <a:graphicData uri="http://schemas.openxmlformats.org/drawingml/2006/picture">
                 <pic:pic>
                   <pic:nvPicPr>
-                    <pic:cNvPr id="0" name="ui-demo-screenshot.png"/>
+                    <pic:cNvPr id="0" name="rag-pipeline-diagram.png"/>
                     <pic:cNvPicPr/>
                   </pic:nvPicPr>
                   <pic:blipFill>
@@ -1720,7 +1658,7 @@
                   <pic:spPr>
                     <a:xfrm>
                       <a:off x="0" y="0"/>
-                      <a:ext cx="5760720" cy="3360420"/>
+                      <a:ext cx="5760720" cy="2880360"/>
                     </a:xfrm>
                     <a:prstGeom prst="rect"/>
                   </pic:spPr>
@@ -1733,21 +1671,897 @@
     </w:p>
     <w:p>
       <w:pPr>
+        <w:spacing w:before="60" w:after="160"/>
         <w:ind w:firstLine="0"/>
         <w:jc w:val="center"/>
       </w:pPr>
       <w:r>
-        <w:t>Рисунок 2 - Интерфейс демонстрационного сценария</w:t>
+        <w:rPr>
+          <w:rFonts w:ascii="Times New Roman" w:hAnsi="Times New Roman" w:cs="Times New Roman"/>
+          <w:b w:val="0"/>
+          <w:sz w:val="24"/>
+        </w:rPr>
+        <w:t>Схема 2 - ML/RAG-пайплайн обработки вопроса</w:t>
+      </w:r>
+    </w:p>
+    <w:p>
+      <w:pPr>
+        <w:pStyle w:val="Heading1"/>
+      </w:pPr>
+      <w:r>
+        <w:t>5 РЕАЛИЗАЦИЯ И ПОЛЬЗОВАТЕЛЬСКИЙ СЦЕНАРИЙ</w:t>
       </w:r>
     </w:p>
     <w:p>
       <w:r>
-        <w:t>Ручной сценарий демонстрации: запустить just demo-up, открыть http://localhost:5173, при необходимости загрузить CSV и убедиться, что он стал активным датасетом, выполнить предпросмотр CSV, индексировать новости и задать вопрос о росте ВВП и снижении инфляции.</w:t>
+        <w:t>Пользовательский сценарий начинается с естественного вопроса об экономической ситуации. Пользователь не обязан знать структуру датасета или формулировать запрос в виде ключевых слов. Система принимает текст вопроса, передает его в backend и запускает цепочку retrieval, ML-анализа и генерации ответа.</w:t>
       </w:r>
     </w:p>
     <w:p>
       <w:r>
-        <w:t>Проверка обученных режимов выполняется через just prepare-dataset path/to/external.csv --label-column sentiment, затем just train-baseline, just train-embedding, just train-transformer, just compare-models и just demo-up-trained. В интерфейсе последовательно выбираются режимы tfidf-logreg, embedding-logreg и tiny-transformer-classifier.</w:t>
+        <w:t>На этапе поиска retrieval-service извлекает несколько наиболее релевантных новостей. Для каждой найденной записи сохраняются заголовок или краткое описание, источник, score релевантности и текстовый фрагмент. Эти данные нужны не только для ответа, но и для интерфейса: пользователь должен видеть, на каких материалах основан вывод.</w:t>
+      </w:r>
+    </w:p>
+    <w:p>
+      <w:r>
+        <w:t>После поиска analysis-service применяет классификатор влияния. Результат включает класс positive, neutral или negative, численную уверенность и краткое объяснение. Эти признаки помогают dialog-service сформировать не абстрактный пересказ, а аналитический ответ с учетом направленности найденных новостей.</w:t>
+      </w:r>
+    </w:p>
+    <w:p>
+      <w:r>
+        <w:t>Dialog-service собирает промпт для внешнего LLM API на основе вопроса, найденных документов и оценок влияния. Важным ограничением является использование только переданного контекста: ответ должен объяснять найденные новости, а не подменять их внешними рассуждениями. Если внешний API недоступен, система может использовать резервный шаблонный ответ, сохраняя работоспособность базового сценария.</w:t>
+      </w:r>
+    </w:p>
+    <w:p>
+      <w:r>
+        <w:t>Страница чата показывает центральный результат проекта: вопрос, ответ, список источников и статусы обработки. Это делает ML/RAG-процесс видимым для пользователя. Вместо обычного чат-бота реализована аналитическая система, где ответ связан с корпусом новостей и сопровождается проверяемыми источниками.</w:t>
+      </w:r>
+    </w:p>
+    <w:p>
+      <w:r>
+        <w:t>Страница ML-отчета предназначена для контроля исследовательской части. В ней отображаются размер датасета, список обученных моделей, метрики качества и интерпретация результатов. Наличие такой страницы важно для защиты, потому что показывает, что система основана на сравнении моделей, а не только на интерфейсной демонстрации.</w:t>
+      </w:r>
+    </w:p>
+    <w:p>
+      <w:r>
+        <w:t>Страница прогноза показывает агрегированный анализ тем. В текущих фактах проекта отражено, что прогноз строится по 10 000 документам и 2 716 темам. Этот сценарий расширяет обычный поиск: пользователь видит не только ответ на отдельный вопрос, но и тематическое обобщение корпуса новостей.</w:t>
+      </w:r>
+    </w:p>
+    <w:p>
+      <w:r>
+        <w:t>В реализации важно, что пользовательский интерфейс не скрывает исследовательскую природу проекта. Чат демонстрирует конечный сценарий, ML-отчет показывает качество моделей, а прогноз показывает агрегированную работу с корпусом. Эти три страницы вместе образуют полный контур: данные, модель, поиск, ответ и интерпретация результата.</w:t>
+      </w:r>
+    </w:p>
+    <w:p>
+      <w:r>
+        <w:t>Сценарий работы с источниками также важен для доверия к системе. Пользователь может сопоставить итоговый ответ с найденными карточками новостей и увидеть, какие документы повлияли на вывод. Для экономической аналитики это принципиально: ответ без проверяемых источников сложнее использовать и сложнее защищать как результат машинного обучения.</w:t>
+      </w:r>
+    </w:p>
+    <w:p>
+      <w:r>
+        <w:t>ML-отчет выполняет роль внутреннего контроля качества. Если в дальнейшем изменится датасет, признаки или модель, отчет позволит быстро увидеть, улучшилось ли качество на test split или изменения только усложнили систему без прироста метрик. Поэтому отчет встроен в приложение как часть жизненного цикла модели.</w:t>
+      </w:r>
+    </w:p>
+    <w:p>
+      <w:pPr>
+        <w:ind w:firstLine="0"/>
+        <w:jc w:val="center"/>
+      </w:pPr>
+      <w:r>
+        <w:drawing>
+          <wp:inline xmlns:a="http://schemas.openxmlformats.org/drawingml/2006/main" xmlns:pic="http://schemas.openxmlformats.org/drawingml/2006/picture">
+            <wp:extent cx="5669280" cy="4330700"/>
+            <wp:docPr id="3" name="Picture 3"/>
+            <wp:cNvGraphicFramePr>
+              <a:graphicFrameLocks noChangeAspect="1"/>
+            </wp:cNvGraphicFramePr>
+            <a:graphic>
+              <a:graphicData uri="http://schemas.openxmlformats.org/drawingml/2006/picture">
+                <pic:pic>
+                  <pic:nvPicPr>
+                    <pic:cNvPr id="0" name="chat-page.png"/>
+                    <pic:cNvPicPr/>
+                  </pic:nvPicPr>
+                  <pic:blipFill>
+                    <a:blip r:embed="rId13"/>
+                    <a:stretch>
+                      <a:fillRect/>
+                    </a:stretch>
+                  </pic:blipFill>
+                  <pic:spPr>
+                    <a:xfrm>
+                      <a:off x="0" y="0"/>
+                      <a:ext cx="5669280" cy="4330700"/>
+                    </a:xfrm>
+                    <a:prstGeom prst="rect"/>
+                  </pic:spPr>
+                </pic:pic>
+              </a:graphicData>
+            </a:graphic>
+          </wp:inline>
+        </w:drawing>
+      </w:r>
+    </w:p>
+    <w:p>
+      <w:pPr>
+        <w:spacing w:before="60" w:after="160"/>
+        <w:ind w:firstLine="0"/>
+        <w:jc w:val="center"/>
+      </w:pPr>
+      <w:r>
+        <w:rPr>
+          <w:rFonts w:ascii="Times New Roman" w:hAnsi="Times New Roman" w:cs="Times New Roman"/>
+          <w:b w:val="0"/>
+          <w:sz w:val="24"/>
+        </w:rPr>
+        <w:t>Рисунок 1 - Страница чата</w:t>
+      </w:r>
+    </w:p>
+    <w:p>
+      <w:pPr>
+        <w:ind w:firstLine="0"/>
+        <w:jc w:val="center"/>
+      </w:pPr>
+      <w:r>
+        <w:drawing>
+          <wp:inline xmlns:a="http://schemas.openxmlformats.org/drawingml/2006/main" xmlns:pic="http://schemas.openxmlformats.org/drawingml/2006/picture">
+            <wp:extent cx="5669280" cy="4070366"/>
+            <wp:docPr id="4" name="Picture 4"/>
+            <wp:cNvGraphicFramePr>
+              <a:graphicFrameLocks noChangeAspect="1"/>
+            </wp:cNvGraphicFramePr>
+            <a:graphic>
+              <a:graphicData uri="http://schemas.openxmlformats.org/drawingml/2006/picture">
+                <pic:pic>
+                  <pic:nvPicPr>
+                    <pic:cNvPr id="0" name="ml-report-page.png"/>
+                    <pic:cNvPicPr/>
+                  </pic:nvPicPr>
+                  <pic:blipFill>
+                    <a:blip r:embed="rId14"/>
+                    <a:stretch>
+                      <a:fillRect/>
+                    </a:stretch>
+                  </pic:blipFill>
+                  <pic:spPr>
+                    <a:xfrm>
+                      <a:off x="0" y="0"/>
+                      <a:ext cx="5669280" cy="4070366"/>
+                    </a:xfrm>
+                    <a:prstGeom prst="rect"/>
+                  </pic:spPr>
+                </pic:pic>
+              </a:graphicData>
+            </a:graphic>
+          </wp:inline>
+        </w:drawing>
+      </w:r>
+    </w:p>
+    <w:p>
+      <w:pPr>
+        <w:spacing w:before="60" w:after="160"/>
+        <w:ind w:firstLine="0"/>
+        <w:jc w:val="center"/>
+      </w:pPr>
+      <w:r>
+        <w:rPr>
+          <w:rFonts w:ascii="Times New Roman" w:hAnsi="Times New Roman" w:cs="Times New Roman"/>
+          <w:b w:val="0"/>
+          <w:sz w:val="24"/>
+        </w:rPr>
+        <w:t>Рисунок 2 - Страница ML-отчета</w:t>
+      </w:r>
+    </w:p>
+    <w:p>
+      <w:pPr>
+        <w:ind w:firstLine="0"/>
+        <w:jc w:val="center"/>
+      </w:pPr>
+      <w:r>
+        <w:drawing>
+          <wp:inline xmlns:a="http://schemas.openxmlformats.org/drawingml/2006/main" xmlns:pic="http://schemas.openxmlformats.org/drawingml/2006/picture">
+            <wp:extent cx="5669280" cy="4251960"/>
+            <wp:docPr id="5" name="Picture 5"/>
+            <wp:cNvGraphicFramePr>
+              <a:graphicFrameLocks noChangeAspect="1"/>
+            </wp:cNvGraphicFramePr>
+            <a:graphic>
+              <a:graphicData uri="http://schemas.openxmlformats.org/drawingml/2006/picture">
+                <pic:pic>
+                  <pic:nvPicPr>
+                    <pic:cNvPr id="0" name="topic-forecast-page.png"/>
+                    <pic:cNvPicPr/>
+                  </pic:nvPicPr>
+                  <pic:blipFill>
+                    <a:blip r:embed="rId15"/>
+                    <a:stretch>
+                      <a:fillRect/>
+                    </a:stretch>
+                  </pic:blipFill>
+                  <pic:spPr>
+                    <a:xfrm>
+                      <a:off x="0" y="0"/>
+                      <a:ext cx="5669280" cy="4251960"/>
+                    </a:xfrm>
+                    <a:prstGeom prst="rect"/>
+                  </pic:spPr>
+                </pic:pic>
+              </a:graphicData>
+            </a:graphic>
+          </wp:inline>
+        </w:drawing>
+      </w:r>
+    </w:p>
+    <w:p>
+      <w:pPr>
+        <w:spacing w:before="60" w:after="160"/>
+        <w:ind w:firstLine="0"/>
+        <w:jc w:val="center"/>
+      </w:pPr>
+      <w:r>
+        <w:rPr>
+          <w:rFonts w:ascii="Times New Roman" w:hAnsi="Times New Roman" w:cs="Times New Roman"/>
+          <w:b w:val="0"/>
+          <w:sz w:val="24"/>
+        </w:rPr>
+        <w:t>Рисунок 3 - Страница прогноза</w:t>
+      </w:r>
+    </w:p>
+    <w:p>
+      <w:pPr>
+        <w:pStyle w:val="Heading1"/>
+      </w:pPr>
+      <w:r>
+        <w:t>6 ЭКСПЕРИМЕНТ И РЕЗУЛЬТАТЫ</w:t>
+      </w:r>
+    </w:p>
+    <w:p>
+      <w:r>
+        <w:t>Экспериментальная часть направлена на сравнение трех моделей классификации влияния новостей. Все модели решают одну и ту же задачу, используют общий набор классов и оцениваются по test accuracy и test macro F1. Такой дизайн эксперимента позволяет сопоставить методы без смешения факторов, связанных с разными данными или разными метриками.</w:t>
+      </w:r>
+    </w:p>
+    <w:p>
+      <w:r>
+        <w:t>Лучший результат показала модель tfidf-logreg с test accuracy 0.785 и test macro F1 0.717. Это означает, что классический TF-IDF baseline оказался наиболее устойчивым на текущем корпусе и разметке. Для экономических новостей такой результат объясним: многие признаки влияния выражены лексически и хорошо фиксируются частотными признаками.</w:t>
+      </w:r>
+    </w:p>
+    <w:p>
+      <w:r>
+        <w:t>Embedding-logreg уступила TF-IDF. Возможная причина состоит в том, что универсальные embedding-признаки сглаживают отдельные доменные маркеры, важные для тонкой классификации влияния. В задаче, где слова о росте, падении, ставке, инфляции или риске напрямую связаны с меткой, простая разреженная модель может сохранять больше полезной информации.</w:t>
+      </w:r>
+    </w:p>
+    <w:p>
+      <w:r>
+        <w:t>Tiny-transformer-classifier показала самый слабый результат среди трех моделей. Это не означает, что transformer-подход неприменим к задаче. Скорее, результат отражает ограничения маленькой модели, режима обучения и качества разметки. Для уверенного преимущества transformer-классификатора требуются более сильная модель, больше вычислительных ресурсов, настройка гиперпараметров и работа с дисбалансом классов.</w:t>
+      </w:r>
+    </w:p>
+    <w:p>
+      <w:r>
+        <w:t>Macro F1 рассматривается как ключевая дополнительная метрика, потому что новостные классы могут быть распределены неравномерно. Если модель правильно классифицирует большинство нейтральных сообщений, но пропускает негативные или позитивные новости, accuracy будет выглядеть приемлемо, однако прикладная ценность снизится. Macro F1 штрафует такую ситуацию и поэтому лучше отражает качество по всем типам влияния.</w:t>
+      </w:r>
+    </w:p>
+    <w:p>
+      <w:r>
+        <w:t>Полученные метрики являются умеренными, но содержательно полезными. Они показывают, что задача не сводится к простому словарному правилу и требует дальнейшей работы с данными. При этом лучший baseline уже может использоваться как компонент RAG-системы: он дает первичную оценку влияния источников, которую затем учитывает внешний LLM API при формировании ответа.</w:t>
+      </w:r>
+    </w:p>
+    <w:p>
+      <w:r>
+        <w:t>Эксперимент также показал инженерную ценность ML-отчета. Пользователь или проверяющий может видеть не только итоговый ответ, но и сведения о том, какие модели были обучены и с каким качеством. Это повышает доверие к системе и делает проект ближе к полноценному аналитическому приложению.</w:t>
+      </w:r>
+    </w:p>
+    <w:p>
+      <w:r>
+        <w:t>Интерпретация результатов должна учитывать учебный характер набора моделей. Цель эксперимента не состояла в том, чтобы любой ценой получить максимальную метрику. Важнее было построить воспроизводимое сравнение разных классов подходов и показать, какой вариант рационально использовать в текущей версии приложения. По этому критерию TF-IDF + Logistic Regression является обоснованным выбором.</w:t>
+      </w:r>
+    </w:p>
+    <w:p>
+      <w:r>
+        <w:t>Для анализа качества важно смотреть не только на средний результат, но и на типичные ошибки. Нейтральные новости могут ошибочно относиться к позитивным или негативным, если содержат слова с яркой эмоциональной окраской, но описывают факт без явного рыночного эффекта. Обратная ситуация возникает, когда негативное событие описано формально и без сильных маркеров риска.</w:t>
+      </w:r>
+    </w:p>
+    <w:p>
+      <w:r>
+        <w:t>Результаты эксперимента прямо влияют на пользовательский сценарий. Если модель ошибается, внешний LLM API может получить искаженную оценку влияния источника. Поэтому классификатор должен рассматриваться как часть общей цепочки качества: слабая метка ухудшает контекст, а слабый контекст снижает ценность итогового ответа.</w:t>
+      </w:r>
+    </w:p>
+    <w:p>
+      <w:r>
+        <w:t>В текущей версии системы метрики достаточны для демонстрации полного ML/RAG-процесса, но не должны трактоваться как финальный промышленный уровень качества. Для перехода к более строгому применению необходимо расширять оценку: смотреть confusion matrix, качество по каждому классу, устойчивость на новых источниках и поведение модели при изменении новостной тематики.</w:t>
+      </w:r>
+    </w:p>
+    <w:tbl>
+      <w:tblPr>
+        <w:tblStyle w:val="TableGrid"/>
+        <w:tblW w:type="auto" w:w="0"/>
+        <w:jc w:val="center"/>
+        <w:tblLayout w:type="fixed"/>
+        <w:tblLook w:firstColumn="1" w:firstRow="1" w:lastColumn="0" w:lastRow="0" w:noHBand="0" w:noVBand="1" w:val="04A0"/>
+      </w:tblPr>
+      <w:tblGrid>
+        <w:gridCol w:w="2268"/>
+        <w:gridCol w:w="1701"/>
+        <w:gridCol w:w="1701"/>
+        <w:gridCol w:w="3402"/>
+      </w:tblGrid>
+      <w:tr>
+        <w:tc>
+          <w:tcPr>
+            <w:tcW w:type="dxa" w:w="2339"/>
+            <w:tcMar>
+              <w:top w:w="120" w:type="dxa"/>
+              <w:start w:w="120" w:type="dxa"/>
+              <w:bottom w:w="120" w:type="dxa"/>
+              <w:end w:w="120" w:type="dxa"/>
+            </w:tcMar>
+            <w:vAlign w:val="center"/>
+            <w:shd w:fill="E8EEF5"/>
+          </w:tcPr>
+          <w:p>
+            <w:pPr>
+              <w:spacing w:line="276" w:lineRule="auto" w:after="0"/>
+              <w:ind w:firstLine="0"/>
+              <w:jc w:val="left"/>
+            </w:pPr>
+            <w:r/>
+            <w:r>
+              <w:rPr>
+                <w:rFonts w:ascii="Times New Roman" w:hAnsi="Times New Roman" w:cs="Times New Roman"/>
+                <w:b/>
+                <w:sz w:val="20"/>
+              </w:rPr>
+              <w:t>Модель</w:t>
+            </w:r>
+          </w:p>
+        </w:tc>
+        <w:tc>
+          <w:tcPr>
+            <w:tcW w:type="dxa" w:w="2339"/>
+            <w:tcMar>
+              <w:top w:w="120" w:type="dxa"/>
+              <w:start w:w="120" w:type="dxa"/>
+              <w:bottom w:w="120" w:type="dxa"/>
+              <w:end w:w="120" w:type="dxa"/>
+            </w:tcMar>
+            <w:vAlign w:val="center"/>
+            <w:shd w:fill="E8EEF5"/>
+          </w:tcPr>
+          <w:p>
+            <w:pPr>
+              <w:spacing w:line="276" w:lineRule="auto" w:after="0"/>
+              <w:ind w:firstLine="0"/>
+              <w:jc w:val="left"/>
+            </w:pPr>
+            <w:r/>
+            <w:r>
+              <w:rPr>
+                <w:rFonts w:ascii="Times New Roman" w:hAnsi="Times New Roman" w:cs="Times New Roman"/>
+                <w:b/>
+                <w:sz w:val="20"/>
+              </w:rPr>
+              <w:t>Test accuracy</w:t>
+            </w:r>
+          </w:p>
+        </w:tc>
+        <w:tc>
+          <w:tcPr>
+            <w:tcW w:type="dxa" w:w="2339"/>
+            <w:tcMar>
+              <w:top w:w="120" w:type="dxa"/>
+              <w:start w:w="120" w:type="dxa"/>
+              <w:bottom w:w="120" w:type="dxa"/>
+              <w:end w:w="120" w:type="dxa"/>
+            </w:tcMar>
+            <w:vAlign w:val="center"/>
+            <w:shd w:fill="E8EEF5"/>
+          </w:tcPr>
+          <w:p>
+            <w:pPr>
+              <w:spacing w:line="276" w:lineRule="auto" w:after="0"/>
+              <w:ind w:firstLine="0"/>
+              <w:jc w:val="left"/>
+            </w:pPr>
+            <w:r/>
+            <w:r>
+              <w:rPr>
+                <w:rFonts w:ascii="Times New Roman" w:hAnsi="Times New Roman" w:cs="Times New Roman"/>
+                <w:b/>
+                <w:sz w:val="20"/>
+              </w:rPr>
+              <w:t>Test macro F1</w:t>
+            </w:r>
+          </w:p>
+        </w:tc>
+        <w:tc>
+          <w:tcPr>
+            <w:tcW w:type="dxa" w:w="2339"/>
+            <w:tcMar>
+              <w:top w:w="120" w:type="dxa"/>
+              <w:start w:w="120" w:type="dxa"/>
+              <w:bottom w:w="120" w:type="dxa"/>
+              <w:end w:w="120" w:type="dxa"/>
+            </w:tcMar>
+            <w:vAlign w:val="center"/>
+            <w:shd w:fill="E8EEF5"/>
+          </w:tcPr>
+          <w:p>
+            <w:pPr>
+              <w:spacing w:line="276" w:lineRule="auto" w:after="0"/>
+              <w:ind w:firstLine="0"/>
+              <w:jc w:val="left"/>
+            </w:pPr>
+            <w:r/>
+            <w:r>
+              <w:rPr>
+                <w:rFonts w:ascii="Times New Roman" w:hAnsi="Times New Roman" w:cs="Times New Roman"/>
+                <w:b/>
+                <w:sz w:val="20"/>
+              </w:rPr>
+              <w:t>Интерпретация</w:t>
+            </w:r>
+          </w:p>
+        </w:tc>
+      </w:tr>
+      <w:tr>
+        <w:tc>
+          <w:tcPr>
+            <w:tcW w:type="dxa" w:w="2268"/>
+            <w:tcMar>
+              <w:top w:w="120" w:type="dxa"/>
+              <w:start w:w="120" w:type="dxa"/>
+              <w:bottom w:w="120" w:type="dxa"/>
+              <w:end w:w="120" w:type="dxa"/>
+            </w:tcMar>
+            <w:vAlign w:val="center"/>
+          </w:tcPr>
+          <w:p>
+            <w:pPr>
+              <w:spacing w:line="276" w:lineRule="auto" w:after="0"/>
+              <w:ind w:firstLine="0"/>
+              <w:jc w:val="left"/>
+            </w:pPr>
+            <w:r/>
+            <w:r>
+              <w:rPr>
+                <w:rFonts w:ascii="Times New Roman" w:hAnsi="Times New Roman" w:cs="Times New Roman"/>
+                <w:b w:val="0"/>
+                <w:sz w:val="20"/>
+              </w:rPr>
+              <w:t>tfidf-logreg</w:t>
+            </w:r>
+          </w:p>
+        </w:tc>
+        <w:tc>
+          <w:tcPr>
+            <w:tcW w:type="dxa" w:w="1701"/>
+            <w:tcMar>
+              <w:top w:w="120" w:type="dxa"/>
+              <w:start w:w="120" w:type="dxa"/>
+              <w:bottom w:w="120" w:type="dxa"/>
+              <w:end w:w="120" w:type="dxa"/>
+            </w:tcMar>
+            <w:vAlign w:val="center"/>
+          </w:tcPr>
+          <w:p>
+            <w:pPr>
+              <w:spacing w:line="276" w:lineRule="auto" w:after="0"/>
+              <w:ind w:firstLine="0"/>
+              <w:jc w:val="left"/>
+            </w:pPr>
+            <w:r/>
+            <w:r>
+              <w:rPr>
+                <w:rFonts w:ascii="Times New Roman" w:hAnsi="Times New Roman" w:cs="Times New Roman"/>
+                <w:b w:val="0"/>
+                <w:sz w:val="20"/>
+              </w:rPr>
+              <w:t>0.785</w:t>
+            </w:r>
+          </w:p>
+        </w:tc>
+        <w:tc>
+          <w:tcPr>
+            <w:tcW w:type="dxa" w:w="1701"/>
+            <w:tcMar>
+              <w:top w:w="120" w:type="dxa"/>
+              <w:start w:w="120" w:type="dxa"/>
+              <w:bottom w:w="120" w:type="dxa"/>
+              <w:end w:w="120" w:type="dxa"/>
+            </w:tcMar>
+            <w:vAlign w:val="center"/>
+          </w:tcPr>
+          <w:p>
+            <w:pPr>
+              <w:spacing w:line="276" w:lineRule="auto" w:after="0"/>
+              <w:ind w:firstLine="0"/>
+              <w:jc w:val="left"/>
+            </w:pPr>
+            <w:r/>
+            <w:r>
+              <w:rPr>
+                <w:rFonts w:ascii="Times New Roman" w:hAnsi="Times New Roman" w:cs="Times New Roman"/>
+                <w:b w:val="0"/>
+                <w:sz w:val="20"/>
+              </w:rPr>
+              <w:t>0.717</w:t>
+            </w:r>
+          </w:p>
+        </w:tc>
+        <w:tc>
+          <w:tcPr>
+            <w:tcW w:type="dxa" w:w="3402"/>
+            <w:tcMar>
+              <w:top w:w="120" w:type="dxa"/>
+              <w:start w:w="120" w:type="dxa"/>
+              <w:bottom w:w="120" w:type="dxa"/>
+              <w:end w:w="120" w:type="dxa"/>
+            </w:tcMar>
+            <w:vAlign w:val="center"/>
+          </w:tcPr>
+          <w:p>
+            <w:pPr>
+              <w:spacing w:line="276" w:lineRule="auto" w:after="0"/>
+              <w:ind w:firstLine="0"/>
+              <w:jc w:val="left"/>
+            </w:pPr>
+            <w:r/>
+            <w:r>
+              <w:rPr>
+                <w:rFonts w:ascii="Times New Roman" w:hAnsi="Times New Roman" w:cs="Times New Roman"/>
+                <w:b w:val="0"/>
+                <w:sz w:val="20"/>
+              </w:rPr>
+              <w:t>лучшая baseline-модель</w:t>
+            </w:r>
+          </w:p>
+        </w:tc>
+      </w:tr>
+      <w:tr>
+        <w:tc>
+          <w:tcPr>
+            <w:tcW w:type="dxa" w:w="2268"/>
+            <w:tcMar>
+              <w:top w:w="120" w:type="dxa"/>
+              <w:start w:w="120" w:type="dxa"/>
+              <w:bottom w:w="120" w:type="dxa"/>
+              <w:end w:w="120" w:type="dxa"/>
+            </w:tcMar>
+            <w:vAlign w:val="center"/>
+          </w:tcPr>
+          <w:p>
+            <w:pPr>
+              <w:spacing w:line="276" w:lineRule="auto" w:after="0"/>
+              <w:ind w:firstLine="0"/>
+              <w:jc w:val="left"/>
+            </w:pPr>
+            <w:r/>
+            <w:r>
+              <w:rPr>
+                <w:rFonts w:ascii="Times New Roman" w:hAnsi="Times New Roman" w:cs="Times New Roman"/>
+                <w:b w:val="0"/>
+                <w:sz w:val="20"/>
+              </w:rPr>
+              <w:t>embedding-logreg</w:t>
+            </w:r>
+          </w:p>
+        </w:tc>
+        <w:tc>
+          <w:tcPr>
+            <w:tcW w:type="dxa" w:w="1701"/>
+            <w:tcMar>
+              <w:top w:w="120" w:type="dxa"/>
+              <w:start w:w="120" w:type="dxa"/>
+              <w:bottom w:w="120" w:type="dxa"/>
+              <w:end w:w="120" w:type="dxa"/>
+            </w:tcMar>
+            <w:vAlign w:val="center"/>
+          </w:tcPr>
+          <w:p>
+            <w:pPr>
+              <w:spacing w:line="276" w:lineRule="auto" w:after="0"/>
+              <w:ind w:firstLine="0"/>
+              <w:jc w:val="left"/>
+            </w:pPr>
+            <w:r/>
+            <w:r>
+              <w:rPr>
+                <w:rFonts w:ascii="Times New Roman" w:hAnsi="Times New Roman" w:cs="Times New Roman"/>
+                <w:b w:val="0"/>
+                <w:sz w:val="20"/>
+              </w:rPr>
+              <w:t>0.594</w:t>
+            </w:r>
+          </w:p>
+        </w:tc>
+        <w:tc>
+          <w:tcPr>
+            <w:tcW w:type="dxa" w:w="1701"/>
+            <w:tcMar>
+              <w:top w:w="120" w:type="dxa"/>
+              <w:start w:w="120" w:type="dxa"/>
+              <w:bottom w:w="120" w:type="dxa"/>
+              <w:end w:w="120" w:type="dxa"/>
+            </w:tcMar>
+            <w:vAlign w:val="center"/>
+          </w:tcPr>
+          <w:p>
+            <w:pPr>
+              <w:spacing w:line="276" w:lineRule="auto" w:after="0"/>
+              <w:ind w:firstLine="0"/>
+              <w:jc w:val="left"/>
+            </w:pPr>
+            <w:r/>
+            <w:r>
+              <w:rPr>
+                <w:rFonts w:ascii="Times New Roman" w:hAnsi="Times New Roman" w:cs="Times New Roman"/>
+                <w:b w:val="0"/>
+                <w:sz w:val="20"/>
+              </w:rPr>
+              <w:t>0.515</w:t>
+            </w:r>
+          </w:p>
+        </w:tc>
+        <w:tc>
+          <w:tcPr>
+            <w:tcW w:type="dxa" w:w="3402"/>
+            <w:tcMar>
+              <w:top w:w="120" w:type="dxa"/>
+              <w:start w:w="120" w:type="dxa"/>
+              <w:bottom w:w="120" w:type="dxa"/>
+              <w:end w:w="120" w:type="dxa"/>
+            </w:tcMar>
+            <w:vAlign w:val="center"/>
+          </w:tcPr>
+          <w:p>
+            <w:pPr>
+              <w:spacing w:line="276" w:lineRule="auto" w:after="0"/>
+              <w:ind w:firstLine="0"/>
+              <w:jc w:val="left"/>
+            </w:pPr>
+            <w:r/>
+            <w:r>
+              <w:rPr>
+                <w:rFonts w:ascii="Times New Roman" w:hAnsi="Times New Roman" w:cs="Times New Roman"/>
+                <w:b w:val="0"/>
+                <w:sz w:val="20"/>
+              </w:rPr>
+              <w:t>уступает TF-IDF на текущей разметке</w:t>
+            </w:r>
+          </w:p>
+        </w:tc>
+      </w:tr>
+      <w:tr>
+        <w:tc>
+          <w:tcPr>
+            <w:tcW w:type="dxa" w:w="2268"/>
+            <w:tcMar>
+              <w:top w:w="120" w:type="dxa"/>
+              <w:start w:w="120" w:type="dxa"/>
+              <w:bottom w:w="120" w:type="dxa"/>
+              <w:end w:w="120" w:type="dxa"/>
+            </w:tcMar>
+            <w:vAlign w:val="center"/>
+          </w:tcPr>
+          <w:p>
+            <w:pPr>
+              <w:spacing w:line="276" w:lineRule="auto" w:after="0"/>
+              <w:ind w:firstLine="0"/>
+              <w:jc w:val="left"/>
+            </w:pPr>
+            <w:r/>
+            <w:r>
+              <w:rPr>
+                <w:rFonts w:ascii="Times New Roman" w:hAnsi="Times New Roman" w:cs="Times New Roman"/>
+                <w:b w:val="0"/>
+                <w:sz w:val="20"/>
+              </w:rPr>
+              <w:t>tiny-transformer-classifier</w:t>
+            </w:r>
+          </w:p>
+        </w:tc>
+        <w:tc>
+          <w:tcPr>
+            <w:tcW w:type="dxa" w:w="1701"/>
+            <w:tcMar>
+              <w:top w:w="120" w:type="dxa"/>
+              <w:start w:w="120" w:type="dxa"/>
+              <w:bottom w:w="120" w:type="dxa"/>
+              <w:end w:w="120" w:type="dxa"/>
+            </w:tcMar>
+            <w:vAlign w:val="center"/>
+          </w:tcPr>
+          <w:p>
+            <w:pPr>
+              <w:spacing w:line="276" w:lineRule="auto" w:after="0"/>
+              <w:ind w:firstLine="0"/>
+              <w:jc w:val="left"/>
+            </w:pPr>
+            <w:r/>
+            <w:r>
+              <w:rPr>
+                <w:rFonts w:ascii="Times New Roman" w:hAnsi="Times New Roman" w:cs="Times New Roman"/>
+                <w:b w:val="0"/>
+                <w:sz w:val="20"/>
+              </w:rPr>
+              <w:t>0.488</w:t>
+            </w:r>
+          </w:p>
+        </w:tc>
+        <w:tc>
+          <w:tcPr>
+            <w:tcW w:type="dxa" w:w="1701"/>
+            <w:tcMar>
+              <w:top w:w="120" w:type="dxa"/>
+              <w:start w:w="120" w:type="dxa"/>
+              <w:bottom w:w="120" w:type="dxa"/>
+              <w:end w:w="120" w:type="dxa"/>
+            </w:tcMar>
+            <w:vAlign w:val="center"/>
+          </w:tcPr>
+          <w:p>
+            <w:pPr>
+              <w:spacing w:line="276" w:lineRule="auto" w:after="0"/>
+              <w:ind w:firstLine="0"/>
+              <w:jc w:val="left"/>
+            </w:pPr>
+            <w:r/>
+            <w:r>
+              <w:rPr>
+                <w:rFonts w:ascii="Times New Roman" w:hAnsi="Times New Roman" w:cs="Times New Roman"/>
+                <w:b w:val="0"/>
+                <w:sz w:val="20"/>
+              </w:rPr>
+              <w:t>0.352</w:t>
+            </w:r>
+          </w:p>
+        </w:tc>
+        <w:tc>
+          <w:tcPr>
+            <w:tcW w:type="dxa" w:w="3402"/>
+            <w:tcMar>
+              <w:top w:w="120" w:type="dxa"/>
+              <w:start w:w="120" w:type="dxa"/>
+              <w:bottom w:w="120" w:type="dxa"/>
+              <w:end w:w="120" w:type="dxa"/>
+            </w:tcMar>
+            <w:vAlign w:val="center"/>
+          </w:tcPr>
+          <w:p>
+            <w:pPr>
+              <w:spacing w:line="276" w:lineRule="auto" w:after="0"/>
+              <w:ind w:firstLine="0"/>
+              <w:jc w:val="left"/>
+            </w:pPr>
+            <w:r/>
+            <w:r>
+              <w:rPr>
+                <w:rFonts w:ascii="Times New Roman" w:hAnsi="Times New Roman" w:cs="Times New Roman"/>
+                <w:b w:val="0"/>
+                <w:sz w:val="20"/>
+              </w:rPr>
+              <w:t>ограничен размером и режимом обучения</w:t>
+            </w:r>
+          </w:p>
+        </w:tc>
+      </w:tr>
+    </w:tbl>
+    <w:p/>
+    <w:p>
+      <w:r>
+        <w:t>Из таблицы видно, что TF-IDF + Logistic Regression является наиболее рациональным выбором для текущей версии системы. Она сочетает лучшее качество, простую интерпретацию и достаточную скорость для включения в пользовательский RAG-сценарий.</w:t>
+      </w:r>
+    </w:p>
+    <w:p>
+      <w:pPr>
+        <w:pStyle w:val="Heading1"/>
+      </w:pPr>
+      <w:r>
+        <w:t>7 НАПРАВЛЕНИЯ УЛУЧШЕНИЯ</w:t>
+      </w:r>
+    </w:p>
+    <w:p>
+      <w:r>
+        <w:t>Первое направление улучшения связано с балансировкой классов. Если один класс доминирует, модель может склоняться к нему даже при наличии признаков другого влияния. Возможные решения включают взвешивание классов, стратифицированную выборку, oversampling редких классов и более аккуратный подбор порога принятия решения.</w:t>
+      </w:r>
+    </w:p>
+    <w:p>
+      <w:r>
+        <w:t>Второе направление связано с очисткой и уточнением разметки. Экономические новости часто неоднозначны: одна и та же публикация может быть позитивной для одного сектора и негативной для другого. Если метка задается слишком грубо, модель обучается на шумном сигнале. Улучшение аннотаций и введение правил для спорных случаев может заметно повысить macro F1.</w:t>
+      </w:r>
+    </w:p>
+    <w:p>
+      <w:r>
+        <w:t>Третье направление состоит в подборе гиперпараметров. Для TF-IDF полезно исследовать диапазон n-грамм, размер словаря, минимальную частоту токенов и регуляризацию логистической регрессии. Для embedding-logreg можно сравнить разные embedding-модели и способы нормализации векторов. Для transformer-классификатора важны learning rate, число эпох, batch size и стратегия early stopping.</w:t>
+      </w:r>
+    </w:p>
+    <w:p>
+      <w:r>
+        <w:t>Четвертое направление связано с переходом к более сильной transformer-модели. Небольшой классификатор удобен для локального стенда, но ограничен по способности извлекать сложные контекстные зависимости. Более сильная модель, дообученная на экономических новостях, может лучше распознавать тональность влияния, особенно если в тексте нет явных слов-маркеров.</w:t>
+      </w:r>
+    </w:p>
+    <w:p>
+      <w:r>
+        <w:t>Пятое направление касается расширения признаков. Помимо текста новости можно использовать дату, источник, тему, макроэкономический показатель, сектор рынка и признаки похожих документов. Комбинация текстовых и структурных признаков может улучшить качество, потому что экономическое влияние часто зависит от контекста события.</w:t>
+      </w:r>
+    </w:p>
+    <w:p>
+      <w:r>
+        <w:t>Шестое направление относится к тематическому прогнозированию. Текущий прогноз показывает агрегированную картину по корпусу, но его можно развивать через динамику тем во времени, сравнение периодов, оценку устойчивости к шуму и визуализацию трендов. Это сделает систему более полезной для анализа новостного потока, а не только для ответа на отдельный вопрос.</w:t>
+      </w:r>
+    </w:p>
+    <w:p>
+      <w:r>
+        <w:t>Седьмое направление связано с оценкой retrieval-качества. Для RAG-системы недостаточно иметь хороший классификатор: если поиск возвращает нерелевантные новости, итоговый ответ будет слабым. Поэтому нужно отдельно измерять качество поиска, например через ручную разметку релевантности, precision@k и анализ запросов, на которых источники подбираются хуже всего.</w:t>
+      </w:r>
+    </w:p>
+    <w:p>
+      <w:r>
+        <w:t>Восьмое направление относится к контролю генерации ответа. Внешний LLM API должен работать в заданных границах: использовать найденный контекст, не добавлять неподтвержденные факты и отделять аналитический вывод от источников. Для этого можно развивать промпт, добавлять автоматические проверки ответа и сохранять трассировку использованных документов.</w:t>
+      </w:r>
+    </w:p>
+    <w:p>
+      <w:r>
+        <w:t>Девятое направление связано с пользовательской интерпретацией результата. Система может показывать не только итоговый класс влияния, но и распределение вероятностей, наиболее значимые признаки для baseline-модели и объяснение причин выбора источников. Это повысит прозрачность и сделает систему полезнее для учебного и аналитического применения.</w:t>
+      </w:r>
+    </w:p>
+    <w:p>
+      <w:pPr>
+        <w:pStyle w:val="ListBullet"/>
+        <w:spacing w:line="360" w:lineRule="auto" w:after="0"/>
+        <w:ind w:firstLine="0" w:left="425"/>
+      </w:pPr>
+      <w:r>
+        <w:t>сбалансировать классы и проверить влияние весов классов на macro F1;</w:t>
+      </w:r>
+    </w:p>
+    <w:p>
+      <w:pPr>
+        <w:pStyle w:val="ListBullet"/>
+        <w:spacing w:line="360" w:lineRule="auto" w:after="0"/>
+        <w:ind w:firstLine="0" w:left="425"/>
+      </w:pPr>
+      <w:r>
+        <w:t>уточнить правила разметки спорных экономических новостей;</w:t>
+      </w:r>
+    </w:p>
+    <w:p>
+      <w:pPr>
+        <w:pStyle w:val="ListBullet"/>
+        <w:spacing w:line="360" w:lineRule="auto" w:after="0"/>
+        <w:ind w:firstLine="0" w:left="425"/>
+      </w:pPr>
+      <w:r>
+        <w:t>подобрать гиперпараметры для TF-IDF, embedding и transformer-подходов;</w:t>
+      </w:r>
+    </w:p>
+    <w:p>
+      <w:pPr>
+        <w:pStyle w:val="ListBullet"/>
+        <w:spacing w:line="360" w:lineRule="auto" w:after="0"/>
+        <w:ind w:firstLine="0" w:left="425"/>
+      </w:pPr>
+      <w:r>
+        <w:t>проверить более сильную transformer-модель на том же test split;</w:t>
+      </w:r>
+    </w:p>
+    <w:p>
+      <w:pPr>
+        <w:pStyle w:val="ListBullet"/>
+        <w:spacing w:line="360" w:lineRule="auto" w:after="0"/>
+        <w:ind w:firstLine="0" w:left="425"/>
+      </w:pPr>
+      <w:r>
+        <w:t>расширить признаки за счет тем, источников, дат и макроэкономических категорий;</w:t>
+      </w:r>
+    </w:p>
+    <w:p>
+      <w:pPr>
+        <w:pStyle w:val="ListBullet"/>
+        <w:spacing w:line="360" w:lineRule="auto" w:after="0"/>
+        <w:ind w:firstLine="0" w:left="425"/>
+      </w:pPr>
+      <w:r>
+        <w:t>добавить временную динамику в тематическое прогнозирование.</w:t>
       </w:r>
     </w:p>
     <w:p>
@@ -1760,22 +2574,32 @@
     </w:p>
     <w:p>
       <w:r>
-        <w:t>В ходе работы была разработана локальная микросервисная диалоговая система для анализа экономических новостей. Система принимает вопрос пользователя, ищет релевантные новости, классифицирует их влияние и формирует ответ с указанием источников.</w:t>
+        <w:t>В результате курсовой работы разработана автоматическая диалоговая система для анализа экономических новостей. Система объединяет подготовку данных, классификацию влияния, retrieval-поиск, RAG-ответ, внешний LLM API, тематический прогноз и пользовательский интерфейс. Тем самым проект соответствует заявленной теме и демонстрирует применение машинного обучения в семантическом анализе.</w:t>
       </w:r>
     </w:p>
     <w:p>
       <w:r>
-        <w:t>В работе объединены методы машинного обучения и инженерная реализация приложения. ML/NLP-результат включает подготовку датасета, обучение классификаторов, retrieval pipeline, классификацию влияния, поддержку разных режимов анализа и LLM-адаптер. Инженерный результат включает микросервисную архитектуру, асинхронные сервисы, загрузку и выбор активного CSV, фоновые задачи, SSE-интерфейс и воспроизводимый Docker Compose запуск.</w:t>
+        <w:t>В работе были изучены теоретические основы NLP, классификации текстов, retrieval-augmented generation и использования языковых моделей в аналитических системах. На основе датасета FNSPID объемом 50 000 новостей сформулирована ML-задача классификации влияния по трем классам: positive, neutral и negative.</w:t>
       </w:r>
     </w:p>
     <w:p>
       <w:r>
-        <w:t>Поставленная цель достигнута. Проект соответствует теме курсовой работы, поскольку реализует автоматический диалоговый сценарий на основе найденного контекста, анализа экономических новостей и подключаемой языковой модели.</w:t>
+        <w:t>Были реализованы и сравнены три модели: TF-IDF + Logistic Regression, embedding-logreg и tiny-transformer-classifier. Лучший результат показала TF-IDF + Logistic Regression, достигнув test accuracy 0.785 и test macro F1 0.717. Интерпретация результатов показала, что классический baseline хорошо отражает доменные лексические признаки текущей разметки.</w:t>
       </w:r>
     </w:p>
     <w:p>
       <w:r>
-        <w:t>Дальнейшее развитие может включать подключение реальных новостных API, расширение обучающих датасетов, сохранение истории диалогов в PostgreSQL, обучение дополнительных моделей анализа и сравнение качества template и LLM-режимов.</w:t>
+        <w:t>Архитектура программной системы построена компактно: React UI взаимодействует с API Gateway, а отдельные сервисы отвечают за новости, поиск, анализ и диалог. Qdrant используется для retrieval, Redis для очередей и событий, MLflow для фиксации экспериментов. Backend-часть поддерживает ML-сценарий, но не становится главным предметом записки.</w:t>
+      </w:r>
+    </w:p>
+    <w:p>
+      <w:r>
+        <w:t>Практическим результатом является система, в которой пользователь задает вопрос, получает ответ по найденным источникам, видит страницы ML-отчета и тематического прогноза. Это отличает проект от простого чат-бота: ответ формируется на основе корпуса новостей и сопровождается проверяемым контекстом.</w:t>
+      </w:r>
+    </w:p>
+    <w:p>
+      <w:r>
+        <w:t>Поставленная цель достигнута. Основные направления дальнейшего развития включают балансировку классов, уточнение разметки, подбор гиперпараметров, обучение более сильной transformer-модели, расширение признаков и развитие тематического прогнозирования.</w:t>
       </w:r>
     </w:p>
     <w:p>
@@ -1788,186 +2612,990 @@
     </w:p>
     <w:p>
       <w:pPr>
+        <w:pStyle w:val="ListNumber"/>
         <w:spacing w:line="360" w:lineRule="auto" w:after="0"/>
         <w:ind w:firstLine="0" w:left="425"/>
       </w:pPr>
       <w:r>
-        <w:rPr>
-          <w:rFonts w:ascii="Times New Roman" w:hAnsi="Times New Roman" w:cs="Times New Roman"/>
-          <w:sz w:val="28"/>
-        </w:rPr>
-        <w:t>1. FastAPI Documentation. https://fastapi.tiangolo.com/</w:t>
+        <w:t>Методические указания по выполнению курсовых работ по дисциплине «Машинное обучение в семантическом и сетевом анализе»</w:t>
       </w:r>
     </w:p>
     <w:p>
       <w:pPr>
+        <w:pStyle w:val="ListNumber"/>
         <w:spacing w:line="360" w:lineRule="auto" w:after="0"/>
         <w:ind w:firstLine="0" w:left="425"/>
       </w:pPr>
       <w:r>
-        <w:rPr>
-          <w:rFonts w:ascii="Times New Roman" w:hAnsi="Times New Roman" w:cs="Times New Roman"/>
-          <w:sz w:val="28"/>
-        </w:rPr>
-        <w:t>2. Granian Documentation. https://github.com/emmett-framework/granian</w:t>
+        <w:t>FNSPID dataset</w:t>
       </w:r>
     </w:p>
     <w:p>
       <w:pPr>
+        <w:pStyle w:val="ListNumber"/>
         <w:spacing w:line="360" w:lineRule="auto" w:after="0"/>
         <w:ind w:firstLine="0" w:left="425"/>
       </w:pPr>
       <w:r>
-        <w:rPr>
-          <w:rFonts w:ascii="Times New Roman" w:hAnsi="Times New Roman" w:cs="Times New Roman"/>
-          <w:sz w:val="28"/>
-        </w:rPr>
-        <w:t>3. Pydantic Documentation. https://docs.pydantic.dev/</w:t>
+        <w:t>scikit-learn documentation</w:t>
       </w:r>
     </w:p>
     <w:p>
       <w:pPr>
+        <w:pStyle w:val="ListNumber"/>
         <w:spacing w:line="360" w:lineRule="auto" w:after="0"/>
         <w:ind w:firstLine="0" w:left="425"/>
       </w:pPr>
       <w:r>
-        <w:rPr>
-          <w:rFonts w:ascii="Times New Roman" w:hAnsi="Times New Roman" w:cs="Times New Roman"/>
-          <w:sz w:val="28"/>
-        </w:rPr>
-        <w:t>4. Dishka Documentation. https://dishka.readthedocs.io/</w:t>
+        <w:t>PyTorch documentation</w:t>
       </w:r>
     </w:p>
     <w:p>
       <w:pPr>
+        <w:pStyle w:val="ListNumber"/>
         <w:spacing w:line="360" w:lineRule="auto" w:after="0"/>
         <w:ind w:firstLine="0" w:left="425"/>
       </w:pPr>
       <w:r>
-        <w:rPr>
-          <w:rFonts w:ascii="Times New Roman" w:hAnsi="Times New Roman" w:cs="Times New Roman"/>
-          <w:sz w:val="28"/>
-        </w:rPr>
-        <w:t>5. Taskiq Documentation. https://taskiq-python.github.io/</w:t>
+        <w:t>Hugging Face Transformers documentation</w:t>
       </w:r>
     </w:p>
     <w:p>
       <w:pPr>
+        <w:pStyle w:val="ListNumber"/>
         <w:spacing w:line="360" w:lineRule="auto" w:after="0"/>
         <w:ind w:firstLine="0" w:left="425"/>
       </w:pPr>
       <w:r>
-        <w:rPr>
-          <w:rFonts w:ascii="Times New Roman" w:hAnsi="Times New Roman" w:cs="Times New Roman"/>
-          <w:sz w:val="28"/>
-        </w:rPr>
-        <w:t>6. FastStream Documentation. https://faststream.ag2.ai/</w:t>
+        <w:t>Qdrant documentation</w:t>
       </w:r>
     </w:p>
     <w:p>
       <w:pPr>
+        <w:pStyle w:val="ListNumber"/>
         <w:spacing w:line="360" w:lineRule="auto" w:after="0"/>
         <w:ind w:firstLine="0" w:left="425"/>
       </w:pPr>
       <w:r>
-        <w:rPr>
-          <w:rFonts w:ascii="Times New Roman" w:hAnsi="Times New Roman" w:cs="Times New Roman"/>
-          <w:sz w:val="28"/>
-        </w:rPr>
-        <w:t>7. Redis Documentation. https://redis.io/docs/</w:t>
+        <w:t>FastAPI documentation</w:t>
       </w:r>
     </w:p>
     <w:p>
       <w:pPr>
+        <w:pStyle w:val="ListNumber"/>
         <w:spacing w:line="360" w:lineRule="auto" w:after="0"/>
         <w:ind w:firstLine="0" w:left="425"/>
       </w:pPr>
       <w:r>
-        <w:rPr>
-          <w:rFonts w:ascii="Times New Roman" w:hAnsi="Times New Roman" w:cs="Times New Roman"/>
-          <w:sz w:val="28"/>
-        </w:rPr>
-        <w:t>8. Qdrant Documentation. https://qdrant.tech/documentation/</w:t>
+        <w:t>MLflow documentation</w:t>
       </w:r>
     </w:p>
     <w:p>
       <w:pPr>
+        <w:pStyle w:val="ListNumber"/>
         <w:spacing w:line="360" w:lineRule="auto" w:after="0"/>
         <w:ind w:firstLine="0" w:left="425"/>
       </w:pPr>
       <w:r>
-        <w:rPr>
-          <w:rFonts w:ascii="Times New Roman" w:hAnsi="Times New Roman" w:cs="Times New Roman"/>
-          <w:sz w:val="28"/>
-        </w:rPr>
-        <w:t>9. MLflow Documentation. https://mlflow.org/docs/latest/</w:t>
+        <w:t>Docker Compose documentation</w:t>
       </w:r>
     </w:p>
     <w:p>
       <w:pPr>
+        <w:pStyle w:val="ListNumber"/>
         <w:spacing w:line="360" w:lineRule="auto" w:after="0"/>
         <w:ind w:firstLine="0" w:left="425"/>
       </w:pPr>
       <w:r>
-        <w:rPr>
-          <w:rFonts w:ascii="Times New Roman" w:hAnsi="Times New Roman" w:cs="Times New Roman"/>
-          <w:sz w:val="28"/>
-        </w:rPr>
-        <w:t>10. React Documentation. https://react.dev/</w:t>
+        <w:t>Lewis P. et al. Retrieval-Augmented Generation for Knowledge-Intensive NLP Tasks.</w:t>
+      </w:r>
+    </w:p>
+    <w:p>
+      <w:r>
+        <w:br w:type="page"/>
       </w:r>
     </w:p>
     <w:p>
       <w:pPr>
-        <w:spacing w:line="360" w:lineRule="auto" w:after="0"/>
-        <w:ind w:firstLine="0" w:left="425"/>
+        <w:pStyle w:val="Heading1"/>
       </w:pPr>
       <w:r>
-        <w:rPr>
-          <w:rFonts w:ascii="Times New Roman" w:hAnsi="Times New Roman" w:cs="Times New Roman"/>
-          <w:sz w:val="28"/>
-        </w:rPr>
-        <w:t>11. Docker Compose Documentation. https://docs.docker.com/compose/</w:t>
+        <w:t>ПРИЛОЖЕНИЯ</w:t>
       </w:r>
     </w:p>
     <w:p>
       <w:pPr>
-        <w:spacing w:line="360" w:lineRule="auto" w:after="0"/>
-        <w:ind w:firstLine="0" w:left="425"/>
+        <w:pStyle w:val="Heading2"/>
       </w:pPr>
       <w:r>
-        <w:rPr>
-          <w:rFonts w:ascii="Times New Roman" w:hAnsi="Times New Roman" w:cs="Times New Roman"/>
-          <w:sz w:val="28"/>
-        </w:rPr>
-        <w:t>12. Evans E. Domain-Driven Design: Tackling Complexity in the Heart of Software.</w:t>
+        <w:t>Приложение А. Ссылка на репозиторий</w:t>
+      </w:r>
+    </w:p>
+    <w:p>
+      <w:r>
+        <w:t>GitHub-репозиторий проекта: https://github.com/alexeydev22/news-analysis</w:t>
       </w:r>
     </w:p>
     <w:p>
       <w:pPr>
-        <w:spacing w:line="360" w:lineRule="auto" w:after="0"/>
-        <w:ind w:firstLine="0" w:left="425"/>
+        <w:pStyle w:val="Heading2"/>
       </w:pPr>
       <w:r>
-        <w:rPr>
-          <w:rFonts w:ascii="Times New Roman" w:hAnsi="Times New Roman" w:cs="Times New Roman"/>
-          <w:sz w:val="28"/>
-        </w:rPr>
-        <w:t>13. Lewis P. et al. Retrieval-Augmented Generation for Knowledge-Intensive NLP Tasks.</w:t>
+        <w:t>Приложение Б. Сводные факты проекта</w:t>
       </w:r>
     </w:p>
+    <w:tbl>
+      <w:tblPr>
+        <w:tblStyle w:val="TableGrid"/>
+        <w:tblW w:type="auto" w:w="0"/>
+        <w:jc w:val="center"/>
+        <w:tblLayout w:type="fixed"/>
+        <w:tblLook w:firstColumn="1" w:firstRow="1" w:lastColumn="0" w:lastRow="0" w:noHBand="0" w:noVBand="1" w:val="04A0"/>
+      </w:tblPr>
+      <w:tblGrid>
+        <w:gridCol w:w="2835"/>
+        <w:gridCol w:w="6236"/>
+      </w:tblGrid>
+      <w:tr>
+        <w:tc>
+          <w:tcPr>
+            <w:tcW w:type="dxa" w:w="4677"/>
+            <w:tcMar>
+              <w:top w:w="120" w:type="dxa"/>
+              <w:start w:w="120" w:type="dxa"/>
+              <w:bottom w:w="120" w:type="dxa"/>
+              <w:end w:w="120" w:type="dxa"/>
+            </w:tcMar>
+            <w:vAlign w:val="center"/>
+            <w:shd w:fill="E8EEF5"/>
+          </w:tcPr>
+          <w:p>
+            <w:pPr>
+              <w:spacing w:line="276" w:lineRule="auto" w:after="0"/>
+              <w:ind w:firstLine="0"/>
+              <w:jc w:val="left"/>
+            </w:pPr>
+            <w:r/>
+            <w:r>
+              <w:rPr>
+                <w:rFonts w:ascii="Times New Roman" w:hAnsi="Times New Roman" w:cs="Times New Roman"/>
+                <w:b/>
+                <w:sz w:val="20"/>
+              </w:rPr>
+              <w:t>Показатель</w:t>
+            </w:r>
+          </w:p>
+        </w:tc>
+        <w:tc>
+          <w:tcPr>
+            <w:tcW w:type="dxa" w:w="4677"/>
+            <w:tcMar>
+              <w:top w:w="120" w:type="dxa"/>
+              <w:start w:w="120" w:type="dxa"/>
+              <w:bottom w:w="120" w:type="dxa"/>
+              <w:end w:w="120" w:type="dxa"/>
+            </w:tcMar>
+            <w:vAlign w:val="center"/>
+            <w:shd w:fill="E8EEF5"/>
+          </w:tcPr>
+          <w:p>
+            <w:pPr>
+              <w:spacing w:line="276" w:lineRule="auto" w:after="0"/>
+              <w:ind w:firstLine="0"/>
+              <w:jc w:val="left"/>
+            </w:pPr>
+            <w:r/>
+            <w:r>
+              <w:rPr>
+                <w:rFonts w:ascii="Times New Roman" w:hAnsi="Times New Roman" w:cs="Times New Roman"/>
+                <w:b/>
+                <w:sz w:val="20"/>
+              </w:rPr>
+              <w:t>Значение</w:t>
+            </w:r>
+          </w:p>
+        </w:tc>
+      </w:tr>
+      <w:tr>
+        <w:tc>
+          <w:tcPr>
+            <w:tcW w:type="dxa" w:w="2835"/>
+            <w:tcMar>
+              <w:top w:w="120" w:type="dxa"/>
+              <w:start w:w="120" w:type="dxa"/>
+              <w:bottom w:w="120" w:type="dxa"/>
+              <w:end w:w="120" w:type="dxa"/>
+            </w:tcMar>
+            <w:vAlign w:val="center"/>
+          </w:tcPr>
+          <w:p>
+            <w:pPr>
+              <w:spacing w:line="276" w:lineRule="auto" w:after="0"/>
+              <w:ind w:firstLine="0"/>
+              <w:jc w:val="left"/>
+            </w:pPr>
+            <w:r/>
+            <w:r>
+              <w:rPr>
+                <w:rFonts w:ascii="Times New Roman" w:hAnsi="Times New Roman" w:cs="Times New Roman"/>
+                <w:b w:val="0"/>
+                <w:sz w:val="20"/>
+              </w:rPr>
+              <w:t>Тема</w:t>
+            </w:r>
+          </w:p>
+        </w:tc>
+        <w:tc>
+          <w:tcPr>
+            <w:tcW w:type="dxa" w:w="6236"/>
+            <w:tcMar>
+              <w:top w:w="120" w:type="dxa"/>
+              <w:start w:w="120" w:type="dxa"/>
+              <w:bottom w:w="120" w:type="dxa"/>
+              <w:end w:w="120" w:type="dxa"/>
+            </w:tcMar>
+            <w:vAlign w:val="center"/>
+          </w:tcPr>
+          <w:p>
+            <w:pPr>
+              <w:spacing w:line="276" w:lineRule="auto" w:after="0"/>
+              <w:ind w:firstLine="0"/>
+              <w:jc w:val="left"/>
+            </w:pPr>
+            <w:r/>
+            <w:r>
+              <w:rPr>
+                <w:rFonts w:ascii="Times New Roman" w:hAnsi="Times New Roman" w:cs="Times New Roman"/>
+                <w:b w:val="0"/>
+                <w:sz w:val="20"/>
+              </w:rPr>
+              <w:t>Разработка автоматической диалоговой системы на основе языковой модели для анализа экономических новостей</w:t>
+            </w:r>
+          </w:p>
+        </w:tc>
+      </w:tr>
+      <w:tr>
+        <w:tc>
+          <w:tcPr>
+            <w:tcW w:type="dxa" w:w="2835"/>
+            <w:tcMar>
+              <w:top w:w="120" w:type="dxa"/>
+              <w:start w:w="120" w:type="dxa"/>
+              <w:bottom w:w="120" w:type="dxa"/>
+              <w:end w:w="120" w:type="dxa"/>
+            </w:tcMar>
+            <w:vAlign w:val="center"/>
+          </w:tcPr>
+          <w:p>
+            <w:pPr>
+              <w:spacing w:line="276" w:lineRule="auto" w:after="0"/>
+              <w:ind w:firstLine="0"/>
+              <w:jc w:val="left"/>
+            </w:pPr>
+            <w:r/>
+            <w:r>
+              <w:rPr>
+                <w:rFonts w:ascii="Times New Roman" w:hAnsi="Times New Roman" w:cs="Times New Roman"/>
+                <w:b w:val="0"/>
+                <w:sz w:val="20"/>
+              </w:rPr>
+              <w:t>Датасет</w:t>
+            </w:r>
+          </w:p>
+        </w:tc>
+        <w:tc>
+          <w:tcPr>
+            <w:tcW w:type="dxa" w:w="6236"/>
+            <w:tcMar>
+              <w:top w:w="120" w:type="dxa"/>
+              <w:start w:w="120" w:type="dxa"/>
+              <w:bottom w:w="120" w:type="dxa"/>
+              <w:end w:w="120" w:type="dxa"/>
+            </w:tcMar>
+            <w:vAlign w:val="center"/>
+          </w:tcPr>
+          <w:p>
+            <w:pPr>
+              <w:spacing w:line="276" w:lineRule="auto" w:after="0"/>
+              <w:ind w:firstLine="0"/>
+              <w:jc w:val="left"/>
+            </w:pPr>
+            <w:r/>
+            <w:r>
+              <w:rPr>
+                <w:rFonts w:ascii="Times New Roman" w:hAnsi="Times New Roman" w:cs="Times New Roman"/>
+                <w:b w:val="0"/>
+                <w:sz w:val="20"/>
+              </w:rPr>
+              <w:t>FNSPID</w:t>
+            </w:r>
+          </w:p>
+        </w:tc>
+      </w:tr>
+      <w:tr>
+        <w:tc>
+          <w:tcPr>
+            <w:tcW w:type="dxa" w:w="2835"/>
+            <w:tcMar>
+              <w:top w:w="120" w:type="dxa"/>
+              <w:start w:w="120" w:type="dxa"/>
+              <w:bottom w:w="120" w:type="dxa"/>
+              <w:end w:w="120" w:type="dxa"/>
+            </w:tcMar>
+            <w:vAlign w:val="center"/>
+          </w:tcPr>
+          <w:p>
+            <w:pPr>
+              <w:spacing w:line="276" w:lineRule="auto" w:after="0"/>
+              <w:ind w:firstLine="0"/>
+              <w:jc w:val="left"/>
+            </w:pPr>
+            <w:r/>
+            <w:r>
+              <w:rPr>
+                <w:rFonts w:ascii="Times New Roman" w:hAnsi="Times New Roman" w:cs="Times New Roman"/>
+                <w:b w:val="0"/>
+                <w:sz w:val="20"/>
+              </w:rPr>
+              <w:t>Объем корпуса</w:t>
+            </w:r>
+          </w:p>
+        </w:tc>
+        <w:tc>
+          <w:tcPr>
+            <w:tcW w:type="dxa" w:w="6236"/>
+            <w:tcMar>
+              <w:top w:w="120" w:type="dxa"/>
+              <w:start w:w="120" w:type="dxa"/>
+              <w:bottom w:w="120" w:type="dxa"/>
+              <w:end w:w="120" w:type="dxa"/>
+            </w:tcMar>
+            <w:vAlign w:val="center"/>
+          </w:tcPr>
+          <w:p>
+            <w:pPr>
+              <w:spacing w:line="276" w:lineRule="auto" w:after="0"/>
+              <w:ind w:firstLine="0"/>
+              <w:jc w:val="left"/>
+            </w:pPr>
+            <w:r/>
+            <w:r>
+              <w:rPr>
+                <w:rFonts w:ascii="Times New Roman" w:hAnsi="Times New Roman" w:cs="Times New Roman"/>
+                <w:b w:val="0"/>
+                <w:sz w:val="20"/>
+              </w:rPr>
+              <w:t>50 000 новостей</w:t>
+            </w:r>
+          </w:p>
+        </w:tc>
+      </w:tr>
+      <w:tr>
+        <w:tc>
+          <w:tcPr>
+            <w:tcW w:type="dxa" w:w="2835"/>
+            <w:tcMar>
+              <w:top w:w="120" w:type="dxa"/>
+              <w:start w:w="120" w:type="dxa"/>
+              <w:bottom w:w="120" w:type="dxa"/>
+              <w:end w:w="120" w:type="dxa"/>
+            </w:tcMar>
+            <w:vAlign w:val="center"/>
+          </w:tcPr>
+          <w:p>
+            <w:pPr>
+              <w:spacing w:line="276" w:lineRule="auto" w:after="0"/>
+              <w:ind w:firstLine="0"/>
+              <w:jc w:val="left"/>
+            </w:pPr>
+            <w:r/>
+            <w:r>
+              <w:rPr>
+                <w:rFonts w:ascii="Times New Roman" w:hAnsi="Times New Roman" w:cs="Times New Roman"/>
+                <w:b w:val="0"/>
+                <w:sz w:val="20"/>
+              </w:rPr>
+              <w:t>Классы</w:t>
+            </w:r>
+          </w:p>
+        </w:tc>
+        <w:tc>
+          <w:tcPr>
+            <w:tcW w:type="dxa" w:w="6236"/>
+            <w:tcMar>
+              <w:top w:w="120" w:type="dxa"/>
+              <w:start w:w="120" w:type="dxa"/>
+              <w:bottom w:w="120" w:type="dxa"/>
+              <w:end w:w="120" w:type="dxa"/>
+            </w:tcMar>
+            <w:vAlign w:val="center"/>
+          </w:tcPr>
+          <w:p>
+            <w:pPr>
+              <w:spacing w:line="276" w:lineRule="auto" w:after="0"/>
+              <w:ind w:firstLine="0"/>
+              <w:jc w:val="left"/>
+            </w:pPr>
+            <w:r/>
+            <w:r>
+              <w:rPr>
+                <w:rFonts w:ascii="Times New Roman" w:hAnsi="Times New Roman" w:cs="Times New Roman"/>
+                <w:b w:val="0"/>
+                <w:sz w:val="20"/>
+              </w:rPr>
+              <w:t>negative, neutral, positive</w:t>
+            </w:r>
+          </w:p>
+        </w:tc>
+      </w:tr>
+      <w:tr>
+        <w:tc>
+          <w:tcPr>
+            <w:tcW w:type="dxa" w:w="2835"/>
+            <w:tcMar>
+              <w:top w:w="120" w:type="dxa"/>
+              <w:start w:w="120" w:type="dxa"/>
+              <w:bottom w:w="120" w:type="dxa"/>
+              <w:end w:w="120" w:type="dxa"/>
+            </w:tcMar>
+            <w:vAlign w:val="center"/>
+          </w:tcPr>
+          <w:p>
+            <w:pPr>
+              <w:spacing w:line="276" w:lineRule="auto" w:after="0"/>
+              <w:ind w:firstLine="0"/>
+              <w:jc w:val="left"/>
+            </w:pPr>
+            <w:r/>
+            <w:r>
+              <w:rPr>
+                <w:rFonts w:ascii="Times New Roman" w:hAnsi="Times New Roman" w:cs="Times New Roman"/>
+                <w:b w:val="0"/>
+                <w:sz w:val="20"/>
+              </w:rPr>
+              <w:t>Документы в прогнозе</w:t>
+            </w:r>
+          </w:p>
+        </w:tc>
+        <w:tc>
+          <w:tcPr>
+            <w:tcW w:type="dxa" w:w="6236"/>
+            <w:tcMar>
+              <w:top w:w="120" w:type="dxa"/>
+              <w:start w:w="120" w:type="dxa"/>
+              <w:bottom w:w="120" w:type="dxa"/>
+              <w:end w:w="120" w:type="dxa"/>
+            </w:tcMar>
+            <w:vAlign w:val="center"/>
+          </w:tcPr>
+          <w:p>
+            <w:pPr>
+              <w:spacing w:line="276" w:lineRule="auto" w:after="0"/>
+              <w:ind w:firstLine="0"/>
+              <w:jc w:val="left"/>
+            </w:pPr>
+            <w:r/>
+            <w:r>
+              <w:rPr>
+                <w:rFonts w:ascii="Times New Roman" w:hAnsi="Times New Roman" w:cs="Times New Roman"/>
+                <w:b w:val="0"/>
+                <w:sz w:val="20"/>
+              </w:rPr>
+              <w:t>10 000</w:t>
+            </w:r>
+          </w:p>
+        </w:tc>
+      </w:tr>
+      <w:tr>
+        <w:tc>
+          <w:tcPr>
+            <w:tcW w:type="dxa" w:w="2835"/>
+            <w:tcMar>
+              <w:top w:w="120" w:type="dxa"/>
+              <w:start w:w="120" w:type="dxa"/>
+              <w:bottom w:w="120" w:type="dxa"/>
+              <w:end w:w="120" w:type="dxa"/>
+            </w:tcMar>
+            <w:vAlign w:val="center"/>
+          </w:tcPr>
+          <w:p>
+            <w:pPr>
+              <w:spacing w:line="276" w:lineRule="auto" w:after="0"/>
+              <w:ind w:firstLine="0"/>
+              <w:jc w:val="left"/>
+            </w:pPr>
+            <w:r/>
+            <w:r>
+              <w:rPr>
+                <w:rFonts w:ascii="Times New Roman" w:hAnsi="Times New Roman" w:cs="Times New Roman"/>
+                <w:b w:val="0"/>
+                <w:sz w:val="20"/>
+              </w:rPr>
+              <w:t>Количество тем</w:t>
+            </w:r>
+          </w:p>
+        </w:tc>
+        <w:tc>
+          <w:tcPr>
+            <w:tcW w:type="dxa" w:w="6236"/>
+            <w:tcMar>
+              <w:top w:w="120" w:type="dxa"/>
+              <w:start w:w="120" w:type="dxa"/>
+              <w:bottom w:w="120" w:type="dxa"/>
+              <w:end w:w="120" w:type="dxa"/>
+            </w:tcMar>
+            <w:vAlign w:val="center"/>
+          </w:tcPr>
+          <w:p>
+            <w:pPr>
+              <w:spacing w:line="276" w:lineRule="auto" w:after="0"/>
+              <w:ind w:firstLine="0"/>
+              <w:jc w:val="left"/>
+            </w:pPr>
+            <w:r/>
+            <w:r>
+              <w:rPr>
+                <w:rFonts w:ascii="Times New Roman" w:hAnsi="Times New Roman" w:cs="Times New Roman"/>
+                <w:b w:val="0"/>
+                <w:sz w:val="20"/>
+              </w:rPr>
+              <w:t>2 716</w:t>
+            </w:r>
+          </w:p>
+        </w:tc>
+      </w:tr>
+      <w:tr>
+        <w:tc>
+          <w:tcPr>
+            <w:tcW w:type="dxa" w:w="2835"/>
+            <w:tcMar>
+              <w:top w:w="120" w:type="dxa"/>
+              <w:start w:w="120" w:type="dxa"/>
+              <w:bottom w:w="120" w:type="dxa"/>
+              <w:end w:w="120" w:type="dxa"/>
+            </w:tcMar>
+            <w:vAlign w:val="center"/>
+          </w:tcPr>
+          <w:p>
+            <w:pPr>
+              <w:spacing w:line="276" w:lineRule="auto" w:after="0"/>
+              <w:ind w:firstLine="0"/>
+              <w:jc w:val="left"/>
+            </w:pPr>
+            <w:r/>
+            <w:r>
+              <w:rPr>
+                <w:rFonts w:ascii="Times New Roman" w:hAnsi="Times New Roman" w:cs="Times New Roman"/>
+                <w:b w:val="0"/>
+                <w:sz w:val="20"/>
+              </w:rPr>
+              <w:t>Количество отчетов моделей</w:t>
+            </w:r>
+          </w:p>
+        </w:tc>
+        <w:tc>
+          <w:tcPr>
+            <w:tcW w:type="dxa" w:w="6236"/>
+            <w:tcMar>
+              <w:top w:w="120" w:type="dxa"/>
+              <w:start w:w="120" w:type="dxa"/>
+              <w:bottom w:w="120" w:type="dxa"/>
+              <w:end w:w="120" w:type="dxa"/>
+            </w:tcMar>
+            <w:vAlign w:val="center"/>
+          </w:tcPr>
+          <w:p>
+            <w:pPr>
+              <w:spacing w:line="276" w:lineRule="auto" w:after="0"/>
+              <w:ind w:firstLine="0"/>
+              <w:jc w:val="left"/>
+            </w:pPr>
+            <w:r/>
+            <w:r>
+              <w:rPr>
+                <w:rFonts w:ascii="Times New Roman" w:hAnsi="Times New Roman" w:cs="Times New Roman"/>
+                <w:b w:val="0"/>
+                <w:sz w:val="20"/>
+              </w:rPr>
+              <w:t>3</w:t>
+            </w:r>
+          </w:p>
+        </w:tc>
+      </w:tr>
+    </w:tbl>
+    <w:p/>
     <w:p>
       <w:pPr>
-        <w:spacing w:line="360" w:lineRule="auto" w:after="0"/>
-        <w:ind w:firstLine="0" w:left="425"/>
+        <w:pStyle w:val="Heading2"/>
       </w:pPr>
       <w:r>
-        <w:rPr>
-          <w:rFonts w:ascii="Times New Roman" w:hAnsi="Times New Roman" w:cs="Times New Roman"/>
-          <w:sz w:val="28"/>
-        </w:rPr>
-        <w:t>14. Vaswani A. et al. Attention Is All You Need.</w:t>
+        <w:t>Приложение В. Роли компонентов ML/RAG-сценария</w:t>
       </w:r>
     </w:p>
+    <w:tbl>
+      <w:tblPr>
+        <w:tblStyle w:val="TableGrid"/>
+        <w:tblW w:type="auto" w:w="0"/>
+        <w:jc w:val="center"/>
+        <w:tblLayout w:type="fixed"/>
+        <w:tblLook w:firstColumn="1" w:firstRow="1" w:lastColumn="0" w:lastRow="0" w:noHBand="0" w:noVBand="1" w:val="04A0"/>
+      </w:tblPr>
+      <w:tblGrid>
+        <w:gridCol w:w="2835"/>
+        <w:gridCol w:w="6236"/>
+      </w:tblGrid>
+      <w:tr>
+        <w:tc>
+          <w:tcPr>
+            <w:tcW w:type="dxa" w:w="4677"/>
+            <w:tcMar>
+              <w:top w:w="120" w:type="dxa"/>
+              <w:start w:w="120" w:type="dxa"/>
+              <w:bottom w:w="120" w:type="dxa"/>
+              <w:end w:w="120" w:type="dxa"/>
+            </w:tcMar>
+            <w:vAlign w:val="center"/>
+            <w:shd w:fill="E8EEF5"/>
+          </w:tcPr>
+          <w:p>
+            <w:pPr>
+              <w:spacing w:line="276" w:lineRule="auto" w:after="0"/>
+              <w:ind w:firstLine="0"/>
+              <w:jc w:val="left"/>
+            </w:pPr>
+            <w:r/>
+            <w:r>
+              <w:rPr>
+                <w:rFonts w:ascii="Times New Roman" w:hAnsi="Times New Roman" w:cs="Times New Roman"/>
+                <w:b/>
+                <w:sz w:val="20"/>
+              </w:rPr>
+              <w:t>Компонент</w:t>
+            </w:r>
+          </w:p>
+        </w:tc>
+        <w:tc>
+          <w:tcPr>
+            <w:tcW w:type="dxa" w:w="4677"/>
+            <w:tcMar>
+              <w:top w:w="120" w:type="dxa"/>
+              <w:start w:w="120" w:type="dxa"/>
+              <w:bottom w:w="120" w:type="dxa"/>
+              <w:end w:w="120" w:type="dxa"/>
+            </w:tcMar>
+            <w:vAlign w:val="center"/>
+            <w:shd w:fill="E8EEF5"/>
+          </w:tcPr>
+          <w:p>
+            <w:pPr>
+              <w:spacing w:line="276" w:lineRule="auto" w:after="0"/>
+              <w:ind w:firstLine="0"/>
+              <w:jc w:val="left"/>
+            </w:pPr>
+            <w:r/>
+            <w:r>
+              <w:rPr>
+                <w:rFonts w:ascii="Times New Roman" w:hAnsi="Times New Roman" w:cs="Times New Roman"/>
+                <w:b/>
+                <w:sz w:val="20"/>
+              </w:rPr>
+              <w:t>Роль</w:t>
+            </w:r>
+          </w:p>
+        </w:tc>
+      </w:tr>
+      <w:tr>
+        <w:tc>
+          <w:tcPr>
+            <w:tcW w:type="dxa" w:w="2835"/>
+            <w:tcMar>
+              <w:top w:w="120" w:type="dxa"/>
+              <w:start w:w="120" w:type="dxa"/>
+              <w:bottom w:w="120" w:type="dxa"/>
+              <w:end w:w="120" w:type="dxa"/>
+            </w:tcMar>
+            <w:vAlign w:val="center"/>
+          </w:tcPr>
+          <w:p>
+            <w:pPr>
+              <w:spacing w:line="276" w:lineRule="auto" w:after="0"/>
+              <w:ind w:firstLine="0"/>
+              <w:jc w:val="left"/>
+            </w:pPr>
+            <w:r/>
+            <w:r>
+              <w:rPr>
+                <w:rFonts w:ascii="Times New Roman" w:hAnsi="Times New Roman" w:cs="Times New Roman"/>
+                <w:b w:val="0"/>
+                <w:sz w:val="20"/>
+              </w:rPr>
+              <w:t>FNSPID</w:t>
+            </w:r>
+          </w:p>
+        </w:tc>
+        <w:tc>
+          <w:tcPr>
+            <w:tcW w:type="dxa" w:w="6236"/>
+            <w:tcMar>
+              <w:top w:w="120" w:type="dxa"/>
+              <w:start w:w="120" w:type="dxa"/>
+              <w:bottom w:w="120" w:type="dxa"/>
+              <w:end w:w="120" w:type="dxa"/>
+            </w:tcMar>
+            <w:vAlign w:val="center"/>
+          </w:tcPr>
+          <w:p>
+            <w:pPr>
+              <w:spacing w:line="276" w:lineRule="auto" w:after="0"/>
+              <w:ind w:firstLine="0"/>
+              <w:jc w:val="left"/>
+            </w:pPr>
+            <w:r/>
+            <w:r>
+              <w:rPr>
+                <w:rFonts w:ascii="Times New Roman" w:hAnsi="Times New Roman" w:cs="Times New Roman"/>
+                <w:b w:val="0"/>
+                <w:sz w:val="20"/>
+              </w:rPr>
+              <w:t>Корпус экономических новостей для обучения моделей и поиска источников.</w:t>
+            </w:r>
+          </w:p>
+        </w:tc>
+      </w:tr>
+      <w:tr>
+        <w:tc>
+          <w:tcPr>
+            <w:tcW w:type="dxa" w:w="2835"/>
+            <w:tcMar>
+              <w:top w:w="120" w:type="dxa"/>
+              <w:start w:w="120" w:type="dxa"/>
+              <w:bottom w:w="120" w:type="dxa"/>
+              <w:end w:w="120" w:type="dxa"/>
+            </w:tcMar>
+            <w:vAlign w:val="center"/>
+          </w:tcPr>
+          <w:p>
+            <w:pPr>
+              <w:spacing w:line="276" w:lineRule="auto" w:after="0"/>
+              <w:ind w:firstLine="0"/>
+              <w:jc w:val="left"/>
+            </w:pPr>
+            <w:r/>
+            <w:r>
+              <w:rPr>
+                <w:rFonts w:ascii="Times New Roman" w:hAnsi="Times New Roman" w:cs="Times New Roman"/>
+                <w:b w:val="0"/>
+                <w:sz w:val="20"/>
+              </w:rPr>
+              <w:t>TF-IDF + Logistic Regression</w:t>
+            </w:r>
+          </w:p>
+        </w:tc>
+        <w:tc>
+          <w:tcPr>
+            <w:tcW w:type="dxa" w:w="6236"/>
+            <w:tcMar>
+              <w:top w:w="120" w:type="dxa"/>
+              <w:start w:w="120" w:type="dxa"/>
+              <w:bottom w:w="120" w:type="dxa"/>
+              <w:end w:w="120" w:type="dxa"/>
+            </w:tcMar>
+            <w:vAlign w:val="center"/>
+          </w:tcPr>
+          <w:p>
+            <w:pPr>
+              <w:spacing w:line="276" w:lineRule="auto" w:after="0"/>
+              <w:ind w:firstLine="0"/>
+              <w:jc w:val="left"/>
+            </w:pPr>
+            <w:r/>
+            <w:r>
+              <w:rPr>
+                <w:rFonts w:ascii="Times New Roman" w:hAnsi="Times New Roman" w:cs="Times New Roman"/>
+                <w:b w:val="0"/>
+                <w:sz w:val="20"/>
+              </w:rPr>
+              <w:t>Лучший baseline для классификации влияния на текущей разметке.</w:t>
+            </w:r>
+          </w:p>
+        </w:tc>
+      </w:tr>
+      <w:tr>
+        <w:tc>
+          <w:tcPr>
+            <w:tcW w:type="dxa" w:w="2835"/>
+            <w:tcMar>
+              <w:top w:w="120" w:type="dxa"/>
+              <w:start w:w="120" w:type="dxa"/>
+              <w:bottom w:w="120" w:type="dxa"/>
+              <w:end w:w="120" w:type="dxa"/>
+            </w:tcMar>
+            <w:vAlign w:val="center"/>
+          </w:tcPr>
+          <w:p>
+            <w:pPr>
+              <w:spacing w:line="276" w:lineRule="auto" w:after="0"/>
+              <w:ind w:firstLine="0"/>
+              <w:jc w:val="left"/>
+            </w:pPr>
+            <w:r/>
+            <w:r>
+              <w:rPr>
+                <w:rFonts w:ascii="Times New Roman" w:hAnsi="Times New Roman" w:cs="Times New Roman"/>
+                <w:b w:val="0"/>
+                <w:sz w:val="20"/>
+              </w:rPr>
+              <w:t>Qdrant</w:t>
+            </w:r>
+          </w:p>
+        </w:tc>
+        <w:tc>
+          <w:tcPr>
+            <w:tcW w:type="dxa" w:w="6236"/>
+            <w:tcMar>
+              <w:top w:w="120" w:type="dxa"/>
+              <w:start w:w="120" w:type="dxa"/>
+              <w:bottom w:w="120" w:type="dxa"/>
+              <w:end w:w="120" w:type="dxa"/>
+            </w:tcMar>
+            <w:vAlign w:val="center"/>
+          </w:tcPr>
+          <w:p>
+            <w:pPr>
+              <w:spacing w:line="276" w:lineRule="auto" w:after="0"/>
+              <w:ind w:firstLine="0"/>
+              <w:jc w:val="left"/>
+            </w:pPr>
+            <w:r/>
+            <w:r>
+              <w:rPr>
+                <w:rFonts w:ascii="Times New Roman" w:hAnsi="Times New Roman" w:cs="Times New Roman"/>
+                <w:b w:val="0"/>
+                <w:sz w:val="20"/>
+              </w:rPr>
+              <w:t>Векторное хранилище для поиска релевантных новостей по вопросу.</w:t>
+            </w:r>
+          </w:p>
+        </w:tc>
+      </w:tr>
+      <w:tr>
+        <w:tc>
+          <w:tcPr>
+            <w:tcW w:type="dxa" w:w="2835"/>
+            <w:tcMar>
+              <w:top w:w="120" w:type="dxa"/>
+              <w:start w:w="120" w:type="dxa"/>
+              <w:bottom w:w="120" w:type="dxa"/>
+              <w:end w:w="120" w:type="dxa"/>
+            </w:tcMar>
+            <w:vAlign w:val="center"/>
+          </w:tcPr>
+          <w:p>
+            <w:pPr>
+              <w:spacing w:line="276" w:lineRule="auto" w:after="0"/>
+              <w:ind w:firstLine="0"/>
+              <w:jc w:val="left"/>
+            </w:pPr>
+            <w:r/>
+            <w:r>
+              <w:rPr>
+                <w:rFonts w:ascii="Times New Roman" w:hAnsi="Times New Roman" w:cs="Times New Roman"/>
+                <w:b w:val="0"/>
+                <w:sz w:val="20"/>
+              </w:rPr>
+              <w:t>Внешний LLM API</w:t>
+            </w:r>
+          </w:p>
+        </w:tc>
+        <w:tc>
+          <w:tcPr>
+            <w:tcW w:type="dxa" w:w="6236"/>
+            <w:tcMar>
+              <w:top w:w="120" w:type="dxa"/>
+              <w:start w:w="120" w:type="dxa"/>
+              <w:bottom w:w="120" w:type="dxa"/>
+              <w:end w:w="120" w:type="dxa"/>
+            </w:tcMar>
+            <w:vAlign w:val="center"/>
+          </w:tcPr>
+          <w:p>
+            <w:pPr>
+              <w:spacing w:line="276" w:lineRule="auto" w:after="0"/>
+              <w:ind w:firstLine="0"/>
+              <w:jc w:val="left"/>
+            </w:pPr>
+            <w:r/>
+            <w:r>
+              <w:rPr>
+                <w:rFonts w:ascii="Times New Roman" w:hAnsi="Times New Roman" w:cs="Times New Roman"/>
+                <w:b w:val="0"/>
+                <w:sz w:val="20"/>
+              </w:rPr>
+              <w:t>Компонент обобщения найденного контекста в аналитический ответ.</w:t>
+            </w:r>
+          </w:p>
+        </w:tc>
+      </w:tr>
+      <w:tr>
+        <w:tc>
+          <w:tcPr>
+            <w:tcW w:type="dxa" w:w="2835"/>
+            <w:tcMar>
+              <w:top w:w="120" w:type="dxa"/>
+              <w:start w:w="120" w:type="dxa"/>
+              <w:bottom w:w="120" w:type="dxa"/>
+              <w:end w:w="120" w:type="dxa"/>
+            </w:tcMar>
+            <w:vAlign w:val="center"/>
+          </w:tcPr>
+          <w:p>
+            <w:pPr>
+              <w:spacing w:line="276" w:lineRule="auto" w:after="0"/>
+              <w:ind w:firstLine="0"/>
+              <w:jc w:val="left"/>
+            </w:pPr>
+            <w:r/>
+            <w:r>
+              <w:rPr>
+                <w:rFonts w:ascii="Times New Roman" w:hAnsi="Times New Roman" w:cs="Times New Roman"/>
+                <w:b w:val="0"/>
+                <w:sz w:val="20"/>
+              </w:rPr>
+              <w:t>MLflow</w:t>
+            </w:r>
+          </w:p>
+        </w:tc>
+        <w:tc>
+          <w:tcPr>
+            <w:tcW w:type="dxa" w:w="6236"/>
+            <w:tcMar>
+              <w:top w:w="120" w:type="dxa"/>
+              <w:start w:w="120" w:type="dxa"/>
+              <w:bottom w:w="120" w:type="dxa"/>
+              <w:end w:w="120" w:type="dxa"/>
+            </w:tcMar>
+            <w:vAlign w:val="center"/>
+          </w:tcPr>
+          <w:p>
+            <w:pPr>
+              <w:spacing w:line="276" w:lineRule="auto" w:after="0"/>
+              <w:ind w:firstLine="0"/>
+              <w:jc w:val="left"/>
+            </w:pPr>
+            <w:r/>
+            <w:r>
+              <w:rPr>
+                <w:rFonts w:ascii="Times New Roman" w:hAnsi="Times New Roman" w:cs="Times New Roman"/>
+                <w:b w:val="0"/>
+                <w:sz w:val="20"/>
+              </w:rPr>
+              <w:t>Хранение сведений об экспериментах и метриках моделей.</w:t>
+            </w:r>
+          </w:p>
+        </w:tc>
+      </w:tr>
+    </w:tbl>
+    <w:p/>
     <w:sectPr>
       <w:headerReference w:type="default" r:id="rId9"/>
       <w:footerReference w:type="default" r:id="rId10"/>
@@ -2011,7 +3639,7 @@
         <w:color w:val="4F5B57"/>
         <w:sz w:val="20"/>
       </w:rPr>
-      <w:t>Курсовая работа</w:t>
+      <w:t>Пояснительная записка к курсовой работе</w:t>
     </w:r>
   </w:p>
 </w:hdr>
@@ -2473,7 +4101,7 @@
       <w:keepLines/>
       <w:spacing w:before="240" w:after="120"/>
       <w:ind w:firstLine="0"/>
-      <w:jc w:val="center"/>
+      <w:jc w:val="left"/>
       <w:outlineLvl w:val="1"/>
     </w:pPr>
     <w:rPr>
@@ -2499,7 +4127,7 @@
       <w:keepLines/>
       <w:spacing w:before="200" w:after="80"/>
       <w:ind w:firstLine="0"/>
-      <w:jc w:val="center"/>
+      <w:jc w:val="left"/>
       <w:outlineLvl w:val="2"/>
     </w:pPr>
     <w:rPr>
@@ -2928,6 +4556,10 @@
       </w:numPr>
       <w:contextualSpacing/>
     </w:pPr>
+    <w:rPr>
+      <w:rFonts w:ascii="Times New Roman" w:hAnsi="Times New Roman" w:cs="Times New Roman"/>
+      <w:sz w:val="28"/>
+    </w:rPr>
   </w:style>
   <w:style w:type="paragraph" w:styleId="ListBullet2">
     <w:name w:val="List Bullet 2"/>
@@ -2967,6 +4599,10 @@
       </w:numPr>
       <w:contextualSpacing/>
     </w:pPr>
+    <w:rPr>
+      <w:rFonts w:ascii="Times New Roman" w:hAnsi="Times New Roman" w:cs="Times New Roman"/>
+      <w:sz w:val="28"/>
+    </w:rPr>
   </w:style>
   <w:style w:type="paragraph" w:styleId="ListNumber2">
     <w:name w:val="List Number 2"/>

--- a/docs/final/coursework-explanatory-note.docx
+++ b/docs/final/coursework-explanatory-note.docx
@@ -2617,7 +2617,7 @@
         <w:ind w:firstLine="0" w:left="425"/>
       </w:pPr>
       <w:r>
-        <w:t>Методические указания по выполнению курсовых работ по дисциплине «Машинное обучение в семантическом и сетевом анализе»</w:t>
+        <w:t>Dong Z. et al. FNSPID: A Comprehensive Financial News Dataset in Time Series [Электронный ресурс]. - URL: https://arxiv.org/abs/2402.06698 (дата обращения: 15.05.2026). - Текст : электронный.</w:t>
       </w:r>
     </w:p>
     <w:p>
@@ -2627,7 +2627,7 @@
         <w:ind w:firstLine="0" w:left="425"/>
       </w:pPr>
       <w:r>
-        <w:t>FNSPID dataset</w:t>
+        <w:t>FNSPID: A Comprehensive Financial News Dataset in Time Series : dataset [Электронный ресурс]. - URL: https://huggingface.co/datasets/beachside1234/FNSPID (дата обращения: 15.05.2026). - Текст : электронный.</w:t>
       </w:r>
     </w:p>
     <w:p>
@@ -2637,7 +2637,7 @@
         <w:ind w:firstLine="0" w:left="425"/>
       </w:pPr>
       <w:r>
-        <w:t>scikit-learn documentation</w:t>
+        <w:t>Pedregosa F. et al. Scikit-learn: Machine Learning in Python [Электронный ресурс]. - URL: https://arxiv.org/abs/1201.0490 (дата обращения: 15.05.2026). - Текст : электронный.</w:t>
       </w:r>
     </w:p>
     <w:p>
@@ -2647,7 +2647,7 @@
         <w:ind w:firstLine="0" w:left="425"/>
       </w:pPr>
       <w:r>
-        <w:t>PyTorch documentation</w:t>
+        <w:t>Scikit-learn documentation [Электронный ресурс]. - URL: https://scikit-learn.org/stable/ (дата обращения: 15.05.2026). - Текст : электронный.</w:t>
       </w:r>
     </w:p>
     <w:p>
@@ -2657,7 +2657,7 @@
         <w:ind w:firstLine="0" w:left="425"/>
       </w:pPr>
       <w:r>
-        <w:t>Hugging Face Transformers documentation</w:t>
+        <w:t>Paszke A. et al. PyTorch: An Imperative Style, High-Performance Deep Learning Library [Электронный ресурс]. - URL: https://arxiv.org/abs/1912.01703 (дата обращения: 15.05.2026). - Текст : электронный.</w:t>
       </w:r>
     </w:p>
     <w:p>
@@ -2667,7 +2667,7 @@
         <w:ind w:firstLine="0" w:left="425"/>
       </w:pPr>
       <w:r>
-        <w:t>Qdrant documentation</w:t>
+        <w:t>Wolf T. et al. HuggingFace's Transformers: State-of-the-art Natural Language Processing [Электронный ресурс]. - URL: https://arxiv.org/abs/1910.03771 (дата обращения: 15.05.2026). - Текст : электронный.</w:t>
       </w:r>
     </w:p>
     <w:p>
@@ -2677,7 +2677,7 @@
         <w:ind w:firstLine="0" w:left="425"/>
       </w:pPr>
       <w:r>
-        <w:t>FastAPI documentation</w:t>
+        <w:t>Lewis P. et al. Retrieval-Augmented Generation for Knowledge-Intensive NLP Tasks [Электронный ресурс]. - URL: https://arxiv.org/abs/2005.11401 (дата обращения: 15.05.2026). - Текст : электронный.</w:t>
       </w:r>
     </w:p>
     <w:p>
@@ -2687,7 +2687,7 @@
         <w:ind w:firstLine="0" w:left="425"/>
       </w:pPr>
       <w:r>
-        <w:t>MLflow documentation</w:t>
+        <w:t>Qdrant documentation [Электронный ресурс]. - URL: https://qdrant.tech/documentation/ (дата обращения: 15.05.2026). - Текст : электронный.</w:t>
       </w:r>
     </w:p>
     <w:p>
@@ -2697,7 +2697,7 @@
         <w:ind w:firstLine="0" w:left="425"/>
       </w:pPr>
       <w:r>
-        <w:t>Docker Compose documentation</w:t>
+        <w:t>FastAPI documentation [Электронный ресурс]. - URL: https://fastapi.tiangolo.com/ (дата обращения: 15.05.2026). - Текст : электронный.</w:t>
       </w:r>
     </w:p>
     <w:p>
@@ -2707,7 +2707,7 @@
         <w:ind w:firstLine="0" w:left="425"/>
       </w:pPr>
       <w:r>
-        <w:t>Lewis P. et al. Retrieval-Augmented Generation for Knowledge-Intensive NLP Tasks.</w:t>
+        <w:t>MLflow documentation [Электронный ресурс]. - URL: https://mlflow.org/docs/latest/ (дата обращения: 15.05.2026). - Текст : электронный.</w:t>
       </w:r>
     </w:p>
     <w:p>

--- a/docs/final/coursework-explanatory-note.docx
+++ b/docs/final/coursework-explanatory-note.docx
@@ -4,6 +4,7 @@
   <w:body>
     <w:p>
       <w:pPr>
+        <w:spacing w:line="360" w:lineRule="auto" w:after="0"/>
         <w:ind w:firstLine="0"/>
         <w:jc w:val="center"/>
       </w:pPr>
@@ -11,13 +12,17 @@
         <w:rPr>
           <w:rFonts w:ascii="Times New Roman" w:hAnsi="Times New Roman" w:cs="Times New Roman"/>
           <w:b/>
-          <w:sz w:val="28"/>
+          <w:i w:val="0"/>
+          <w:sz w:val="26"/>
         </w:rPr>
-        <w:t>Финансовый университет при Правительстве РФ</w:t>
+        <w:t>ФЕДЕРАЛЬНОЕ ГОСУДАРСТВЕННОЕ ОБРАЗОВАТЕЛЬНОЕ БЮДЖЕТНОЕ</w:t>
+        <w:br/>
+        <w:t>УЧРЕЖДЕНИЕ ВЫСШЕГО ОБРАЗОВАНИЯ</w:t>
       </w:r>
     </w:p>
     <w:p>
       <w:pPr>
+        <w:spacing w:line="360" w:lineRule="auto" w:after="360"/>
         <w:ind w:firstLine="0"/>
         <w:jc w:val="center"/>
       </w:pPr>
@@ -25,19 +30,19 @@
         <w:rPr>
           <w:rFonts w:ascii="Times New Roman" w:hAnsi="Times New Roman" w:cs="Times New Roman"/>
           <w:b/>
-          <w:sz w:val="28"/>
+          <w:i w:val="0"/>
+          <w:sz w:val="26"/>
         </w:rPr>
-        <w:t>Кафедра искусственного интеллекта</w:t>
+        <w:t>«ФИНАНСОВЫЙ УНИВЕРСИТЕТ ПРИ ПРАВИТЕЛЬСТВЕ</w:t>
+        <w:br/>
+        <w:t>РОССИЙСКОЙ ФЕДЕРАЦИИ»</w:t>
+        <w:br/>
+        <w:t>(ФИНАНСОВЫЙ УНИВЕРСИТЕТ)</w:t>
       </w:r>
     </w:p>
-    <w:p/>
-    <w:p/>
-    <w:p/>
-    <w:p/>
-    <w:p/>
-    <w:p/>
     <w:p>
       <w:pPr>
+        <w:spacing w:line="360" w:lineRule="auto" w:after="240"/>
         <w:ind w:firstLine="0"/>
         <w:jc w:val="center"/>
       </w:pPr>
@@ -45,13 +50,17 @@
         <w:rPr>
           <w:rFonts w:ascii="Times New Roman" w:hAnsi="Times New Roman" w:cs="Times New Roman"/>
           <w:b/>
-          <w:sz w:val="32"/>
+          <w:i w:val="0"/>
+          <w:sz w:val="24"/>
         </w:rPr>
-        <w:t>КУРСОВАЯ РАБОТА</w:t>
+        <w:t>Кафедра искусственного интеллекта</w:t>
+        <w:br/>
+        <w:t>Факультета информационных технологий и анализа больших данных</w:t>
       </w:r>
     </w:p>
     <w:p>
       <w:pPr>
+        <w:spacing w:line="360" w:lineRule="auto" w:after="0"/>
         <w:ind w:firstLine="0"/>
         <w:jc w:val="center"/>
       </w:pPr>
@@ -59,13 +68,15 @@
         <w:rPr>
           <w:rFonts w:ascii="Times New Roman" w:hAnsi="Times New Roman" w:cs="Times New Roman"/>
           <w:b/>
-          <w:sz w:val="28"/>
+          <w:i/>
+          <w:sz w:val="24"/>
         </w:rPr>
-        <w:t>по дисциплине: «Машинное обучение в семантическом и сетевом анализе»</w:t>
+        <w:t>Дисциплина: «Машинное обучение в семантическом и сетевом анализе»</w:t>
       </w:r>
     </w:p>
     <w:p>
       <w:pPr>
+        <w:spacing w:line="360" w:lineRule="auto" w:after="0"/>
         <w:ind w:firstLine="0"/>
         <w:jc w:val="center"/>
       </w:pPr>
@@ -73,18 +84,115 @@
         <w:rPr>
           <w:rFonts w:ascii="Times New Roman" w:hAnsi="Times New Roman" w:cs="Times New Roman"/>
           <w:b/>
-          <w:sz w:val="28"/>
+          <w:i/>
+          <w:sz w:val="24"/>
         </w:rPr>
-        <w:t>на тему: «Разработка автоматической диалоговой системы на основе языковой модели для анализа экономических новостей»</w:t>
+        <w:t>Направление подготовки: «Прикладная математика и информатика»</w:t>
+      </w:r>
+    </w:p>
+    <w:p>
+      <w:pPr>
+        <w:spacing w:line="360" w:lineRule="auto" w:after="0"/>
+        <w:ind w:firstLine="0"/>
+        <w:jc w:val="center"/>
+      </w:pPr>
+      <w:r>
+        <w:rPr>
+          <w:rFonts w:ascii="Times New Roman" w:hAnsi="Times New Roman" w:cs="Times New Roman"/>
+          <w:b/>
+          <w:i/>
+          <w:sz w:val="24"/>
+        </w:rPr>
+        <w:t>Профиль: «Прикладное машинное обучение»</w:t>
+      </w:r>
+    </w:p>
+    <w:p>
+      <w:pPr>
+        <w:spacing w:line="360" w:lineRule="auto" w:after="0"/>
+        <w:ind w:firstLine="0"/>
+        <w:jc w:val="center"/>
+      </w:pPr>
+      <w:r>
+        <w:rPr>
+          <w:rFonts w:ascii="Times New Roman" w:hAnsi="Times New Roman" w:cs="Times New Roman"/>
+          <w:b/>
+          <w:i/>
+          <w:sz w:val="24"/>
+        </w:rPr>
+        <w:t>Факультет информационных технологий и анализа больших данных</w:t>
+      </w:r>
+    </w:p>
+    <w:p>
+      <w:pPr>
+        <w:spacing w:line="360" w:lineRule="auto" w:after="0"/>
+        <w:ind w:firstLine="0"/>
+        <w:jc w:val="center"/>
+      </w:pPr>
+      <w:r>
+        <w:rPr>
+          <w:rFonts w:ascii="Times New Roman" w:hAnsi="Times New Roman" w:cs="Times New Roman"/>
+          <w:b/>
+          <w:i/>
+          <w:sz w:val="24"/>
+        </w:rPr>
+        <w:t>Форма обучения очная</w:t>
+      </w:r>
+    </w:p>
+    <w:p>
+      <w:pPr>
+        <w:spacing w:line="360" w:lineRule="auto" w:after="0"/>
+        <w:ind w:firstLine="0"/>
+        <w:jc w:val="center"/>
+      </w:pPr>
+      <w:r>
+        <w:rPr>
+          <w:rFonts w:ascii="Times New Roman" w:hAnsi="Times New Roman" w:cs="Times New Roman"/>
+          <w:b/>
+          <w:i/>
+          <w:sz w:val="24"/>
+        </w:rPr>
+        <w:t>Учебный 2025/2026 год, 6 семестр</w:t>
       </w:r>
     </w:p>
     <w:p/>
     <w:p/>
-    <w:p/>
-    <w:p/>
-    <w:p/>
     <w:p>
       <w:pPr>
+        <w:spacing w:line="360" w:lineRule="auto" w:before="240" w:after="240"/>
+        <w:ind w:firstLine="0"/>
+        <w:jc w:val="center"/>
+      </w:pPr>
+      <w:r>
+        <w:rPr>
+          <w:rFonts w:ascii="Times New Roman" w:hAnsi="Times New Roman" w:cs="Times New Roman"/>
+          <w:b/>
+          <w:i w:val="0"/>
+          <w:sz w:val="26"/>
+        </w:rPr>
+        <w:t>Курсовая работа на тему:</w:t>
+        <w:br/>
+        <w:t>«Разработка автоматической диалоговой системы на основе языковой модели для анализа экономических новостей»</w:t>
+      </w:r>
+    </w:p>
+    <w:p>
+      <w:pPr>
+        <w:spacing w:line="360" w:lineRule="auto" w:after="0"/>
+        <w:ind w:firstLine="0"/>
+        <w:jc w:val="right"/>
+      </w:pPr>
+      <w:r>
+        <w:rPr>
+          <w:rFonts w:ascii="Times New Roman" w:hAnsi="Times New Roman" w:cs="Times New Roman"/>
+          <w:b/>
+          <w:i/>
+          <w:sz w:val="24"/>
+        </w:rPr>
+        <w:t>Выполнил(а):</w:t>
+      </w:r>
+    </w:p>
+    <w:p>
+      <w:pPr>
+        <w:spacing w:line="360" w:lineRule="auto" w:after="0"/>
         <w:ind w:firstLine="0"/>
         <w:jc w:val="right"/>
       </w:pPr>
@@ -92,29 +200,254 @@
         <w:rPr>
           <w:rFonts w:ascii="Times New Roman" w:hAnsi="Times New Roman" w:cs="Times New Roman"/>
           <w:b w:val="0"/>
-          <w:sz w:val="28"/>
+          <w:i w:val="0"/>
+          <w:sz w:val="24"/>
         </w:rPr>
-        <w:t>Выполнил: Прудиев Алексей Сергеевич</w:t>
-        <w:br/>
-        <w:t>Группа: ПМ23-4</w:t>
-        <w:br/>
-        <w:t>Руководитель: ____________________</w:t>
+        <w:t>студент группы ПМ23-4</w:t>
+      </w:r>
+    </w:p>
+    <w:p>
+      <w:pPr>
+        <w:spacing w:line="360" w:lineRule="auto" w:after="0"/>
+        <w:ind w:firstLine="0"/>
+        <w:jc w:val="right"/>
+      </w:pPr>
+      <w:r>
+        <w:rPr>
+          <w:rFonts w:ascii="Times New Roman" w:hAnsi="Times New Roman" w:cs="Times New Roman"/>
+          <w:b w:val="0"/>
+          <w:i w:val="0"/>
+          <w:sz w:val="24"/>
+        </w:rPr>
+        <w:t>Прудиев Алексей Сергеевич</w:t>
       </w:r>
     </w:p>
     <w:p/>
-    <w:p/>
     <w:p>
       <w:pPr>
+        <w:spacing w:line="360" w:lineRule="auto" w:after="0"/>
+        <w:ind w:firstLine="0"/>
+        <w:jc w:val="right"/>
+      </w:pPr>
+      <w:r>
+        <w:rPr>
+          <w:rFonts w:ascii="Times New Roman" w:hAnsi="Times New Roman" w:cs="Times New Roman"/>
+          <w:b/>
+          <w:i/>
+          <w:sz w:val="24"/>
+        </w:rPr>
+        <w:t>Научный руководитель:</w:t>
+      </w:r>
+    </w:p>
+    <w:p>
+      <w:pPr>
+        <w:spacing w:line="360" w:lineRule="auto" w:after="0"/>
+        <w:ind w:firstLine="0"/>
+        <w:jc w:val="right"/>
+      </w:pPr>
+      <w:r>
+        <w:rPr>
+          <w:rFonts w:ascii="Times New Roman" w:hAnsi="Times New Roman" w:cs="Times New Roman"/>
+          <w:b w:val="0"/>
+          <w:i w:val="0"/>
+          <w:sz w:val="24"/>
+        </w:rPr>
+        <w:t>доцент Романова Екатерина Владимировна</w:t>
+      </w:r>
+    </w:p>
+    <w:p>
+      <w:pPr>
+        <w:spacing w:before="200" w:after="120"/>
         <w:ind w:firstLine="0"/>
         <w:jc w:val="center"/>
       </w:pPr>
       <w:r>
         <w:rPr>
           <w:rFonts w:ascii="Times New Roman" w:hAnsi="Times New Roman" w:cs="Times New Roman"/>
+          <w:b/>
+          <w:i w:val="0"/>
+          <w:sz w:val="26"/>
+        </w:rPr>
+        <w:t>Москва 2026</w:t>
+      </w:r>
+    </w:p>
+    <w:p>
+      <w:r>
+        <w:br w:type="page"/>
+      </w:r>
+    </w:p>
+    <w:p>
+      <w:pPr>
+        <w:pStyle w:val="Heading1"/>
+        <w:jc w:val="left"/>
+      </w:pPr>
+      <w:r>
+        <w:t>Содержание</w:t>
+      </w:r>
+    </w:p>
+    <w:p>
+      <w:pPr>
+        <w:spacing w:line="276" w:lineRule="auto" w:after="20"/>
+        <w:ind w:firstLine="0"/>
+      </w:pPr>
+      <w:r>
+        <w:rPr>
+          <w:rFonts w:ascii="Times New Roman" w:hAnsi="Times New Roman" w:cs="Times New Roman"/>
           <w:b w:val="0"/>
-          <w:sz w:val="28"/>
+          <w:i w:val="0"/>
+          <w:sz w:val="24"/>
         </w:rPr>
-        <w:t>Москва, 2026</w:t>
+        <w:t>Введение ............................................................................ 3</w:t>
+      </w:r>
+    </w:p>
+    <w:p>
+      <w:pPr>
+        <w:spacing w:line="276" w:lineRule="auto" w:after="20"/>
+        <w:ind w:firstLine="0"/>
+      </w:pPr>
+      <w:r>
+        <w:rPr>
+          <w:rFonts w:ascii="Times New Roman" w:hAnsi="Times New Roman" w:cs="Times New Roman"/>
+          <w:b w:val="0"/>
+          <w:i w:val="0"/>
+          <w:sz w:val="24"/>
+        </w:rPr>
+        <w:t>1 Теоретические основы анализа экономических новостей ............................... 5</w:t>
+      </w:r>
+    </w:p>
+    <w:p>
+      <w:pPr>
+        <w:spacing w:line="276" w:lineRule="auto" w:after="20"/>
+        <w:ind w:firstLine="0"/>
+      </w:pPr>
+      <w:r>
+        <w:rPr>
+          <w:rFonts w:ascii="Times New Roman" w:hAnsi="Times New Roman" w:cs="Times New Roman"/>
+          <w:b w:val="0"/>
+          <w:i w:val="0"/>
+          <w:sz w:val="24"/>
+        </w:rPr>
+        <w:t>2 Данные и постановка ML-задачи ..................................................... 8</w:t>
+      </w:r>
+    </w:p>
+    <w:p>
+      <w:pPr>
+        <w:spacing w:line="276" w:lineRule="auto" w:after="20"/>
+        <w:ind w:firstLine="0"/>
+      </w:pPr>
+      <w:r>
+        <w:rPr>
+          <w:rFonts w:ascii="Times New Roman" w:hAnsi="Times New Roman" w:cs="Times New Roman"/>
+          <w:b w:val="0"/>
+          <w:i w:val="0"/>
+          <w:sz w:val="24"/>
+        </w:rPr>
+        <w:t>3 Методы и модели ................................................................... 10</w:t>
+      </w:r>
+    </w:p>
+    <w:p>
+      <w:pPr>
+        <w:spacing w:line="276" w:lineRule="auto" w:after="20"/>
+        <w:ind w:firstLine="0"/>
+      </w:pPr>
+      <w:r>
+        <w:rPr>
+          <w:rFonts w:ascii="Times New Roman" w:hAnsi="Times New Roman" w:cs="Times New Roman"/>
+          <w:b w:val="0"/>
+          <w:i w:val="0"/>
+          <w:sz w:val="24"/>
+        </w:rPr>
+        <w:t>4 Архитектура программной системы ................................................... 13</w:t>
+      </w:r>
+    </w:p>
+    <w:p>
+      <w:pPr>
+        <w:spacing w:line="276" w:lineRule="auto" w:after="20"/>
+        <w:ind w:firstLine="0"/>
+      </w:pPr>
+      <w:r>
+        <w:rPr>
+          <w:rFonts w:ascii="Times New Roman" w:hAnsi="Times New Roman" w:cs="Times New Roman"/>
+          <w:b w:val="0"/>
+          <w:i w:val="0"/>
+          <w:sz w:val="24"/>
+        </w:rPr>
+        <w:t>5 Реализация и пользовательский сценарий ............................................ 15</w:t>
+      </w:r>
+    </w:p>
+    <w:p>
+      <w:pPr>
+        <w:spacing w:line="276" w:lineRule="auto" w:after="20"/>
+        <w:ind w:firstLine="0"/>
+      </w:pPr>
+      <w:r>
+        <w:rPr>
+          <w:rFonts w:ascii="Times New Roman" w:hAnsi="Times New Roman" w:cs="Times New Roman"/>
+          <w:b w:val="0"/>
+          <w:i w:val="0"/>
+          <w:sz w:val="24"/>
+        </w:rPr>
+        <w:t>6 Эксперимент и результаты .......................................................... 18</w:t>
+      </w:r>
+    </w:p>
+    <w:p>
+      <w:pPr>
+        <w:spacing w:line="276" w:lineRule="auto" w:after="20"/>
+        <w:ind w:firstLine="0"/>
+      </w:pPr>
+      <w:r>
+        <w:rPr>
+          <w:rFonts w:ascii="Times New Roman" w:hAnsi="Times New Roman" w:cs="Times New Roman"/>
+          <w:b w:val="0"/>
+          <w:i w:val="0"/>
+          <w:sz w:val="24"/>
+        </w:rPr>
+        <w:t>7 Направления улучшения ............................................................. 21</w:t>
+      </w:r>
+    </w:p>
+    <w:p>
+      <w:pPr>
+        <w:spacing w:line="276" w:lineRule="auto" w:after="20"/>
+        <w:ind w:firstLine="0"/>
+      </w:pPr>
+      <w:r>
+        <w:rPr>
+          <w:rFonts w:ascii="Times New Roman" w:hAnsi="Times New Roman" w:cs="Times New Roman"/>
+          <w:b w:val="0"/>
+          <w:i w:val="0"/>
+          <w:sz w:val="24"/>
+        </w:rPr>
+        <w:t>Заключение .......................................................................... 23</w:t>
+      </w:r>
+    </w:p>
+    <w:p>
+      <w:pPr>
+        <w:spacing w:line="276" w:lineRule="auto" w:after="20"/>
+        <w:ind w:firstLine="0"/>
+      </w:pPr>
+      <w:r>
+        <w:rPr>
+          <w:rFonts w:ascii="Times New Roman" w:hAnsi="Times New Roman" w:cs="Times New Roman"/>
+          <w:b w:val="0"/>
+          <w:i w:val="0"/>
+          <w:sz w:val="24"/>
+        </w:rPr>
+        <w:t>Список использованных источников .................................................... 24</w:t>
+      </w:r>
+    </w:p>
+    <w:p>
+      <w:pPr>
+        <w:spacing w:line="276" w:lineRule="auto" w:after="20"/>
+        <w:ind w:firstLine="0"/>
+      </w:pPr>
+      <w:r>
+        <w:rPr>
+          <w:rFonts w:ascii="Times New Roman" w:hAnsi="Times New Roman" w:cs="Times New Roman"/>
+          <w:b w:val="0"/>
+          <w:i w:val="0"/>
+          <w:sz w:val="24"/>
+        </w:rPr>
+        <w:t>Приложения .......................................................................... 26</w:t>
       </w:r>
     </w:p>
     <w:p>
@@ -127,119 +460,7 @@
         <w:pStyle w:val="Heading1"/>
       </w:pPr>
       <w:r>
-        <w:t>СОДЕРЖАНИЕ</w:t>
-      </w:r>
-    </w:p>
-    <w:p>
-      <w:pPr>
-        <w:spacing w:line="360" w:lineRule="auto"/>
-        <w:ind w:firstLine="0"/>
-      </w:pPr>
-      <w:r>
         <w:t>Введение</w:t>
-      </w:r>
-    </w:p>
-    <w:p>
-      <w:pPr>
-        <w:spacing w:line="360" w:lineRule="auto"/>
-        <w:ind w:firstLine="0"/>
-      </w:pPr>
-      <w:r>
-        <w:t>1 Теоретические основы анализа экономических новостей</w:t>
-      </w:r>
-    </w:p>
-    <w:p>
-      <w:pPr>
-        <w:spacing w:line="360" w:lineRule="auto"/>
-        <w:ind w:firstLine="0"/>
-      </w:pPr>
-      <w:r>
-        <w:t>2 Данные и постановка ML-задачи</w:t>
-      </w:r>
-    </w:p>
-    <w:p>
-      <w:pPr>
-        <w:spacing w:line="360" w:lineRule="auto"/>
-        <w:ind w:firstLine="0"/>
-      </w:pPr>
-      <w:r>
-        <w:t>3 Методы и модели</w:t>
-      </w:r>
-    </w:p>
-    <w:p>
-      <w:pPr>
-        <w:spacing w:line="360" w:lineRule="auto"/>
-        <w:ind w:firstLine="0"/>
-      </w:pPr>
-      <w:r>
-        <w:t>4 Архитектура программной системы</w:t>
-      </w:r>
-    </w:p>
-    <w:p>
-      <w:pPr>
-        <w:spacing w:line="360" w:lineRule="auto"/>
-        <w:ind w:firstLine="0"/>
-      </w:pPr>
-      <w:r>
-        <w:t>5 Реализация и пользовательский сценарий</w:t>
-      </w:r>
-    </w:p>
-    <w:p>
-      <w:pPr>
-        <w:spacing w:line="360" w:lineRule="auto"/>
-        <w:ind w:firstLine="0"/>
-      </w:pPr>
-      <w:r>
-        <w:t>6 Эксперимент и результаты</w:t>
-      </w:r>
-    </w:p>
-    <w:p>
-      <w:pPr>
-        <w:spacing w:line="360" w:lineRule="auto"/>
-        <w:ind w:firstLine="0"/>
-      </w:pPr>
-      <w:r>
-        <w:t>7 Направления улучшения</w:t>
-      </w:r>
-    </w:p>
-    <w:p>
-      <w:pPr>
-        <w:spacing w:line="360" w:lineRule="auto"/>
-        <w:ind w:firstLine="0"/>
-      </w:pPr>
-      <w:r>
-        <w:t>Заключение</w:t>
-      </w:r>
-    </w:p>
-    <w:p>
-      <w:pPr>
-        <w:spacing w:line="360" w:lineRule="auto"/>
-        <w:ind w:firstLine="0"/>
-      </w:pPr>
-      <w:r>
-        <w:t>Список использованных источников</w:t>
-      </w:r>
-    </w:p>
-    <w:p>
-      <w:pPr>
-        <w:spacing w:line="360" w:lineRule="auto"/>
-        <w:ind w:firstLine="0"/>
-      </w:pPr>
-      <w:r>
-        <w:t>Приложения</w:t>
-      </w:r>
-    </w:p>
-    <w:p>
-      <w:r>
-        <w:br w:type="page"/>
-      </w:r>
-    </w:p>
-    <w:p>
-      <w:pPr>
-        <w:pStyle w:val="Heading1"/>
-      </w:pPr>
-      <w:r>
-        <w:t>ВВЕДЕНИЕ</w:t>
       </w:r>
     </w:p>
     <w:p>
@@ -282,7 +503,7 @@
         <w:pStyle w:val="Heading1"/>
       </w:pPr>
       <w:r>
-        <w:t>1 ТЕОРЕТИЧЕСКИЕ ОСНОВЫ АНАЛИЗА ЭКОНОМИЧЕСКИХ НОВОСТЕЙ</w:t>
+        <w:t>1 Теоретические основы анализа экономических новостей</w:t>
       </w:r>
     </w:p>
     <w:p>
@@ -356,6 +577,7 @@
               <w:rPr>
                 <w:rFonts w:ascii="Times New Roman" w:hAnsi="Times New Roman" w:cs="Times New Roman"/>
                 <w:b/>
+                <w:i w:val="0"/>
                 <w:sz w:val="20"/>
               </w:rPr>
               <w:t>Понятие</w:t>
@@ -385,6 +607,7 @@
               <w:rPr>
                 <w:rFonts w:ascii="Times New Roman" w:hAnsi="Times New Roman" w:cs="Times New Roman"/>
                 <w:b/>
+                <w:i w:val="0"/>
                 <w:sz w:val="20"/>
               </w:rPr>
               <w:t>Значение для работы</w:t>
@@ -415,6 +638,7 @@
               <w:rPr>
                 <w:rFonts w:ascii="Times New Roman" w:hAnsi="Times New Roman" w:cs="Times New Roman"/>
                 <w:b w:val="0"/>
+                <w:i w:val="0"/>
                 <w:sz w:val="20"/>
               </w:rPr>
               <w:t>NLP</w:t>
@@ -443,6 +667,7 @@
               <w:rPr>
                 <w:rFonts w:ascii="Times New Roman" w:hAnsi="Times New Roman" w:cs="Times New Roman"/>
                 <w:b w:val="0"/>
+                <w:i w:val="0"/>
                 <w:sz w:val="20"/>
               </w:rPr>
               <w:t>Преобразует неструктурированный текст новостей в признаки для поиска и классификации.</w:t>
@@ -473,6 +698,7 @@
               <w:rPr>
                 <w:rFonts w:ascii="Times New Roman" w:hAnsi="Times New Roman" w:cs="Times New Roman"/>
                 <w:b w:val="0"/>
+                <w:i w:val="0"/>
                 <w:sz w:val="20"/>
               </w:rPr>
               <w:t>Классификация влияния</w:t>
@@ -501,6 +727,7 @@
               <w:rPr>
                 <w:rFonts w:ascii="Times New Roman" w:hAnsi="Times New Roman" w:cs="Times New Roman"/>
                 <w:b w:val="0"/>
+                <w:i w:val="0"/>
                 <w:sz w:val="20"/>
               </w:rPr>
               <w:t>Определяет направленность новости: positive, neutral или negative.</w:t>
@@ -531,6 +758,7 @@
               <w:rPr>
                 <w:rFonts w:ascii="Times New Roman" w:hAnsi="Times New Roman" w:cs="Times New Roman"/>
                 <w:b w:val="0"/>
+                <w:i w:val="0"/>
                 <w:sz w:val="20"/>
               </w:rPr>
               <w:t>Retrieval</w:t>
@@ -559,6 +787,7 @@
               <w:rPr>
                 <w:rFonts w:ascii="Times New Roman" w:hAnsi="Times New Roman" w:cs="Times New Roman"/>
                 <w:b w:val="0"/>
+                <w:i w:val="0"/>
                 <w:sz w:val="20"/>
               </w:rPr>
               <w:t>Находит релевантные источники по вопросу пользователя.</w:t>
@@ -589,6 +818,7 @@
               <w:rPr>
                 <w:rFonts w:ascii="Times New Roman" w:hAnsi="Times New Roman" w:cs="Times New Roman"/>
                 <w:b w:val="0"/>
+                <w:i w:val="0"/>
                 <w:sz w:val="20"/>
               </w:rPr>
               <w:t>RAG</w:t>
@@ -617,6 +847,7 @@
               <w:rPr>
                 <w:rFonts w:ascii="Times New Roman" w:hAnsi="Times New Roman" w:cs="Times New Roman"/>
                 <w:b w:val="0"/>
+                <w:i w:val="0"/>
                 <w:sz w:val="20"/>
               </w:rPr>
               <w:t>Формирует ответ на основе найденного контекста, а не только параметров языковой модели.</w:t>
@@ -647,6 +878,7 @@
               <w:rPr>
                 <w:rFonts w:ascii="Times New Roman" w:hAnsi="Times New Roman" w:cs="Times New Roman"/>
                 <w:b w:val="0"/>
+                <w:i w:val="0"/>
                 <w:sz w:val="20"/>
               </w:rPr>
               <w:t>Внешний LLM API</w:t>
@@ -675,6 +907,7 @@
               <w:rPr>
                 <w:rFonts w:ascii="Times New Roman" w:hAnsi="Times New Roman" w:cs="Times New Roman"/>
                 <w:b w:val="0"/>
+                <w:i w:val="0"/>
                 <w:sz w:val="20"/>
               </w:rPr>
               <w:t>Обобщает найденные документы и возвращает связный аналитический ответ.</w:t>
@@ -689,7 +922,7 @@
         <w:pStyle w:val="Heading1"/>
       </w:pPr>
       <w:r>
-        <w:t>2 ДАННЫЕ И ПОСТАНОВКА ML-ЗАДАЧИ</w:t>
+        <w:t>2 Данные и постановка ML-задачи</w:t>
       </w:r>
     </w:p>
     <w:p>
@@ -778,6 +1011,7 @@
               <w:rPr>
                 <w:rFonts w:ascii="Times New Roman" w:hAnsi="Times New Roman" w:cs="Times New Roman"/>
                 <w:b/>
+                <w:i w:val="0"/>
                 <w:sz w:val="20"/>
               </w:rPr>
               <w:t>Элемент постановки</w:t>
@@ -807,6 +1041,7 @@
               <w:rPr>
                 <w:rFonts w:ascii="Times New Roman" w:hAnsi="Times New Roman" w:cs="Times New Roman"/>
                 <w:b/>
+                <w:i w:val="0"/>
                 <w:sz w:val="20"/>
               </w:rPr>
               <w:t>Описание</w:t>
@@ -837,6 +1072,7 @@
               <w:rPr>
                 <w:rFonts w:ascii="Times New Roman" w:hAnsi="Times New Roman" w:cs="Times New Roman"/>
                 <w:b w:val="0"/>
+                <w:i w:val="0"/>
                 <w:sz w:val="20"/>
               </w:rPr>
               <w:t>Объект</w:t>
@@ -865,6 +1101,7 @@
               <w:rPr>
                 <w:rFonts w:ascii="Times New Roman" w:hAnsi="Times New Roman" w:cs="Times New Roman"/>
                 <w:b w:val="0"/>
+                <w:i w:val="0"/>
                 <w:sz w:val="20"/>
               </w:rPr>
               <w:t>Экономическая новость как текстовый документ.</w:t>
@@ -895,6 +1132,7 @@
               <w:rPr>
                 <w:rFonts w:ascii="Times New Roman" w:hAnsi="Times New Roman" w:cs="Times New Roman"/>
                 <w:b w:val="0"/>
+                <w:i w:val="0"/>
                 <w:sz w:val="20"/>
               </w:rPr>
               <w:t>Целевая переменная</w:t>
@@ -923,6 +1161,7 @@
               <w:rPr>
                 <w:rFonts w:ascii="Times New Roman" w:hAnsi="Times New Roman" w:cs="Times New Roman"/>
                 <w:b w:val="0"/>
+                <w:i w:val="0"/>
                 <w:sz w:val="20"/>
               </w:rPr>
               <w:t>Класс влияния: positive, neutral, negative.</w:t>
@@ -953,6 +1192,7 @@
               <w:rPr>
                 <w:rFonts w:ascii="Times New Roman" w:hAnsi="Times New Roman" w:cs="Times New Roman"/>
                 <w:b w:val="0"/>
+                <w:i w:val="0"/>
                 <w:sz w:val="20"/>
               </w:rPr>
               <w:t>Вход модели</w:t>
@@ -981,6 +1221,7 @@
               <w:rPr>
                 <w:rFonts w:ascii="Times New Roman" w:hAnsi="Times New Roman" w:cs="Times New Roman"/>
                 <w:b w:val="0"/>
+                <w:i w:val="0"/>
                 <w:sz w:val="20"/>
               </w:rPr>
               <w:t>Очищенный текст новости или embedding-представление.</w:t>
@@ -1011,6 +1252,7 @@
               <w:rPr>
                 <w:rFonts w:ascii="Times New Roman" w:hAnsi="Times New Roman" w:cs="Times New Roman"/>
                 <w:b w:val="0"/>
+                <w:i w:val="0"/>
                 <w:sz w:val="20"/>
               </w:rPr>
               <w:t>Выход модели</w:t>
@@ -1039,6 +1281,7 @@
               <w:rPr>
                 <w:rFonts w:ascii="Times New Roman" w:hAnsi="Times New Roman" w:cs="Times New Roman"/>
                 <w:b w:val="0"/>
+                <w:i w:val="0"/>
                 <w:sz w:val="20"/>
               </w:rPr>
               <w:t>Предсказанный класс, confidence score и объяснение для интерфейса.</w:t>
@@ -1069,6 +1312,7 @@
               <w:rPr>
                 <w:rFonts w:ascii="Times New Roman" w:hAnsi="Times New Roman" w:cs="Times New Roman"/>
                 <w:b w:val="0"/>
+                <w:i w:val="0"/>
                 <w:sz w:val="20"/>
               </w:rPr>
               <w:t>Метрики</w:t>
@@ -1097,6 +1341,7 @@
               <w:rPr>
                 <w:rFonts w:ascii="Times New Roman" w:hAnsi="Times New Roman" w:cs="Times New Roman"/>
                 <w:b w:val="0"/>
+                <w:i w:val="0"/>
                 <w:sz w:val="20"/>
               </w:rPr>
               <w:t>Accuracy и macro F1 на тестовом наборе.</w:t>
@@ -1111,7 +1356,7 @@
         <w:pStyle w:val="Heading1"/>
       </w:pPr>
       <w:r>
-        <w:t>3 МЕТОДЫ И МОДЕЛИ</w:t>
+        <w:t>3 Методы и модели</w:t>
       </w:r>
     </w:p>
     <w:p>
@@ -1201,6 +1446,7 @@
               <w:rPr>
                 <w:rFonts w:ascii="Times New Roman" w:hAnsi="Times New Roman" w:cs="Times New Roman"/>
                 <w:b/>
+                <w:i w:val="0"/>
                 <w:sz w:val="20"/>
               </w:rPr>
               <w:t>Модель</w:t>
@@ -1230,6 +1476,7 @@
               <w:rPr>
                 <w:rFonts w:ascii="Times New Roman" w:hAnsi="Times New Roman" w:cs="Times New Roman"/>
                 <w:b/>
+                <w:i w:val="0"/>
                 <w:sz w:val="20"/>
               </w:rPr>
               <w:t>Сильная сторона</w:t>
@@ -1259,6 +1506,7 @@
               <w:rPr>
                 <w:rFonts w:ascii="Times New Roman" w:hAnsi="Times New Roman" w:cs="Times New Roman"/>
                 <w:b/>
+                <w:i w:val="0"/>
                 <w:sz w:val="20"/>
               </w:rPr>
               <w:t>Ограничение</w:t>
@@ -1289,6 +1537,7 @@
               <w:rPr>
                 <w:rFonts w:ascii="Times New Roman" w:hAnsi="Times New Roman" w:cs="Times New Roman"/>
                 <w:b w:val="0"/>
+                <w:i w:val="0"/>
                 <w:sz w:val="20"/>
               </w:rPr>
               <w:t>TF-IDF + Logistic Regression</w:t>
@@ -1317,6 +1566,7 @@
               <w:rPr>
                 <w:rFonts w:ascii="Times New Roman" w:hAnsi="Times New Roman" w:cs="Times New Roman"/>
                 <w:b w:val="0"/>
+                <w:i w:val="0"/>
                 <w:sz w:val="20"/>
               </w:rPr>
               <w:t>Высокая скорость, объяснимость, сильный baseline.</w:t>
@@ -1345,6 +1595,7 @@
               <w:rPr>
                 <w:rFonts w:ascii="Times New Roman" w:hAnsi="Times New Roman" w:cs="Times New Roman"/>
                 <w:b w:val="0"/>
+                <w:i w:val="0"/>
                 <w:sz w:val="20"/>
               </w:rPr>
               <w:t>Зависимость от лексических совпадений и словаря.</w:t>
@@ -1375,6 +1626,7 @@
               <w:rPr>
                 <w:rFonts w:ascii="Times New Roman" w:hAnsi="Times New Roman" w:cs="Times New Roman"/>
                 <w:b w:val="0"/>
+                <w:i w:val="0"/>
                 <w:sz w:val="20"/>
               </w:rPr>
               <w:t>embedding-logreg</w:t>
@@ -1403,6 +1655,7 @@
               <w:rPr>
                 <w:rFonts w:ascii="Times New Roman" w:hAnsi="Times New Roman" w:cs="Times New Roman"/>
                 <w:b w:val="0"/>
+                <w:i w:val="0"/>
                 <w:sz w:val="20"/>
               </w:rPr>
               <w:t>Учитывает смысловую близость текстов.</w:t>
@@ -1431,6 +1684,7 @@
               <w:rPr>
                 <w:rFonts w:ascii="Times New Roman" w:hAnsi="Times New Roman" w:cs="Times New Roman"/>
                 <w:b w:val="0"/>
+                <w:i w:val="0"/>
                 <w:sz w:val="20"/>
               </w:rPr>
               <w:t>Может терять важные доменные маркеры текущей разметки.</w:t>
@@ -1461,6 +1715,7 @@
               <w:rPr>
                 <w:rFonts w:ascii="Times New Roman" w:hAnsi="Times New Roman" w:cs="Times New Roman"/>
                 <w:b w:val="0"/>
+                <w:i w:val="0"/>
                 <w:sz w:val="20"/>
               </w:rPr>
               <w:t>tiny-transformer-classifier</w:t>
@@ -1489,6 +1744,7 @@
               <w:rPr>
                 <w:rFonts w:ascii="Times New Roman" w:hAnsi="Times New Roman" w:cs="Times New Roman"/>
                 <w:b w:val="0"/>
+                <w:i w:val="0"/>
                 <w:sz w:val="20"/>
               </w:rPr>
               <w:t>Проверяет нейросетевой подход.</w:t>
@@ -1517,6 +1773,7 @@
               <w:rPr>
                 <w:rFonts w:ascii="Times New Roman" w:hAnsi="Times New Roman" w:cs="Times New Roman"/>
                 <w:b w:val="0"/>
+                <w:i w:val="0"/>
                 <w:sz w:val="20"/>
               </w:rPr>
               <w:t>Ограничен размером модели и режимом обучения.</w:t>
@@ -1531,7 +1788,7 @@
         <w:pStyle w:val="Heading1"/>
       </w:pPr>
       <w:r>
-        <w:t>4 АРХИТЕКТУРА ПРОГРАММНОЙ СИСТЕМЫ</w:t>
+        <w:t>4 Архитектура программной системы</w:t>
       </w:r>
     </w:p>
     <w:p>
@@ -1624,7 +1881,8 @@
         <w:rPr>
           <w:rFonts w:ascii="Times New Roman" w:hAnsi="Times New Roman" w:cs="Times New Roman"/>
           <w:b w:val="0"/>
-          <w:sz w:val="24"/>
+          <w:i w:val="0"/>
+          <w:sz w:val="22"/>
         </w:rPr>
         <w:t>Схема 1 - Компактная архитектура программной системы</w:t>
       </w:r>
@@ -1679,7 +1937,8 @@
         <w:rPr>
           <w:rFonts w:ascii="Times New Roman" w:hAnsi="Times New Roman" w:cs="Times New Roman"/>
           <w:b w:val="0"/>
-          <w:sz w:val="24"/>
+          <w:i w:val="0"/>
+          <w:sz w:val="22"/>
         </w:rPr>
         <w:t>Схема 2 - ML/RAG-пайплайн обработки вопроса</w:t>
       </w:r>
@@ -1689,7 +1948,7 @@
         <w:pStyle w:val="Heading1"/>
       </w:pPr>
       <w:r>
-        <w:t>5 РЕАЛИЗАЦИЯ И ПОЛЬЗОВАТЕЛЬСКИЙ СЦЕНАРИЙ</w:t>
+        <w:t>5 Реализация и пользовательский сценарий</w:t>
       </w:r>
     </w:p>
     <w:p>
@@ -1792,7 +2051,8 @@
         <w:rPr>
           <w:rFonts w:ascii="Times New Roman" w:hAnsi="Times New Roman" w:cs="Times New Roman"/>
           <w:b w:val="0"/>
-          <w:sz w:val="24"/>
+          <w:i w:val="0"/>
+          <w:sz w:val="22"/>
         </w:rPr>
         <w:t>Рисунок 1 - Страница чата</w:t>
       </w:r>
@@ -1847,7 +2107,8 @@
         <w:rPr>
           <w:rFonts w:ascii="Times New Roman" w:hAnsi="Times New Roman" w:cs="Times New Roman"/>
           <w:b w:val="0"/>
-          <w:sz w:val="24"/>
+          <w:i w:val="0"/>
+          <w:sz w:val="22"/>
         </w:rPr>
         <w:t>Рисунок 2 - Страница ML-отчета</w:t>
       </w:r>
@@ -1902,7 +2163,8 @@
         <w:rPr>
           <w:rFonts w:ascii="Times New Roman" w:hAnsi="Times New Roman" w:cs="Times New Roman"/>
           <w:b w:val="0"/>
-          <w:sz w:val="24"/>
+          <w:i w:val="0"/>
+          <w:sz w:val="22"/>
         </w:rPr>
         <w:t>Рисунок 3 - Страница прогноза</w:t>
       </w:r>
@@ -1912,7 +2174,7 @@
         <w:pStyle w:val="Heading1"/>
       </w:pPr>
       <w:r>
-        <w:t>6 ЭКСПЕРИМЕНТ И РЕЗУЛЬТАТЫ</w:t>
+        <w:t>6 Эксперимент и результаты</w:t>
       </w:r>
     </w:p>
     <w:p>
@@ -2008,6 +2270,7 @@
               <w:rPr>
                 <w:rFonts w:ascii="Times New Roman" w:hAnsi="Times New Roman" w:cs="Times New Roman"/>
                 <w:b/>
+                <w:i w:val="0"/>
                 <w:sz w:val="20"/>
               </w:rPr>
               <w:t>Модель</w:t>
@@ -2037,6 +2300,7 @@
               <w:rPr>
                 <w:rFonts w:ascii="Times New Roman" w:hAnsi="Times New Roman" w:cs="Times New Roman"/>
                 <w:b/>
+                <w:i w:val="0"/>
                 <w:sz w:val="20"/>
               </w:rPr>
               <w:t>Test accuracy</w:t>
@@ -2066,6 +2330,7 @@
               <w:rPr>
                 <w:rFonts w:ascii="Times New Roman" w:hAnsi="Times New Roman" w:cs="Times New Roman"/>
                 <w:b/>
+                <w:i w:val="0"/>
                 <w:sz w:val="20"/>
               </w:rPr>
               <w:t>Test macro F1</w:t>
@@ -2095,6 +2360,7 @@
               <w:rPr>
                 <w:rFonts w:ascii="Times New Roman" w:hAnsi="Times New Roman" w:cs="Times New Roman"/>
                 <w:b/>
+                <w:i w:val="0"/>
                 <w:sz w:val="20"/>
               </w:rPr>
               <w:t>Интерпретация</w:t>
@@ -2125,6 +2391,7 @@
               <w:rPr>
                 <w:rFonts w:ascii="Times New Roman" w:hAnsi="Times New Roman" w:cs="Times New Roman"/>
                 <w:b w:val="0"/>
+                <w:i w:val="0"/>
                 <w:sz w:val="20"/>
               </w:rPr>
               <w:t>tfidf-logreg</w:t>
@@ -2153,6 +2420,7 @@
               <w:rPr>
                 <w:rFonts w:ascii="Times New Roman" w:hAnsi="Times New Roman" w:cs="Times New Roman"/>
                 <w:b w:val="0"/>
+                <w:i w:val="0"/>
                 <w:sz w:val="20"/>
               </w:rPr>
               <w:t>0.785</w:t>
@@ -2181,6 +2449,7 @@
               <w:rPr>
                 <w:rFonts w:ascii="Times New Roman" w:hAnsi="Times New Roman" w:cs="Times New Roman"/>
                 <w:b w:val="0"/>
+                <w:i w:val="0"/>
                 <w:sz w:val="20"/>
               </w:rPr>
               <w:t>0.717</w:t>
@@ -2209,6 +2478,7 @@
               <w:rPr>
                 <w:rFonts w:ascii="Times New Roman" w:hAnsi="Times New Roman" w:cs="Times New Roman"/>
                 <w:b w:val="0"/>
+                <w:i w:val="0"/>
                 <w:sz w:val="20"/>
               </w:rPr>
               <w:t>лучшая baseline-модель</w:t>
@@ -2239,6 +2509,7 @@
               <w:rPr>
                 <w:rFonts w:ascii="Times New Roman" w:hAnsi="Times New Roman" w:cs="Times New Roman"/>
                 <w:b w:val="0"/>
+                <w:i w:val="0"/>
                 <w:sz w:val="20"/>
               </w:rPr>
               <w:t>embedding-logreg</w:t>
@@ -2267,6 +2538,7 @@
               <w:rPr>
                 <w:rFonts w:ascii="Times New Roman" w:hAnsi="Times New Roman" w:cs="Times New Roman"/>
                 <w:b w:val="0"/>
+                <w:i w:val="0"/>
                 <w:sz w:val="20"/>
               </w:rPr>
               <w:t>0.594</w:t>
@@ -2295,6 +2567,7 @@
               <w:rPr>
                 <w:rFonts w:ascii="Times New Roman" w:hAnsi="Times New Roman" w:cs="Times New Roman"/>
                 <w:b w:val="0"/>
+                <w:i w:val="0"/>
                 <w:sz w:val="20"/>
               </w:rPr>
               <w:t>0.515</w:t>
@@ -2323,6 +2596,7 @@
               <w:rPr>
                 <w:rFonts w:ascii="Times New Roman" w:hAnsi="Times New Roman" w:cs="Times New Roman"/>
                 <w:b w:val="0"/>
+                <w:i w:val="0"/>
                 <w:sz w:val="20"/>
               </w:rPr>
               <w:t>уступает TF-IDF на текущей разметке</w:t>
@@ -2353,6 +2627,7 @@
               <w:rPr>
                 <w:rFonts w:ascii="Times New Roman" w:hAnsi="Times New Roman" w:cs="Times New Roman"/>
                 <w:b w:val="0"/>
+                <w:i w:val="0"/>
                 <w:sz w:val="20"/>
               </w:rPr>
               <w:t>tiny-transformer-classifier</w:t>
@@ -2381,6 +2656,7 @@
               <w:rPr>
                 <w:rFonts w:ascii="Times New Roman" w:hAnsi="Times New Roman" w:cs="Times New Roman"/>
                 <w:b w:val="0"/>
+                <w:i w:val="0"/>
                 <w:sz w:val="20"/>
               </w:rPr>
               <w:t>0.488</w:t>
@@ -2409,6 +2685,7 @@
               <w:rPr>
                 <w:rFonts w:ascii="Times New Roman" w:hAnsi="Times New Roman" w:cs="Times New Roman"/>
                 <w:b w:val="0"/>
+                <w:i w:val="0"/>
                 <w:sz w:val="20"/>
               </w:rPr>
               <w:t>0.352</w:t>
@@ -2437,6 +2714,7 @@
               <w:rPr>
                 <w:rFonts w:ascii="Times New Roman" w:hAnsi="Times New Roman" w:cs="Times New Roman"/>
                 <w:b w:val="0"/>
+                <w:i w:val="0"/>
                 <w:sz w:val="20"/>
               </w:rPr>
               <w:t>ограничен размером и режимом обучения</w:t>
@@ -2456,7 +2734,7 @@
         <w:pStyle w:val="Heading1"/>
       </w:pPr>
       <w:r>
-        <w:t>7 НАПРАВЛЕНИЯ УЛУЧШЕНИЯ</w:t>
+        <w:t>7 Направления улучшения</w:t>
       </w:r>
     </w:p>
     <w:p>
@@ -2569,7 +2847,7 @@
         <w:pStyle w:val="Heading1"/>
       </w:pPr>
       <w:r>
-        <w:t>ЗАКЛЮЧЕНИЕ</w:t>
+        <w:t>Заключение</w:t>
       </w:r>
     </w:p>
     <w:p>
@@ -2607,7 +2885,7 @@
         <w:pStyle w:val="Heading1"/>
       </w:pPr>
       <w:r>
-        <w:t>СПИСОК ИСПОЛЬЗОВАННЫХ ИСТОЧНИКОВ</w:t>
+        <w:t>Список использованных источников</w:t>
       </w:r>
     </w:p>
     <w:p>
@@ -2720,7 +2998,7 @@
         <w:pStyle w:val="Heading1"/>
       </w:pPr>
       <w:r>
-        <w:t>ПРИЛОЖЕНИЯ</w:t>
+        <w:t>Приложения</w:t>
       </w:r>
     </w:p>
     <w:p>
@@ -2780,6 +3058,7 @@
               <w:rPr>
                 <w:rFonts w:ascii="Times New Roman" w:hAnsi="Times New Roman" w:cs="Times New Roman"/>
                 <w:b/>
+                <w:i w:val="0"/>
                 <w:sz w:val="20"/>
               </w:rPr>
               <w:t>Показатель</w:t>
@@ -2809,6 +3088,7 @@
               <w:rPr>
                 <w:rFonts w:ascii="Times New Roman" w:hAnsi="Times New Roman" w:cs="Times New Roman"/>
                 <w:b/>
+                <w:i w:val="0"/>
                 <w:sz w:val="20"/>
               </w:rPr>
               <w:t>Значение</w:t>
@@ -2839,6 +3119,7 @@
               <w:rPr>
                 <w:rFonts w:ascii="Times New Roman" w:hAnsi="Times New Roman" w:cs="Times New Roman"/>
                 <w:b w:val="0"/>
+                <w:i w:val="0"/>
                 <w:sz w:val="20"/>
               </w:rPr>
               <w:t>Тема</w:t>
@@ -2867,6 +3148,7 @@
               <w:rPr>
                 <w:rFonts w:ascii="Times New Roman" w:hAnsi="Times New Roman" w:cs="Times New Roman"/>
                 <w:b w:val="0"/>
+                <w:i w:val="0"/>
                 <w:sz w:val="20"/>
               </w:rPr>
               <w:t>Разработка автоматической диалоговой системы на основе языковой модели для анализа экономических новостей</w:t>
@@ -2897,6 +3179,7 @@
               <w:rPr>
                 <w:rFonts w:ascii="Times New Roman" w:hAnsi="Times New Roman" w:cs="Times New Roman"/>
                 <w:b w:val="0"/>
+                <w:i w:val="0"/>
                 <w:sz w:val="20"/>
               </w:rPr>
               <w:t>Датасет</w:t>
@@ -2925,6 +3208,7 @@
               <w:rPr>
                 <w:rFonts w:ascii="Times New Roman" w:hAnsi="Times New Roman" w:cs="Times New Roman"/>
                 <w:b w:val="0"/>
+                <w:i w:val="0"/>
                 <w:sz w:val="20"/>
               </w:rPr>
               <w:t>FNSPID</w:t>
@@ -2955,6 +3239,7 @@
               <w:rPr>
                 <w:rFonts w:ascii="Times New Roman" w:hAnsi="Times New Roman" w:cs="Times New Roman"/>
                 <w:b w:val="0"/>
+                <w:i w:val="0"/>
                 <w:sz w:val="20"/>
               </w:rPr>
               <w:t>Объем корпуса</w:t>
@@ -2983,6 +3268,7 @@
               <w:rPr>
                 <w:rFonts w:ascii="Times New Roman" w:hAnsi="Times New Roman" w:cs="Times New Roman"/>
                 <w:b w:val="0"/>
+                <w:i w:val="0"/>
                 <w:sz w:val="20"/>
               </w:rPr>
               <w:t>50 000 новостей</w:t>
@@ -3013,6 +3299,7 @@
               <w:rPr>
                 <w:rFonts w:ascii="Times New Roman" w:hAnsi="Times New Roman" w:cs="Times New Roman"/>
                 <w:b w:val="0"/>
+                <w:i w:val="0"/>
                 <w:sz w:val="20"/>
               </w:rPr>
               <w:t>Классы</w:t>
@@ -3041,6 +3328,7 @@
               <w:rPr>
                 <w:rFonts w:ascii="Times New Roman" w:hAnsi="Times New Roman" w:cs="Times New Roman"/>
                 <w:b w:val="0"/>
+                <w:i w:val="0"/>
                 <w:sz w:val="20"/>
               </w:rPr>
               <w:t>negative, neutral, positive</w:t>
@@ -3071,6 +3359,7 @@
               <w:rPr>
                 <w:rFonts w:ascii="Times New Roman" w:hAnsi="Times New Roman" w:cs="Times New Roman"/>
                 <w:b w:val="0"/>
+                <w:i w:val="0"/>
                 <w:sz w:val="20"/>
               </w:rPr>
               <w:t>Документы в прогнозе</w:t>
@@ -3099,6 +3388,7 @@
               <w:rPr>
                 <w:rFonts w:ascii="Times New Roman" w:hAnsi="Times New Roman" w:cs="Times New Roman"/>
                 <w:b w:val="0"/>
+                <w:i w:val="0"/>
                 <w:sz w:val="20"/>
               </w:rPr>
               <w:t>10 000</w:t>
@@ -3129,6 +3419,7 @@
               <w:rPr>
                 <w:rFonts w:ascii="Times New Roman" w:hAnsi="Times New Roman" w:cs="Times New Roman"/>
                 <w:b w:val="0"/>
+                <w:i w:val="0"/>
                 <w:sz w:val="20"/>
               </w:rPr>
               <w:t>Количество тем</w:t>
@@ -3157,6 +3448,7 @@
               <w:rPr>
                 <w:rFonts w:ascii="Times New Roman" w:hAnsi="Times New Roman" w:cs="Times New Roman"/>
                 <w:b w:val="0"/>
+                <w:i w:val="0"/>
                 <w:sz w:val="20"/>
               </w:rPr>
               <w:t>2 716</w:t>
@@ -3187,6 +3479,7 @@
               <w:rPr>
                 <w:rFonts w:ascii="Times New Roman" w:hAnsi="Times New Roman" w:cs="Times New Roman"/>
                 <w:b w:val="0"/>
+                <w:i w:val="0"/>
                 <w:sz w:val="20"/>
               </w:rPr>
               <w:t>Количество отчетов моделей</w:t>
@@ -3215,6 +3508,7 @@
               <w:rPr>
                 <w:rFonts w:ascii="Times New Roman" w:hAnsi="Times New Roman" w:cs="Times New Roman"/>
                 <w:b w:val="0"/>
+                <w:i w:val="0"/>
                 <w:sz w:val="20"/>
               </w:rPr>
               <w:t>3</w:t>
@@ -3268,6 +3562,7 @@
               <w:rPr>
                 <w:rFonts w:ascii="Times New Roman" w:hAnsi="Times New Roman" w:cs="Times New Roman"/>
                 <w:b/>
+                <w:i w:val="0"/>
                 <w:sz w:val="20"/>
               </w:rPr>
               <w:t>Компонент</w:t>
@@ -3297,6 +3592,7 @@
               <w:rPr>
                 <w:rFonts w:ascii="Times New Roman" w:hAnsi="Times New Roman" w:cs="Times New Roman"/>
                 <w:b/>
+                <w:i w:val="0"/>
                 <w:sz w:val="20"/>
               </w:rPr>
               <w:t>Роль</w:t>
@@ -3327,6 +3623,7 @@
               <w:rPr>
                 <w:rFonts w:ascii="Times New Roman" w:hAnsi="Times New Roman" w:cs="Times New Roman"/>
                 <w:b w:val="0"/>
+                <w:i w:val="0"/>
                 <w:sz w:val="20"/>
               </w:rPr>
               <w:t>FNSPID</w:t>
@@ -3355,6 +3652,7 @@
               <w:rPr>
                 <w:rFonts w:ascii="Times New Roman" w:hAnsi="Times New Roman" w:cs="Times New Roman"/>
                 <w:b w:val="0"/>
+                <w:i w:val="0"/>
                 <w:sz w:val="20"/>
               </w:rPr>
               <w:t>Корпус экономических новостей для обучения моделей и поиска источников.</w:t>
@@ -3385,6 +3683,7 @@
               <w:rPr>
                 <w:rFonts w:ascii="Times New Roman" w:hAnsi="Times New Roman" w:cs="Times New Roman"/>
                 <w:b w:val="0"/>
+                <w:i w:val="0"/>
                 <w:sz w:val="20"/>
               </w:rPr>
               <w:t>TF-IDF + Logistic Regression</w:t>
@@ -3413,6 +3712,7 @@
               <w:rPr>
                 <w:rFonts w:ascii="Times New Roman" w:hAnsi="Times New Roman" w:cs="Times New Roman"/>
                 <w:b w:val="0"/>
+                <w:i w:val="0"/>
                 <w:sz w:val="20"/>
               </w:rPr>
               <w:t>Лучший baseline для классификации влияния на текущей разметке.</w:t>
@@ -3443,6 +3743,7 @@
               <w:rPr>
                 <w:rFonts w:ascii="Times New Roman" w:hAnsi="Times New Roman" w:cs="Times New Roman"/>
                 <w:b w:val="0"/>
+                <w:i w:val="0"/>
                 <w:sz w:val="20"/>
               </w:rPr>
               <w:t>Qdrant</w:t>
@@ -3471,6 +3772,7 @@
               <w:rPr>
                 <w:rFonts w:ascii="Times New Roman" w:hAnsi="Times New Roman" w:cs="Times New Roman"/>
                 <w:b w:val="0"/>
+                <w:i w:val="0"/>
                 <w:sz w:val="20"/>
               </w:rPr>
               <w:t>Векторное хранилище для поиска релевантных новостей по вопросу.</w:t>
@@ -3501,6 +3803,7 @@
               <w:rPr>
                 <w:rFonts w:ascii="Times New Roman" w:hAnsi="Times New Roman" w:cs="Times New Roman"/>
                 <w:b w:val="0"/>
+                <w:i w:val="0"/>
                 <w:sz w:val="20"/>
               </w:rPr>
               <w:t>Внешний LLM API</w:t>
@@ -3529,6 +3832,7 @@
               <w:rPr>
                 <w:rFonts w:ascii="Times New Roman" w:hAnsi="Times New Roman" w:cs="Times New Roman"/>
                 <w:b w:val="0"/>
+                <w:i w:val="0"/>
                 <w:sz w:val="20"/>
               </w:rPr>
               <w:t>Компонент обобщения найденного контекста в аналитический ответ.</w:t>
@@ -3559,6 +3863,7 @@
               <w:rPr>
                 <w:rFonts w:ascii="Times New Roman" w:hAnsi="Times New Roman" w:cs="Times New Roman"/>
                 <w:b w:val="0"/>
+                <w:i w:val="0"/>
                 <w:sz w:val="20"/>
               </w:rPr>
               <w:t>MLflow</w:t>
@@ -3587,6 +3892,7 @@
               <w:rPr>
                 <w:rFonts w:ascii="Times New Roman" w:hAnsi="Times New Roman" w:cs="Times New Roman"/>
                 <w:b w:val="0"/>
+                <w:i w:val="0"/>
                 <w:sz w:val="20"/>
               </w:rPr>
               <w:t>Хранение сведений об экспериментах и метриках моделей.</w:t>
@@ -3613,16 +3919,8 @@
   <w:p>
     <w:pPr>
       <w:pStyle w:val="Footer"/>
-      <w:jc w:val="right"/>
     </w:pPr>
-    <w:r>
-      <w:rPr>
-        <w:rFonts w:ascii="Times New Roman" w:hAnsi="Times New Roman"/>
-        <w:color w:val="4F5B57"/>
-        <w:sz w:val="20"/>
-      </w:rPr>
-      <w:t>Прудиев Алексей Сергеевич, ПМ23-4</w:t>
-    </w:r>
+    <w:r/>
   </w:p>
 </w:ftr>
 </file>
@@ -3633,14 +3931,7 @@
     <w:pPr>
       <w:pStyle w:val="Header"/>
     </w:pPr>
-    <w:r>
-      <w:rPr>
-        <w:rFonts w:ascii="Times New Roman" w:hAnsi="Times New Roman"/>
-        <w:color w:val="4F5B57"/>
-        <w:sz w:val="20"/>
-      </w:rPr>
-      <w:t>Пояснительная записка к курсовой работе</w:t>
-    </w:r>
+    <w:r/>
   </w:p>
 </w:hdr>
 </file>
@@ -4009,13 +4300,13 @@
     <w:qFormat/>
     <w:rsid w:val="00FC693F"/>
     <w:pPr>
-      <w:spacing w:after="0" w:line="360" w:lineRule="auto"/>
+      <w:spacing w:after="120" w:line="360" w:lineRule="auto"/>
       <w:ind w:firstLine="709"/>
       <w:jc w:val="both"/>
     </w:pPr>
     <w:rPr>
       <w:rFonts w:ascii="Times New Roman" w:hAnsi="Times New Roman" w:cs="Times New Roman"/>
-      <w:sz w:val="28"/>
+      <w:sz w:val="24"/>
     </w:rPr>
   </w:style>
   <w:style w:type="paragraph" w:styleId="Header">
@@ -4073,9 +4364,9 @@
     <w:pPr>
       <w:keepNext/>
       <w:keepLines/>
-      <w:spacing w:before="360" w:after="160"/>
+      <w:spacing w:before="200" w:after="120"/>
       <w:ind w:firstLine="0"/>
-      <w:jc w:val="center"/>
+      <w:jc w:val="left"/>
       <w:outlineLvl w:val="0"/>
     </w:pPr>
     <w:rPr>
@@ -4099,7 +4390,7 @@
     <w:pPr>
       <w:keepNext/>
       <w:keepLines/>
-      <w:spacing w:before="240" w:after="120"/>
+      <w:spacing w:before="200" w:after="120"/>
       <w:ind w:firstLine="0"/>
       <w:jc w:val="left"/>
       <w:outlineLvl w:val="1"/>
@@ -4109,7 +4400,7 @@
       <w:b/>
       <w:bCs/>
       <w:color w:val="111111"/>
-      <w:sz w:val="28"/>
+      <w:sz w:val="26"/>
       <w:szCs w:val="26"/>
     </w:rPr>
   </w:style>
@@ -4135,7 +4426,7 @@
       <w:b/>
       <w:bCs/>
       <w:color w:val="111111"/>
-      <w:sz w:val="28"/>
+      <w:sz w:val="24"/>
     </w:rPr>
   </w:style>
   <w:style w:type="paragraph" w:styleId="Heading4">
@@ -4558,7 +4849,7 @@
     </w:pPr>
     <w:rPr>
       <w:rFonts w:ascii="Times New Roman" w:hAnsi="Times New Roman" w:cs="Times New Roman"/>
-      <w:sz w:val="28"/>
+      <w:sz w:val="24"/>
     </w:rPr>
   </w:style>
   <w:style w:type="paragraph" w:styleId="ListBullet2">
@@ -4601,7 +4892,7 @@
     </w:pPr>
     <w:rPr>
       <w:rFonts w:ascii="Times New Roman" w:hAnsi="Times New Roman" w:cs="Times New Roman"/>
-      <w:sz w:val="28"/>
+      <w:sz w:val="24"/>
     </w:rPr>
   </w:style>
   <w:style w:type="paragraph" w:styleId="ListNumber2">
